--- a/DocumentazioneProgettoCalendar.docx
+++ b/DocumentazioneProgettoCalendar.docx
@@ -158,7 +158,7 @@
     <w:p>
       <w:r>
         <w:pict w14:anchorId="678BD990">
-          <v:rect id="_x0000_i1145" style="width:0;height:1.5pt" o:hralign="center" o:hrstd="t" o:hr="t" fillcolor="#a0a0a0" stroked="f"/>
+          <v:rect id="_x0000_i1025" style="width:0;height:1.5pt" o:hralign="center" o:hrstd="t" o:hr="t" fillcolor="#a0a0a0" stroked="f"/>
         </w:pict>
       </w:r>
     </w:p>
@@ -315,7 +315,7 @@
     <w:p>
       <w:r>
         <w:pict w14:anchorId="7B264EFD">
-          <v:rect id="_x0000_i1146" style="width:0;height:1.5pt" o:hralign="center" o:hrstd="t" o:hr="t" fillcolor="#a0a0a0" stroked="f"/>
+          <v:rect id="_x0000_i1026" style="width:0;height:1.5pt" o:hralign="center" o:hrstd="t" o:hr="t" fillcolor="#a0a0a0" stroked="f"/>
         </w:pict>
       </w:r>
     </w:p>
@@ -863,7 +863,7 @@
     <w:p>
       <w:r>
         <w:pict w14:anchorId="33016C39">
-          <v:rect id="_x0000_i1148" style="width:0;height:1.5pt" o:hralign="center" o:hrstd="t" o:hr="t" fillcolor="#a0a0a0" stroked="f"/>
+          <v:rect id="_x0000_i1027" style="width:0;height:1.5pt" o:hralign="center" o:hrstd="t" o:hr="t" fillcolor="#a0a0a0" stroked="f"/>
         </w:pict>
       </w:r>
     </w:p>
@@ -966,7 +966,7 @@
     <w:p>
       <w:r>
         <w:pict w14:anchorId="58A18366">
-          <v:rect id="_x0000_i1149" style="width:0;height:1.5pt" o:hralign="center" o:hrstd="t" o:hr="t" fillcolor="#a0a0a0" stroked="f"/>
+          <v:rect id="_x0000_i1028" style="width:0;height:1.5pt" o:hralign="center" o:hrstd="t" o:hr="t" fillcolor="#a0a0a0" stroked="f"/>
         </w:pict>
       </w:r>
     </w:p>
@@ -1072,7 +1072,7 @@
     <w:p>
       <w:r>
         <w:pict w14:anchorId="473ABED7">
-          <v:rect id="_x0000_i1150" style="width:0;height:1.5pt" o:hralign="center" o:hrstd="t" o:hr="t" fillcolor="#a0a0a0" stroked="f"/>
+          <v:rect id="_x0000_i1029" style="width:0;height:1.5pt" o:hralign="center" o:hrstd="t" o:hr="t" fillcolor="#a0a0a0" stroked="f"/>
         </w:pict>
       </w:r>
     </w:p>
@@ -1231,7 +1231,7 @@
     <w:p>
       <w:r>
         <w:pict w14:anchorId="33B80F54">
-          <v:rect id="_x0000_i1151" style="width:0;height:1.5pt" o:hralign="center" o:hrstd="t" o:hr="t" fillcolor="#a0a0a0" stroked="f"/>
+          <v:rect id="_x0000_i1030" style="width:0;height:1.5pt" o:hralign="center" o:hrstd="t" o:hr="t" fillcolor="#a0a0a0" stroked="f"/>
         </w:pict>
       </w:r>
     </w:p>
@@ -1293,7 +1293,7 @@
     <w:p>
       <w:r>
         <w:pict w14:anchorId="3730DF76">
-          <v:rect id="_x0000_i1152" style="width:0;height:1.5pt" o:hralign="center" o:hrstd="t" o:hr="t" fillcolor="#a0a0a0" stroked="f"/>
+          <v:rect id="_x0000_i1031" style="width:0;height:1.5pt" o:hralign="center" o:hrstd="t" o:hr="t" fillcolor="#a0a0a0" stroked="f"/>
         </w:pict>
       </w:r>
     </w:p>
@@ -1376,7 +1376,7 @@
     <w:p>
       <w:r>
         <w:pict w14:anchorId="68F97274">
-          <v:rect id="_x0000_i1153" style="width:0;height:1.5pt" o:hralign="center" o:hrstd="t" o:hr="t" fillcolor="#a0a0a0" stroked="f"/>
+          <v:rect id="_x0000_i1032" style="width:0;height:1.5pt" o:hralign="center" o:hrstd="t" o:hr="t" fillcolor="#a0a0a0" stroked="f"/>
         </w:pict>
       </w:r>
     </w:p>
@@ -1637,7 +1637,7 @@
     <w:p>
       <w:r>
         <w:pict w14:anchorId="44A8BC02">
-          <v:rect id="_x0000_i1154" style="width:0;height:1.5pt" o:hralign="center" o:hrstd="t" o:hr="t" fillcolor="#a0a0a0" stroked="f"/>
+          <v:rect id="_x0000_i1033" style="width:0;height:1.5pt" o:hralign="center" o:hrstd="t" o:hr="t" fillcolor="#a0a0a0" stroked="f"/>
         </w:pict>
       </w:r>
     </w:p>
@@ -1699,7 +1699,7 @@
     <w:p>
       <w:r>
         <w:pict w14:anchorId="184179D6">
-          <v:rect id="_x0000_i1155" style="width:0;height:1.5pt" o:hralign="center" o:hrstd="t" o:hr="t" fillcolor="#a0a0a0" stroked="f"/>
+          <v:rect id="_x0000_i1034" style="width:0;height:1.5pt" o:hralign="center" o:hrstd="t" o:hr="t" fillcolor="#a0a0a0" stroked="f"/>
         </w:pict>
       </w:r>
     </w:p>
@@ -1755,7 +1755,7 @@
     <w:p>
       <w:r>
         <w:pict w14:anchorId="22EBC9CE">
-          <v:rect id="_x0000_i1156" style="width:0;height:1.5pt" o:hralign="center" o:hrstd="t" o:hr="t" fillcolor="#a0a0a0" stroked="f"/>
+          <v:rect id="_x0000_i1035" style="width:0;height:1.5pt" o:hralign="center" o:hrstd="t" o:hr="t" fillcolor="#a0a0a0" stroked="f"/>
         </w:pict>
       </w:r>
     </w:p>
@@ -1838,7 +1838,7 @@
     <w:p>
       <w:r>
         <w:pict w14:anchorId="4AA9AD1E">
-          <v:rect id="_x0000_i1157" style="width:0;height:1.5pt" o:hralign="center" o:hrstd="t" o:hr="t" fillcolor="#a0a0a0" stroked="f"/>
+          <v:rect id="_x0000_i1036" style="width:0;height:1.5pt" o:hralign="center" o:hrstd="t" o:hr="t" fillcolor="#a0a0a0" stroked="f"/>
         </w:pict>
       </w:r>
     </w:p>
@@ -1923,7 +1923,7 @@
     <w:p>
       <w:r>
         <w:pict w14:anchorId="6A632419">
-          <v:rect id="_x0000_i1158" style="width:0;height:1.5pt" o:hralign="center" o:hrstd="t" o:hr="t" fillcolor="#a0a0a0" stroked="f"/>
+          <v:rect id="_x0000_i1037" style="width:0;height:1.5pt" o:hralign="center" o:hrstd="t" o:hr="t" fillcolor="#a0a0a0" stroked="f"/>
         </w:pict>
       </w:r>
     </w:p>
@@ -2065,7 +2065,7 @@
     <w:p>
       <w:r>
         <w:pict w14:anchorId="786CC8DE">
-          <v:rect id="_x0000_i1159" style="width:0;height:1.5pt" o:hralign="center" o:hrstd="t" o:hr="t" fillcolor="#a0a0a0" stroked="f"/>
+          <v:rect id="_x0000_i1038" style="width:0;height:1.5pt" o:hralign="center" o:hrstd="t" o:hr="t" fillcolor="#a0a0a0" stroked="f"/>
         </w:pict>
       </w:r>
     </w:p>
@@ -2196,7 +2196,7 @@
     <w:p>
       <w:r>
         <w:pict w14:anchorId="0062DB2C">
-          <v:rect id="_x0000_i1160" style="width:0;height:1.5pt" o:hralign="center" o:hrstd="t" o:hr="t" fillcolor="#a0a0a0" stroked="f"/>
+          <v:rect id="_x0000_i1039" style="width:0;height:1.5pt" o:hralign="center" o:hrstd="t" o:hr="t" fillcolor="#a0a0a0" stroked="f"/>
         </w:pict>
       </w:r>
     </w:p>
@@ -2277,7 +2277,7 @@
     <w:p>
       <w:r>
         <w:pict w14:anchorId="6B7ED776">
-          <v:rect id="_x0000_i1161" style="width:0;height:1.5pt" o:hralign="center" o:hrstd="t" o:hr="t" fillcolor="#a0a0a0" stroked="f"/>
+          <v:rect id="_x0000_i1040" style="width:0;height:1.5pt" o:hralign="center" o:hrstd="t" o:hr="t" fillcolor="#a0a0a0" stroked="f"/>
         </w:pict>
       </w:r>
     </w:p>
@@ -2494,7 +2494,7 @@
     <w:p>
       <w:r>
         <w:pict w14:anchorId="7C1CB7B6">
-          <v:rect id="_x0000_i1162" style="width:0;height:1.5pt" o:hralign="center" o:hrstd="t" o:hr="t" fillcolor="#a0a0a0" stroked="f"/>
+          <v:rect id="_x0000_i1041" style="width:0;height:1.5pt" o:hralign="center" o:hrstd="t" o:hr="t" fillcolor="#a0a0a0" stroked="f"/>
         </w:pict>
       </w:r>
     </w:p>
@@ -2560,11 +2560,127 @@
     <w:p>
       <w:r>
         <w:pict w14:anchorId="1FD10F0A">
-          <v:rect id="_x0000_i1164" style="width:0;height:1.5pt" o:hralign="center" o:hrstd="t" o:hr="t" fillcolor="#a0a0a0" stroked="f"/>
+          <v:rect id="_x0000_i1042" style="width:0;height:1.5pt" o:hralign="center" o:hrstd="t" o:hr="t" fillcolor="#a0a0a0" stroked="f"/>
         </w:pict>
       </w:r>
     </w:p>
-    <w:p/>
+    <w:p>
+      <w:pPr>
+        <w:rPr>
+          <w:b/>
+          <w:bCs/>
+        </w:rPr>
+      </w:pPr>
+      <w:r>
+        <w:rPr>
+          <w:b/>
+          <w:bCs/>
+        </w:rPr>
+        <w:t>GitHub</w:t>
+      </w:r>
+    </w:p>
+    <w:p>
+      <w:pPr>
+        <w:numPr>
+          <w:ilvl w:val="0"/>
+          <w:numId w:val="16"/>
+        </w:numPr>
+      </w:pPr>
+      <w:r>
+        <w:t xml:space="preserve">Progetto aggiornato con </w:t>
+      </w:r>
+      <w:proofErr w:type="gramStart"/>
+      <w:r>
+        <w:t>una repository</w:t>
+      </w:r>
+      <w:proofErr w:type="gramEnd"/>
+      <w:r>
+        <w:t xml:space="preserve"> GitHub</w:t>
+      </w:r>
+    </w:p>
+    <w:p>
+      <w:pPr>
+        <w:numPr>
+          <w:ilvl w:val="0"/>
+          <w:numId w:val="16"/>
+        </w:numPr>
+      </w:pPr>
+      <w:proofErr w:type="spellStart"/>
+      <w:r>
+        <w:t>Branch</w:t>
+      </w:r>
+      <w:proofErr w:type="spellEnd"/>
+      <w:r>
+        <w:t xml:space="preserve"> usati: </w:t>
+      </w:r>
+      <w:proofErr w:type="spellStart"/>
+      <w:r>
+        <w:t>Main</w:t>
+      </w:r>
+      <w:proofErr w:type="spellEnd"/>
+      <w:r>
+        <w:t xml:space="preserve">, </w:t>
+      </w:r>
+      <w:proofErr w:type="spellStart"/>
+      <w:r>
+        <w:t>Obitettivo</w:t>
+      </w:r>
+      <w:proofErr w:type="spellEnd"/>
+      <w:r>
+        <w:t xml:space="preserve"> 2, New-Style-</w:t>
+      </w:r>
+      <w:proofErr w:type="spellStart"/>
+      <w:r>
+        <w:t>Css</w:t>
+      </w:r>
+      <w:proofErr w:type="spellEnd"/>
+      <w:r>
+        <w:t xml:space="preserve">, </w:t>
+      </w:r>
+      <w:proofErr w:type="spellStart"/>
+      <w:r>
+        <w:t>Sync</w:t>
+      </w:r>
+      <w:proofErr w:type="spellEnd"/>
+    </w:p>
+    <w:p>
+      <w:pPr>
+        <w:numPr>
+          <w:ilvl w:val="0"/>
+          <w:numId w:val="16"/>
+        </w:numPr>
+      </w:pPr>
+      <w:r>
+        <w:t xml:space="preserve">Tutto consiste in un centinaio di </w:t>
+      </w:r>
+      <w:proofErr w:type="spellStart"/>
+      <w:r>
+        <w:t>Commit</w:t>
+      </w:r>
+      <w:proofErr w:type="spellEnd"/>
+      <w:r>
+        <w:t xml:space="preserve"> e </w:t>
+      </w:r>
+      <w:proofErr w:type="spellStart"/>
+      <w:r>
+        <w:t>Push</w:t>
+      </w:r>
+      <w:proofErr w:type="spellEnd"/>
+    </w:p>
+    <w:p>
+      <w:pPr>
+        <w:numPr>
+          <w:ilvl w:val="0"/>
+          <w:numId w:val="16"/>
+        </w:numPr>
+      </w:pPr>
+      <w:r>
+        <w:t xml:space="preserve">Link: </w:t>
+      </w:r>
+      <w:r>
+        <w:t>https://github.com/GabrieleFabi/AgileProject</w:t>
+      </w:r>
+    </w:p>
     <w:sectPr>
       <w:pgSz w:w="11906" w:h="16838"/>
       <w:pgMar w:top="1417" w:right="1134" w:bottom="1134" w:left="1134" w:header="708" w:footer="708" w:gutter="0"/>
@@ -4366,6 +4482,119 @@
     </w:lvl>
   </w:abstractNum>
   <w:abstractNum w:abstractNumId="12" w15:restartNumberingAfterBreak="0">
+    <w:nsid w:val="432E04CD"/>
+    <w:multiLevelType w:val="hybridMultilevel"/>
+    <w:tmpl w:val="E0E44FEC"/>
+    <w:lvl w:ilvl="0" w:tplc="04100001">
+      <w:start w:val="1"/>
+      <w:numFmt w:val="bullet"/>
+      <w:lvlText w:val=""/>
+      <w:lvlJc w:val="left"/>
+      <w:pPr>
+        <w:ind w:left="720" w:hanging="360"/>
+      </w:pPr>
+      <w:rPr>
+        <w:rFonts w:ascii="Symbol" w:hAnsi="Symbol" w:hint="default"/>
+      </w:rPr>
+    </w:lvl>
+    <w:lvl w:ilvl="1" w:tplc="04100003" w:tentative="1">
+      <w:start w:val="1"/>
+      <w:numFmt w:val="bullet"/>
+      <w:lvlText w:val="o"/>
+      <w:lvlJc w:val="left"/>
+      <w:pPr>
+        <w:ind w:left="1440" w:hanging="360"/>
+      </w:pPr>
+      <w:rPr>
+        <w:rFonts w:ascii="Courier New" w:hAnsi="Courier New" w:cs="Courier New" w:hint="default"/>
+      </w:rPr>
+    </w:lvl>
+    <w:lvl w:ilvl="2" w:tplc="04100005" w:tentative="1">
+      <w:start w:val="1"/>
+      <w:numFmt w:val="bullet"/>
+      <w:lvlText w:val=""/>
+      <w:lvlJc w:val="left"/>
+      <w:pPr>
+        <w:ind w:left="2160" w:hanging="360"/>
+      </w:pPr>
+      <w:rPr>
+        <w:rFonts w:ascii="Wingdings" w:hAnsi="Wingdings" w:hint="default"/>
+      </w:rPr>
+    </w:lvl>
+    <w:lvl w:ilvl="3" w:tplc="04100001" w:tentative="1">
+      <w:start w:val="1"/>
+      <w:numFmt w:val="bullet"/>
+      <w:lvlText w:val=""/>
+      <w:lvlJc w:val="left"/>
+      <w:pPr>
+        <w:ind w:left="2880" w:hanging="360"/>
+      </w:pPr>
+      <w:rPr>
+        <w:rFonts w:ascii="Symbol" w:hAnsi="Symbol" w:hint="default"/>
+      </w:rPr>
+    </w:lvl>
+    <w:lvl w:ilvl="4" w:tplc="04100003" w:tentative="1">
+      <w:start w:val="1"/>
+      <w:numFmt w:val="bullet"/>
+      <w:lvlText w:val="o"/>
+      <w:lvlJc w:val="left"/>
+      <w:pPr>
+        <w:ind w:left="3600" w:hanging="360"/>
+      </w:pPr>
+      <w:rPr>
+        <w:rFonts w:ascii="Courier New" w:hAnsi="Courier New" w:cs="Courier New" w:hint="default"/>
+      </w:rPr>
+    </w:lvl>
+    <w:lvl w:ilvl="5" w:tplc="04100005" w:tentative="1">
+      <w:start w:val="1"/>
+      <w:numFmt w:val="bullet"/>
+      <w:lvlText w:val=""/>
+      <w:lvlJc w:val="left"/>
+      <w:pPr>
+        <w:ind w:left="4320" w:hanging="360"/>
+      </w:pPr>
+      <w:rPr>
+        <w:rFonts w:ascii="Wingdings" w:hAnsi="Wingdings" w:hint="default"/>
+      </w:rPr>
+    </w:lvl>
+    <w:lvl w:ilvl="6" w:tplc="04100001" w:tentative="1">
+      <w:start w:val="1"/>
+      <w:numFmt w:val="bullet"/>
+      <w:lvlText w:val=""/>
+      <w:lvlJc w:val="left"/>
+      <w:pPr>
+        <w:ind w:left="5040" w:hanging="360"/>
+      </w:pPr>
+      <w:rPr>
+        <w:rFonts w:ascii="Symbol" w:hAnsi="Symbol" w:hint="default"/>
+      </w:rPr>
+    </w:lvl>
+    <w:lvl w:ilvl="7" w:tplc="04100003" w:tentative="1">
+      <w:start w:val="1"/>
+      <w:numFmt w:val="bullet"/>
+      <w:lvlText w:val="o"/>
+      <w:lvlJc w:val="left"/>
+      <w:pPr>
+        <w:ind w:left="5760" w:hanging="360"/>
+      </w:pPr>
+      <w:rPr>
+        <w:rFonts w:ascii="Courier New" w:hAnsi="Courier New" w:cs="Courier New" w:hint="default"/>
+      </w:rPr>
+    </w:lvl>
+    <w:lvl w:ilvl="8" w:tplc="04100005" w:tentative="1">
+      <w:start w:val="1"/>
+      <w:numFmt w:val="bullet"/>
+      <w:lvlText w:val=""/>
+      <w:lvlJc w:val="left"/>
+      <w:pPr>
+        <w:ind w:left="6480" w:hanging="360"/>
+      </w:pPr>
+      <w:rPr>
+        <w:rFonts w:ascii="Wingdings" w:hAnsi="Wingdings" w:hint="default"/>
+      </w:rPr>
+    </w:lvl>
+  </w:abstractNum>
+  <w:abstractNum w:abstractNumId="13" w15:restartNumberingAfterBreak="0">
     <w:nsid w:val="4F2E53E9"/>
     <w:multiLevelType w:val="multilevel"/>
     <w:tmpl w:val="D7705B76"/>
@@ -4514,7 +4743,7 @@
       </w:rPr>
     </w:lvl>
   </w:abstractNum>
-  <w:abstractNum w:abstractNumId="13" w15:restartNumberingAfterBreak="0">
+  <w:abstractNum w:abstractNumId="14" w15:restartNumberingAfterBreak="0">
     <w:nsid w:val="577560E1"/>
     <w:multiLevelType w:val="multilevel"/>
     <w:tmpl w:val="B68A3986"/>
@@ -4663,7 +4892,7 @@
       </w:rPr>
     </w:lvl>
   </w:abstractNum>
-  <w:abstractNum w:abstractNumId="14" w15:restartNumberingAfterBreak="0">
+  <w:abstractNum w:abstractNumId="15" w15:restartNumberingAfterBreak="0">
     <w:nsid w:val="63A0356A"/>
     <w:multiLevelType w:val="multilevel"/>
     <w:tmpl w:val="AD122768"/>
@@ -4812,7 +5041,7 @@
       </w:rPr>
     </w:lvl>
   </w:abstractNum>
-  <w:abstractNum w:abstractNumId="15" w15:restartNumberingAfterBreak="0">
+  <w:abstractNum w:abstractNumId="16" w15:restartNumberingAfterBreak="0">
     <w:nsid w:val="6B8D4D62"/>
     <w:multiLevelType w:val="multilevel"/>
     <w:tmpl w:val="DD6C3CDE"/>
@@ -4961,7 +5190,119 @@
       </w:rPr>
     </w:lvl>
   </w:abstractNum>
-  <w:abstractNum w:abstractNumId="16" w15:restartNumberingAfterBreak="0">
+  <w:abstractNum w:abstractNumId="17" w15:restartNumberingAfterBreak="0">
+    <w:nsid w:val="6C7930D0"/>
+    <w:multiLevelType w:val="hybridMultilevel"/>
+    <w:tmpl w:val="E8F6B262"/>
+    <w:lvl w:ilvl="0" w:tplc="B4A0ED7A">
+      <w:numFmt w:val="bullet"/>
+      <w:lvlText w:val="-"/>
+      <w:lvlJc w:val="left"/>
+      <w:pPr>
+        <w:ind w:left="720" w:hanging="360"/>
+      </w:pPr>
+      <w:rPr>
+        <w:rFonts w:ascii="Calibri" w:eastAsiaTheme="minorHAnsi" w:hAnsi="Calibri" w:cs="Calibri" w:hint="default"/>
+      </w:rPr>
+    </w:lvl>
+    <w:lvl w:ilvl="1" w:tplc="04100003" w:tentative="1">
+      <w:start w:val="1"/>
+      <w:numFmt w:val="bullet"/>
+      <w:lvlText w:val="o"/>
+      <w:lvlJc w:val="left"/>
+      <w:pPr>
+        <w:ind w:left="1440" w:hanging="360"/>
+      </w:pPr>
+      <w:rPr>
+        <w:rFonts w:ascii="Courier New" w:hAnsi="Courier New" w:cs="Courier New" w:hint="default"/>
+      </w:rPr>
+    </w:lvl>
+    <w:lvl w:ilvl="2" w:tplc="04100005" w:tentative="1">
+      <w:start w:val="1"/>
+      <w:numFmt w:val="bullet"/>
+      <w:lvlText w:val=""/>
+      <w:lvlJc w:val="left"/>
+      <w:pPr>
+        <w:ind w:left="2160" w:hanging="360"/>
+      </w:pPr>
+      <w:rPr>
+        <w:rFonts w:ascii="Wingdings" w:hAnsi="Wingdings" w:hint="default"/>
+      </w:rPr>
+    </w:lvl>
+    <w:lvl w:ilvl="3" w:tplc="04100001" w:tentative="1">
+      <w:start w:val="1"/>
+      <w:numFmt w:val="bullet"/>
+      <w:lvlText w:val=""/>
+      <w:lvlJc w:val="left"/>
+      <w:pPr>
+        <w:ind w:left="2880" w:hanging="360"/>
+      </w:pPr>
+      <w:rPr>
+        <w:rFonts w:ascii="Symbol" w:hAnsi="Symbol" w:hint="default"/>
+      </w:rPr>
+    </w:lvl>
+    <w:lvl w:ilvl="4" w:tplc="04100003" w:tentative="1">
+      <w:start w:val="1"/>
+      <w:numFmt w:val="bullet"/>
+      <w:lvlText w:val="o"/>
+      <w:lvlJc w:val="left"/>
+      <w:pPr>
+        <w:ind w:left="3600" w:hanging="360"/>
+      </w:pPr>
+      <w:rPr>
+        <w:rFonts w:ascii="Courier New" w:hAnsi="Courier New" w:cs="Courier New" w:hint="default"/>
+      </w:rPr>
+    </w:lvl>
+    <w:lvl w:ilvl="5" w:tplc="04100005" w:tentative="1">
+      <w:start w:val="1"/>
+      <w:numFmt w:val="bullet"/>
+      <w:lvlText w:val=""/>
+      <w:lvlJc w:val="left"/>
+      <w:pPr>
+        <w:ind w:left="4320" w:hanging="360"/>
+      </w:pPr>
+      <w:rPr>
+        <w:rFonts w:ascii="Wingdings" w:hAnsi="Wingdings" w:hint="default"/>
+      </w:rPr>
+    </w:lvl>
+    <w:lvl w:ilvl="6" w:tplc="04100001" w:tentative="1">
+      <w:start w:val="1"/>
+      <w:numFmt w:val="bullet"/>
+      <w:lvlText w:val=""/>
+      <w:lvlJc w:val="left"/>
+      <w:pPr>
+        <w:ind w:left="5040" w:hanging="360"/>
+      </w:pPr>
+      <w:rPr>
+        <w:rFonts w:ascii="Symbol" w:hAnsi="Symbol" w:hint="default"/>
+      </w:rPr>
+    </w:lvl>
+    <w:lvl w:ilvl="7" w:tplc="04100003" w:tentative="1">
+      <w:start w:val="1"/>
+      <w:numFmt w:val="bullet"/>
+      <w:lvlText w:val="o"/>
+      <w:lvlJc w:val="left"/>
+      <w:pPr>
+        <w:ind w:left="5760" w:hanging="360"/>
+      </w:pPr>
+      <w:rPr>
+        <w:rFonts w:ascii="Courier New" w:hAnsi="Courier New" w:cs="Courier New" w:hint="default"/>
+      </w:rPr>
+    </w:lvl>
+    <w:lvl w:ilvl="8" w:tplc="04100005" w:tentative="1">
+      <w:start w:val="1"/>
+      <w:numFmt w:val="bullet"/>
+      <w:lvlText w:val=""/>
+      <w:lvlJc w:val="left"/>
+      <w:pPr>
+        <w:ind w:left="6480" w:hanging="360"/>
+      </w:pPr>
+      <w:rPr>
+        <w:rFonts w:ascii="Wingdings" w:hAnsi="Wingdings" w:hint="default"/>
+      </w:rPr>
+    </w:lvl>
+  </w:abstractNum>
+  <w:abstractNum w:abstractNumId="18" w15:restartNumberingAfterBreak="0">
     <w:nsid w:val="72DC2139"/>
     <w:multiLevelType w:val="multilevel"/>
     <w:tmpl w:val="9998FAA4"/>
@@ -5120,16 +5461,16 @@
     <w:abstractNumId w:val="6"/>
   </w:num>
   <w:num w:numId="4" w16cid:durableId="495655913">
-    <w:abstractNumId w:val="12"/>
+    <w:abstractNumId w:val="13"/>
   </w:num>
   <w:num w:numId="5" w16cid:durableId="2016684227">
-    <w:abstractNumId w:val="16"/>
+    <w:abstractNumId w:val="18"/>
   </w:num>
   <w:num w:numId="6" w16cid:durableId="663699987">
     <w:abstractNumId w:val="0"/>
   </w:num>
   <w:num w:numId="7" w16cid:durableId="921796309">
-    <w:abstractNumId w:val="15"/>
+    <w:abstractNumId w:val="16"/>
   </w:num>
   <w:num w:numId="8" w16cid:durableId="587495402">
     <w:abstractNumId w:val="3"/>
@@ -5138,7 +5479,7 @@
     <w:abstractNumId w:val="4"/>
   </w:num>
   <w:num w:numId="10" w16cid:durableId="483813820">
-    <w:abstractNumId w:val="13"/>
+    <w:abstractNumId w:val="14"/>
   </w:num>
   <w:num w:numId="11" w16cid:durableId="1229077197">
     <w:abstractNumId w:val="2"/>
@@ -5156,10 +5497,16 @@
     <w:abstractNumId w:val="9"/>
   </w:num>
   <w:num w:numId="16" w16cid:durableId="190151595">
-    <w:abstractNumId w:val="14"/>
+    <w:abstractNumId w:val="15"/>
   </w:num>
   <w:num w:numId="17" w16cid:durableId="1868370429">
     <w:abstractNumId w:val="7"/>
+  </w:num>
+  <w:num w:numId="18" w16cid:durableId="802429575">
+    <w:abstractNumId w:val="17"/>
+  </w:num>
+  <w:num w:numId="19" w16cid:durableId="1134181427">
+    <w:abstractNumId w:val="12"/>
   </w:num>
 </w:numbering>
 </file>
@@ -5767,6 +6114,7 @@
   <w:style w:type="character" w:default="1" w:styleId="Carpredefinitoparagrafo">
     <w:name w:val="Default Paragraph Font"/>
     <w:uiPriority w:val="1"/>
+    <w:semiHidden/>
     <w:unhideWhenUsed/>
   </w:style>
   <w:style w:type="table" w:default="1" w:styleId="Tabellanormale">

--- a/DocumentazioneProgettoCalendar.docx
+++ b/DocumentazioneProgettoCalendar.docx
@@ -95,13 +95,8 @@
         <w:t>Sito pubblico:</w:t>
       </w:r>
       <w:r>
-        <w:t xml:space="preserve"> Google </w:t>
-      </w:r>
-      <w:proofErr w:type="spellStart"/>
-      <w:r>
-        <w:t>Sites</w:t>
-      </w:r>
-      <w:proofErr w:type="spellEnd"/>
+        <w:t xml:space="preserve"> Google Sites</w:t>
+      </w:r>
     </w:p>
     <w:p>
       <w:pPr>
@@ -118,23 +113,7 @@
         <w:t>Hosting applicazione interattiva:</w:t>
       </w:r>
       <w:r>
-        <w:t xml:space="preserve"> </w:t>
-      </w:r>
-      <w:proofErr w:type="spellStart"/>
-      <w:r>
-        <w:t>Netlify</w:t>
-      </w:r>
-      <w:proofErr w:type="spellEnd"/>
-      <w:r>
-        <w:t xml:space="preserve"> (</w:t>
-      </w:r>
-      <w:proofErr w:type="spellStart"/>
-      <w:r>
-        <w:t>deploy</w:t>
-      </w:r>
-      <w:proofErr w:type="spellEnd"/>
-      <w:r>
-        <w:t xml:space="preserve"> statico HTML/JS/CSS)</w:t>
+        <w:t xml:space="preserve"> Netlify (deploy statico HTML/JS/CSS)</w:t>
       </w:r>
     </w:p>
     <w:p>
@@ -152,7 +131,10 @@
         <w:t>Esempio URL di test:</w:t>
       </w:r>
       <w:r>
-        <w:t xml:space="preserve"> https://its-calendar.netlify.app/</w:t>
+        <w:t xml:space="preserve"> </w:t>
+      </w:r>
+      <w:r>
+        <w:t>https://its-calendar-2025-2027.netlify.app</w:t>
       </w:r>
     </w:p>
     <w:p>
@@ -194,30 +176,13 @@
           <w:b/>
           <w:bCs/>
         </w:rPr>
-        <w:t xml:space="preserve">1. </w:t>
-      </w:r>
-      <w:proofErr w:type="spellStart"/>
-      <w:r>
-        <w:rPr>
-          <w:b/>
-          <w:bCs/>
-        </w:rPr>
-        <w:t>Frontend</w:t>
-      </w:r>
-      <w:proofErr w:type="spellEnd"/>
-      <w:r>
-        <w:rPr>
-          <w:b/>
-          <w:bCs/>
-        </w:rPr>
-        <w:t xml:space="preserve"> (applicazione web interattiva)</w:t>
+        <w:t>1. Frontend (applicazione web interattiva)</w:t>
       </w:r>
     </w:p>
     <w:p>
       <w:r>
         <w:t xml:space="preserve">Caricata e ospitata su </w:t>
       </w:r>
-      <w:proofErr w:type="spellStart"/>
       <w:r>
         <w:rPr>
           <w:b/>
@@ -225,7 +190,6 @@
         </w:rPr>
         <w:t>Netlify</w:t>
       </w:r>
-      <w:proofErr w:type="spellEnd"/>
       <w:r>
         <w:t xml:space="preserve">, poi incorporata nel </w:t>
       </w:r>
@@ -237,15 +201,7 @@
         <w:t>Google Site</w:t>
       </w:r>
       <w:r>
-        <w:t xml:space="preserve"> ufficiale tramite un </w:t>
-      </w:r>
-      <w:proofErr w:type="spellStart"/>
-      <w:r>
-        <w:t>iframe</w:t>
-      </w:r>
-      <w:proofErr w:type="spellEnd"/>
-      <w:r>
-        <w:t>.</w:t>
+        <w:t xml:space="preserve"> ufficiale tramite un iframe.</w:t>
       </w:r>
       <w:r>
         <w:br/>
@@ -264,23 +220,7 @@
           <w:b/>
           <w:bCs/>
         </w:rPr>
-        <w:t xml:space="preserve">2. </w:t>
-      </w:r>
-      <w:proofErr w:type="spellStart"/>
-      <w:r>
-        <w:rPr>
-          <w:b/>
-          <w:bCs/>
-        </w:rPr>
-        <w:t>Backend</w:t>
-      </w:r>
-      <w:proofErr w:type="spellEnd"/>
-      <w:r>
-        <w:rPr>
-          <w:b/>
-          <w:bCs/>
-        </w:rPr>
-        <w:t xml:space="preserve"> “leggero” (automazione file)</w:t>
+        <w:t>2. Backend “leggero” (automazione file)</w:t>
       </w:r>
     </w:p>
     <w:p>
@@ -289,23 +229,19 @@
       </w:r>
       <w:r>
         <w:br/>
-        <w:t>L’aggiornamento del file Excel viene gestito automaticamente da Google Drive/</w:t>
-      </w:r>
-      <w:proofErr w:type="spellStart"/>
-      <w:r>
-        <w:t>Sheets</w:t>
-      </w:r>
-      <w:proofErr w:type="spellEnd"/>
-      <w:r>
-        <w:t>, dove ogni notte viene sovrascritto il nuovo file “</w:t>
-      </w:r>
-      <w:proofErr w:type="spellStart"/>
-      <w:r>
-        <w:t>vwCalendario</w:t>
-      </w:r>
-      <w:proofErr w:type="spellEnd"/>
-      <w:r>
-        <w:t xml:space="preserve"> Studs_2025.xlsx”.</w:t>
+        <w:t xml:space="preserve">L’aggiornamento del file Excel viene gestito automaticamente da Google Drive/Sheets, dove ogni </w:t>
+      </w:r>
+      <w:r>
+        <w:t xml:space="preserve">12 ore </w:t>
+      </w:r>
+      <w:r>
+        <w:t>viene sovrascritto il nuovo file “</w:t>
+      </w:r>
+      <w:r>
+        <w:t>calendario</w:t>
+      </w:r>
+      <w:r>
+        <w:t>.xlsx”.</w:t>
       </w:r>
       <w:r>
         <w:br/>
@@ -577,21 +513,12 @@
             <w:hideMark/>
           </w:tcPr>
           <w:p>
-            <w:proofErr w:type="spellStart"/>
             <w:r>
               <w:rPr>
                 <w:b/>
                 <w:bCs/>
               </w:rPr>
-              <w:t>SheetJS</w:t>
-            </w:r>
-            <w:proofErr w:type="spellEnd"/>
-            <w:r>
-              <w:rPr>
-                <w:b/>
-                <w:bCs/>
-              </w:rPr>
-              <w:t xml:space="preserve"> (xlsx.js)</w:t>
+              <w:t>SheetJS (xlsx.js)</w:t>
             </w:r>
           </w:p>
         </w:tc>
@@ -602,13 +529,8 @@
             <w:hideMark/>
           </w:tcPr>
           <w:p>
-            <w:proofErr w:type="spellStart"/>
             <w:r>
-              <w:t>Parsing</w:t>
-            </w:r>
-            <w:proofErr w:type="spellEnd"/>
-            <w:r>
-              <w:t xml:space="preserve"> Excel</w:t>
+              <w:t>Parsing Excel</w:t>
             </w:r>
           </w:p>
         </w:tc>
@@ -636,7 +558,6 @@
             <w:hideMark/>
           </w:tcPr>
           <w:p>
-            <w:proofErr w:type="spellStart"/>
             <w:r>
               <w:rPr>
                 <w:b/>
@@ -644,7 +565,6 @@
               </w:rPr>
               <w:t>Netlify</w:t>
             </w:r>
-            <w:proofErr w:type="spellEnd"/>
           </w:p>
         </w:tc>
         <w:tc>
@@ -667,15 +587,7 @@
           </w:tcPr>
           <w:p>
             <w:r>
-              <w:t xml:space="preserve">Utilizzato per il </w:t>
-            </w:r>
-            <w:proofErr w:type="spellStart"/>
-            <w:r>
-              <w:t>deploy</w:t>
-            </w:r>
-            <w:proofErr w:type="spellEnd"/>
-            <w:r>
-              <w:t xml:space="preserve"> rapido e gratuito dell’app HTML/JS/CSS.</w:t>
+              <w:t>Utilizzato per il deploy rapido e gratuito dell’app HTML/JS/CSS.</w:t>
             </w:r>
           </w:p>
         </w:tc>
@@ -696,17 +608,8 @@
                 <w:b/>
                 <w:bCs/>
               </w:rPr>
-              <w:t xml:space="preserve">Google </w:t>
+              <w:t>Google Sites</w:t>
             </w:r>
-            <w:proofErr w:type="spellStart"/>
-            <w:r>
-              <w:rPr>
-                <w:b/>
-                <w:bCs/>
-              </w:rPr>
-              <w:t>Sites</w:t>
-            </w:r>
-            <w:proofErr w:type="spellEnd"/>
           </w:p>
         </w:tc>
         <w:tc>
@@ -751,17 +654,8 @@
                 <w:bCs/>
               </w:rPr>
               <w:lastRenderedPageBreak/>
-              <w:t xml:space="preserve">Google Drive / </w:t>
+              <w:t>Google Drive / Sheets</w:t>
             </w:r>
-            <w:proofErr w:type="spellStart"/>
-            <w:r>
-              <w:rPr>
-                <w:b/>
-                <w:bCs/>
-              </w:rPr>
-              <w:t>Sheets</w:t>
-            </w:r>
-            <w:proofErr w:type="spellEnd"/>
           </w:p>
         </w:tc>
         <w:tc>
@@ -805,33 +699,8 @@
                 <w:b/>
                 <w:bCs/>
               </w:rPr>
-              <w:t xml:space="preserve">CSS </w:t>
+              <w:t>CSS Flexbox / Grid</w:t>
             </w:r>
-            <w:proofErr w:type="spellStart"/>
-            <w:r>
-              <w:rPr>
-                <w:b/>
-                <w:bCs/>
-              </w:rPr>
-              <w:t>Flexbox</w:t>
-            </w:r>
-            <w:proofErr w:type="spellEnd"/>
-            <w:r>
-              <w:rPr>
-                <w:b/>
-                <w:bCs/>
-              </w:rPr>
-              <w:t xml:space="preserve"> / </w:t>
-            </w:r>
-            <w:proofErr w:type="spellStart"/>
-            <w:r>
-              <w:rPr>
-                <w:b/>
-                <w:bCs/>
-              </w:rPr>
-              <w:t>Grid</w:t>
-            </w:r>
-            <w:proofErr w:type="spellEnd"/>
           </w:p>
         </w:tc>
         <w:tc>
@@ -913,17 +782,26 @@
         </w:numPr>
       </w:pPr>
       <w:r>
-        <w:t xml:space="preserve">All’apertura del sito viene mostrata </w:t>
-      </w:r>
-      <w:r>
-        <w:rPr>
-          <w:b/>
-          <w:bCs/>
-        </w:rPr>
-        <w:t>una schermata di selezione dell’anno</w:t>
-      </w:r>
-      <w:r>
-        <w:t xml:space="preserve"> (es. 1° o 2° anno).</w:t>
+        <w:t>In base al link cliccato,</w:t>
+      </w:r>
+      <w:r>
+        <w:t xml:space="preserve"> viene mostrata una </w:t>
+      </w:r>
+      <w:r>
+        <w:rPr>
+          <w:b/>
+          <w:bCs/>
+        </w:rPr>
+        <w:t>schermata di selezione del corso</w:t>
+      </w:r>
+      <w:r>
+        <w:t xml:space="preserve"> (es. “FUST”, “</w:t>
+      </w:r>
+      <w:r>
+        <w:t>CYSE</w:t>
+      </w:r>
+      <w:r>
+        <w:t>”, ecc.).</w:t>
       </w:r>
     </w:p>
     <w:p>
@@ -934,33 +812,18 @@
         </w:numPr>
       </w:pPr>
       <w:r>
-        <w:t xml:space="preserve">Dopo la selezione, viene mostrata una </w:t>
-      </w:r>
-      <w:r>
-        <w:rPr>
-          <w:b/>
-          <w:bCs/>
-        </w:rPr>
-        <w:t>schermata di selezione del corso</w:t>
-      </w:r>
-      <w:r>
-        <w:t xml:space="preserve"> (es. “FUST”, “TSS”, ecc.).</w:t>
-      </w:r>
-    </w:p>
-    <w:p>
-      <w:pPr>
-        <w:numPr>
-          <w:ilvl w:val="0"/>
-          <w:numId w:val="2"/>
-        </w:numPr>
-      </w:pPr>
-      <w:r>
         <w:t>Ogni corso carica dinamicamente le lezioni corrispondenti dal file Excel.</w:t>
       </w:r>
     </w:p>
     <w:p>
       <w:r>
-        <w:t xml:space="preserve"> Quando il sito viene ricaricato, la pagina iniziale è sempre la selezione dell’anno per garantire un punto d’ingresso coerente.</w:t>
+        <w:t xml:space="preserve"> Quando il sito viene ricaricato, la pagina iniziale è sempre la selezione del</w:t>
+      </w:r>
+      <w:r>
+        <w:t xml:space="preserve"> corso</w:t>
+      </w:r>
+      <w:r>
+        <w:t xml:space="preserve"> per garantire un punto d’ingresso coerente.</w:t>
       </w:r>
     </w:p>
     <w:p>
@@ -990,23 +853,7 @@
           <w:b/>
           <w:bCs/>
         </w:rPr>
-        <w:t xml:space="preserve"> 2. Caricamento e </w:t>
-      </w:r>
-      <w:proofErr w:type="spellStart"/>
-      <w:r>
-        <w:rPr>
-          <w:b/>
-          <w:bCs/>
-        </w:rPr>
-        <w:t>parsing</w:t>
-      </w:r>
-      <w:proofErr w:type="spellEnd"/>
-      <w:r>
-        <w:rPr>
-          <w:b/>
-          <w:bCs/>
-        </w:rPr>
-        <w:t xml:space="preserve"> automatico del file Excel</w:t>
+        <w:t xml:space="preserve"> 2. Caricamento e parsing automatico del file Excel</w:t>
       </w:r>
     </w:p>
     <w:p>
@@ -1019,29 +866,18 @@
       <w:r>
         <w:t xml:space="preserve">Il sito legge il file Excel </w:t>
       </w:r>
-      <w:proofErr w:type="spellStart"/>
-      <w:r>
-        <w:t>vwCalendario</w:t>
-      </w:r>
-      <w:proofErr w:type="spellEnd"/>
-      <w:r>
-        <w:t xml:space="preserve"> Studs_2025.xlsx tramite la libreria </w:t>
-      </w:r>
-      <w:proofErr w:type="spellStart"/>
-      <w:r>
-        <w:rPr>
-          <w:b/>
-          <w:bCs/>
-        </w:rPr>
-        <w:t>SheetJS</w:t>
-      </w:r>
-      <w:proofErr w:type="spellEnd"/>
-      <w:r>
-        <w:rPr>
-          <w:b/>
-          <w:bCs/>
-        </w:rPr>
-        <w:t xml:space="preserve"> (XLSX)</w:t>
+      <w:r>
+        <w:t>calendario</w:t>
+      </w:r>
+      <w:r>
+        <w:t xml:space="preserve">.xlsx tramite la libreria </w:t>
+      </w:r>
+      <w:r>
+        <w:rPr>
+          <w:b/>
+          <w:bCs/>
+        </w:rPr>
+        <w:t>SheetJS (XLSX)</w:t>
       </w:r>
       <w:r>
         <w:t>.</w:t>
@@ -1059,20 +895,9 @@
       </w:r>
     </w:p>
     <w:p>
-      <w:pPr>
-        <w:numPr>
-          <w:ilvl w:val="0"/>
-          <w:numId w:val="3"/>
-        </w:numPr>
-      </w:pPr>
-      <w:r>
-        <w:t>I dati vengono convertiti in JSON e stampati in tabella HTML.</w:t>
-      </w:r>
-    </w:p>
-    <w:p>
       <w:r>
         <w:pict w14:anchorId="473ABED7">
-          <v:rect id="_x0000_i1029" style="width:0;height:1.5pt" o:hralign="center" o:hrstd="t" o:hr="t" fillcolor="#a0a0a0" stroked="f"/>
+          <v:rect id="_x0000_i1051" style="width:0;height:1.5pt" o:hralign="center" o:hrstd="t" o:hr="t" fillcolor="#a0a0a0" stroked="f"/>
         </w:pict>
       </w:r>
     </w:p>
@@ -1146,15 +971,7 @@
         <w:t>Data</w:t>
       </w:r>
       <w:r>
-        <w:t xml:space="preserve"> (formato “</w:t>
-      </w:r>
-      <w:proofErr w:type="spellStart"/>
-      <w:r>
-        <w:t>dd</w:t>
-      </w:r>
-      <w:proofErr w:type="spellEnd"/>
-      <w:r>
-        <w:t>/mm/aa”)</w:t>
+        <w:t xml:space="preserve"> (formato “dd/mm/aa”)</w:t>
       </w:r>
     </w:p>
     <w:p>
@@ -1172,15 +989,7 @@
         <w:t>Orario</w:t>
       </w:r>
       <w:r>
-        <w:t xml:space="preserve"> (mostrato su </w:t>
-      </w:r>
-      <w:proofErr w:type="gramStart"/>
-      <w:r>
-        <w:t>3</w:t>
-      </w:r>
-      <w:proofErr w:type="gramEnd"/>
-      <w:r>
-        <w:t xml:space="preserve"> righe: inizio / “–” / fine)</w:t>
+        <w:t xml:space="preserve"> (mostrato su 3 righe: inizio / “–” / fine)</w:t>
       </w:r>
     </w:p>
     <w:p>
@@ -1213,17 +1022,8 @@
           <w:b/>
           <w:bCs/>
         </w:rPr>
-        <w:t>CSS responsive e word-</w:t>
-      </w:r>
-      <w:proofErr w:type="spellStart"/>
-      <w:r>
-        <w:rPr>
-          <w:b/>
-          <w:bCs/>
-        </w:rPr>
-        <w:t>wrap</w:t>
-      </w:r>
-      <w:proofErr w:type="spellEnd"/>
+        <w:t>CSS responsive e word-wrap</w:t>
+      </w:r>
       <w:r>
         <w:t>.</w:t>
       </w:r>
@@ -1349,32 +1149,32 @@
         </w:numPr>
       </w:pPr>
       <w:r>
+        <w:t>Con il bottone “</w:t>
+      </w:r>
+      <w:r>
+        <w:rPr>
+          <w:b/>
+          <w:bCs/>
+        </w:rPr>
+        <w:t>Mostra tutto</w:t>
+      </w:r>
+      <w:r>
+        <w:t xml:space="preserve">” si ricarica la tabella mostrando </w:t>
+      </w:r>
+      <w:r>
+        <w:rPr>
+          <w:b/>
+          <w:bCs/>
+        </w:rPr>
+        <w:t>tutte le lezioni dell’anno</w:t>
+      </w:r>
+      <w:r>
+        <w:t>.</w:t>
+      </w:r>
+    </w:p>
+    <w:p>
+      <w:r>
         <w:lastRenderedPageBreak/>
-        <w:t>Con il bottone “</w:t>
-      </w:r>
-      <w:r>
-        <w:rPr>
-          <w:b/>
-          <w:bCs/>
-        </w:rPr>
-        <w:t>Mostra tutto</w:t>
-      </w:r>
-      <w:r>
-        <w:t xml:space="preserve">” si ricarica la tabella mostrando </w:t>
-      </w:r>
-      <w:r>
-        <w:rPr>
-          <w:b/>
-          <w:bCs/>
-        </w:rPr>
-        <w:t>tutte le lezioni dell’anno</w:t>
-      </w:r>
-      <w:r>
-        <w:t>.</w:t>
-      </w:r>
-    </w:p>
-    <w:p>
-      <w:r>
         <w:pict w14:anchorId="68F97274">
           <v:rect id="_x0000_i1032" style="width:0;height:1.5pt" o:hralign="center" o:hrstd="t" o:hr="t" fillcolor="#a0a0a0" stroked="f"/>
         </w:pict>
@@ -1422,7 +1222,7 @@
       </w:tblPr>
       <w:tblGrid>
         <w:gridCol w:w="1089"/>
-        <w:gridCol w:w="2417"/>
+        <w:gridCol w:w="1603"/>
         <w:gridCol w:w="1603"/>
       </w:tblGrid>
       <w:tr>
@@ -1611,7 +1411,7 @@
                 <w:b/>
                 <w:bCs/>
               </w:rPr>
-              <w:t>Rosso chiaro + testo rosso</w:t>
+              <w:t>Rosso chiaro</w:t>
             </w:r>
           </w:p>
         </w:tc>
@@ -1631,11 +1431,6 @@
     </w:tbl>
     <w:p>
       <w:r>
-        <w:t>I bordi neri dei giorni rimangono invariati anche quando le celle cambiano colore.</w:t>
-      </w:r>
-    </w:p>
-    <w:p>
-      <w:r>
         <w:pict w14:anchorId="44A8BC02">
           <v:rect id="_x0000_i1033" style="width:0;height:1.5pt" o:hralign="center" o:hrstd="t" o:hr="t" fillcolor="#a0a0a0" stroked="f"/>
         </w:pict>
@@ -1682,7 +1477,13 @@
         <w:t>legenda</w:t>
       </w:r>
       <w:r>
-        <w:t xml:space="preserve"> laterale mostra i colori e i loro significati (“&lt;8h”, “&lt;4h”).</w:t>
+        <w:t xml:space="preserve"> laterale mostra i colori e i loro significati (“&lt;8h”, “&lt;4h”</w:t>
+      </w:r>
+      <w:r>
+        <w:t>, “esame”</w:t>
+      </w:r>
+      <w:r>
+        <w:t>).</w:t>
       </w:r>
     </w:p>
     <w:p>
@@ -1698,62 +1499,6 @@
     </w:p>
     <w:p>
       <w:r>
-        <w:pict w14:anchorId="184179D6">
-          <v:rect id="_x0000_i1034" style="width:0;height:1.5pt" o:hralign="center" o:hrstd="t" o:hr="t" fillcolor="#a0a0a0" stroked="f"/>
-        </w:pict>
-      </w:r>
-    </w:p>
-    <w:p>
-      <w:pPr>
-        <w:rPr>
-          <w:b/>
-          <w:bCs/>
-        </w:rPr>
-      </w:pPr>
-      <w:r>
-        <w:rPr>
-          <w:rFonts w:ascii="Segoe UI Emoji" w:hAnsi="Segoe UI Emoji" w:cs="Segoe UI Emoji"/>
-          <w:b/>
-          <w:bCs/>
-        </w:rPr>
-        <w:t>🔹</w:t>
-      </w:r>
-      <w:r>
-        <w:rPr>
-          <w:b/>
-          <w:bCs/>
-        </w:rPr>
-        <w:t xml:space="preserve"> 8. Layout settimanale migliorato</w:t>
-      </w:r>
-    </w:p>
-    <w:p>
-      <w:pPr>
-        <w:numPr>
-          <w:ilvl w:val="0"/>
-          <w:numId w:val="8"/>
-        </w:numPr>
-      </w:pPr>
-      <w:proofErr w:type="gramStart"/>
-      <w:r>
-        <w:t>Dopo ogni settimana</w:t>
-      </w:r>
-      <w:proofErr w:type="gramEnd"/>
-      <w:r>
-        <w:t xml:space="preserve"> completata, viene </w:t>
-      </w:r>
-      <w:r>
-        <w:rPr>
-          <w:b/>
-          <w:bCs/>
-        </w:rPr>
-        <w:t>aggiunta una riga vuota</w:t>
-      </w:r>
-      <w:r>
-        <w:t xml:space="preserve"> per separare visivamente le settimane e migliorare la leggibilità del calendario.</w:t>
-      </w:r>
-    </w:p>
-    <w:p>
-      <w:r>
         <w:pict w14:anchorId="22EBC9CE">
           <v:rect id="_x0000_i1035" style="width:0;height:1.5pt" o:hralign="center" o:hrstd="t" o:hr="t" fillcolor="#a0a0a0" stroked="f"/>
         </w:pict>
@@ -1875,7 +1620,6 @@
       <w:r>
         <w:t xml:space="preserve">Il sistema è </w:t>
       </w:r>
-      <w:proofErr w:type="spellStart"/>
       <w:r>
         <w:rPr>
           <w:b/>
@@ -1883,7 +1627,6 @@
         </w:rPr>
         <w:t>read-only</w:t>
       </w:r>
-      <w:proofErr w:type="spellEnd"/>
       <w:r>
         <w:t xml:space="preserve">: ogni utente (studente o docente) può visualizzare e filtrare ma </w:t>
       </w:r>
@@ -1917,7 +1660,10 @@
         </w:numPr>
       </w:pPr>
       <w:r>
-        <w:t>Non è richiesta autenticazione: il file Excel è condiviso pubblicamente tramite l’account abilitato dell’istituto.</w:t>
+        <w:t>Il</w:t>
+      </w:r>
+      <w:r>
+        <w:t xml:space="preserve"> file Excel è condiviso pubblicamente tramite l’account abilitato dell’istituto.</w:t>
       </w:r>
     </w:p>
     <w:p>
@@ -1939,127 +1685,331 @@
           <w:b/>
           <w:bCs/>
         </w:rPr>
-        <w:t xml:space="preserve"> Logica interna JavaScript</w:t>
-      </w:r>
-    </w:p>
-    <w:p>
-      <w:r>
-        <w:lastRenderedPageBreak/>
-        <w:t>Funzionalità chiave implementate nello script:</w:t>
+        <w:t>Funzioni del codice JavaScript (aggiornato)</w:t>
+      </w:r>
+    </w:p>
+    <w:p>
+      <w:r>
+        <w:t>Acquisizione &amp; parsing Excel</w:t>
       </w:r>
     </w:p>
     <w:p>
       <w:pPr>
         <w:numPr>
           <w:ilvl w:val="0"/>
-          <w:numId w:val="11"/>
+          <w:numId w:val="22"/>
         </w:numPr>
       </w:pPr>
-      <w:proofErr w:type="spellStart"/>
-      <w:r>
-        <w:t>readExcel</w:t>
-      </w:r>
-      <w:proofErr w:type="spellEnd"/>
-      <w:r>
-        <w:t>(file) → legge e converte il file in JSON.</w:t>
+      <w:r>
+        <w:t>fetchAndLoadXlsx(url)</w:t>
+      </w:r>
+      <w:r>
+        <w:br/>
+        <w:t xml:space="preserve">Scarica il file XLSX pubblicato su Netlify (/data/calendario.xlsx), forza il no-cache, lo apre con SheetJS e popola la select dei fogli. Seleziona un foglio di default (preferenza per “Fust”) e avvia il rendering. Viene richiamata anche dallo scheduler notturno. </w:t>
       </w:r>
     </w:p>
     <w:p>
       <w:pPr>
         <w:numPr>
           <w:ilvl w:val="0"/>
-          <w:numId w:val="11"/>
+          <w:numId w:val="22"/>
         </w:numPr>
       </w:pPr>
-      <w:proofErr w:type="spellStart"/>
-      <w:r>
-        <w:t>renderTable</w:t>
-      </w:r>
-      <w:proofErr w:type="spellEnd"/>
-      <w:r>
-        <w:t>(data) → costruisce dinamicamente la tabella HTML.</w:t>
+      <w:r>
+        <w:t>handleFile(file)</w:t>
+      </w:r>
+      <w:r>
+        <w:br/>
+        <w:t xml:space="preserve">Percorso alternativo manuale: carica un file Excel locale, costruisce la lista fogli e avvia il rendering. Usa sempre SheetJS come XLSX.read(arrayBuffer). </w:t>
       </w:r>
     </w:p>
     <w:p>
       <w:pPr>
         <w:numPr>
           <w:ilvl w:val="0"/>
-          <w:numId w:val="11"/>
+          <w:numId w:val="22"/>
         </w:numPr>
       </w:pPr>
-      <w:proofErr w:type="spellStart"/>
-      <w:r>
-        <w:t>filterByDate</w:t>
-      </w:r>
-      <w:proofErr w:type="spellEnd"/>
-      <w:r>
-        <w:t>(</w:t>
-      </w:r>
-      <w:proofErr w:type="spellStart"/>
-      <w:r>
-        <w:t>todayOnly</w:t>
-      </w:r>
-      <w:proofErr w:type="spellEnd"/>
-      <w:r>
-        <w:t>) → mostra solo da oggi o tutto il calendario.</w:t>
+      <w:r>
+        <w:lastRenderedPageBreak/>
+        <w:t>excelToJson(ws)</w:t>
+      </w:r>
+      <w:r>
+        <w:br/>
+        <w:t xml:space="preserve">Converte il foglio attivo in { headers, rows }, normalizzando header e celle (incluse date Excel numeriche). </w:t>
+      </w:r>
+    </w:p>
+    <w:p>
+      <w:r>
+        <w:t>Pre-calcolo e formattazioni</w:t>
       </w:r>
     </w:p>
     <w:p>
       <w:pPr>
         <w:numPr>
           <w:ilvl w:val="0"/>
-          <w:numId w:val="11"/>
+          <w:numId w:val="23"/>
         </w:numPr>
       </w:pPr>
-      <w:proofErr w:type="spellStart"/>
-      <w:proofErr w:type="gramStart"/>
-      <w:r>
-        <w:t>highlightRowsByHours</w:t>
-      </w:r>
-      <w:proofErr w:type="spellEnd"/>
-      <w:r>
-        <w:t>(</w:t>
-      </w:r>
-      <w:proofErr w:type="gramEnd"/>
-      <w:r>
-        <w:t>) → applica i colori in base alle ore.</w:t>
+      <w:r>
+        <w:t>computeDayCoverage(headers, rows)</w:t>
+      </w:r>
+      <w:r>
+        <w:br/>
+        <w:t xml:space="preserve">Calcola i minuti coperti per ciascun giorno aggregando gli intervalli </w:t>
+      </w:r>
+      <w:r>
+        <w:rPr>
+          <w:i/>
+          <w:iCs/>
+        </w:rPr>
+        <w:t>Dalle–Alle</w:t>
+      </w:r>
+      <w:r>
+        <w:t xml:space="preserve">; i risultati alimentano l’evidenziazione per giornata &lt;8h / ≤4h. </w:t>
       </w:r>
     </w:p>
     <w:p>
       <w:pPr>
         <w:numPr>
           <w:ilvl w:val="0"/>
-          <w:numId w:val="11"/>
+          <w:numId w:val="23"/>
         </w:numPr>
       </w:pPr>
-      <w:proofErr w:type="spellStart"/>
-      <w:r>
-        <w:t>searchTable</w:t>
-      </w:r>
-      <w:proofErr w:type="spellEnd"/>
-      <w:r>
-        <w:t>(query) → filtra i risultati nella tabella in tempo reale.</w:t>
+      <w:r>
+        <w:t>computePenultimateKeys(headers, rows)</w:t>
+      </w:r>
+      <w:r>
+        <w:br/>
+        <w:t xml:space="preserve">Identifica la penultima lezione per modulo (marcata come “Esame”) per la colorazione della riga. </w:t>
       </w:r>
     </w:p>
     <w:p>
       <w:pPr>
         <w:numPr>
           <w:ilvl w:val="0"/>
-          <w:numId w:val="11"/>
+          <w:numId w:val="23"/>
         </w:numPr>
       </w:pPr>
-      <w:proofErr w:type="spellStart"/>
-      <w:proofErr w:type="gramStart"/>
-      <w:r>
-        <w:t>resetView</w:t>
-      </w:r>
-      <w:proofErr w:type="spellEnd"/>
-      <w:r>
-        <w:t>(</w:t>
-      </w:r>
-      <w:proofErr w:type="gramEnd"/>
-      <w:r>
-        <w:t>) → torna alla selezione iniziale.</w:t>
+      <w:r>
+        <w:t xml:space="preserve">Helper di formattazione: fmtDateIT, fmtTimeFromDate, fmtTimeFromFraction, prettyValue per mostrare data in “lun 27/10/25” e orari su 3 righe in mobile (“hh:mm </w:t>
+      </w:r>
+      <w:r>
+        <w:rPr>
+          <w:rFonts w:ascii="Cambria Math" w:hAnsi="Cambria Math" w:cs="Cambria Math"/>
+        </w:rPr>
+        <w:t>↵</w:t>
+      </w:r>
+      <w:r>
+        <w:t xml:space="preserve"> </w:t>
+      </w:r>
+      <w:r>
+        <w:rPr>
+          <w:rFonts w:ascii="Calibri" w:hAnsi="Calibri" w:cs="Calibri"/>
+        </w:rPr>
+        <w:t>–</w:t>
+      </w:r>
+      <w:r>
+        <w:t xml:space="preserve"> </w:t>
+      </w:r>
+      <w:r>
+        <w:rPr>
+          <w:rFonts w:ascii="Cambria Math" w:hAnsi="Cambria Math" w:cs="Cambria Math"/>
+        </w:rPr>
+        <w:t>↵</w:t>
+      </w:r>
+      <w:r>
+        <w:t xml:space="preserve"> hh:mm</w:t>
+      </w:r>
+      <w:r>
+        <w:rPr>
+          <w:rFonts w:ascii="Calibri" w:hAnsi="Calibri" w:cs="Calibri"/>
+        </w:rPr>
+        <w:t>”</w:t>
+      </w:r>
+      <w:r>
+        <w:t xml:space="preserve">). </w:t>
+      </w:r>
+    </w:p>
+    <w:p>
+      <w:r>
+        <w:t>Rendering &amp; filtri</w:t>
+      </w:r>
+    </w:p>
+    <w:p>
+      <w:pPr>
+        <w:numPr>
+          <w:ilvl w:val="0"/>
+          <w:numId w:val="24"/>
+        </w:numPr>
+      </w:pPr>
+      <w:r>
+        <w:t>renderTable(baseHeaders, allRows)</w:t>
+      </w:r>
+      <w:r>
+        <w:br/>
+        <w:t>Costruisce la tabella HTML:</w:t>
+      </w:r>
+    </w:p>
+    <w:p>
+      <w:pPr>
+        <w:numPr>
+          <w:ilvl w:val="1"/>
+          <w:numId w:val="24"/>
+        </w:numPr>
+      </w:pPr>
+      <w:r>
+        <w:t>parte sempre dagli header originali;</w:t>
+      </w:r>
+    </w:p>
+    <w:p>
+      <w:pPr>
+        <w:numPr>
+          <w:ilvl w:val="1"/>
+          <w:numId w:val="24"/>
+        </w:numPr>
+      </w:pPr>
+      <w:r>
+        <w:t xml:space="preserve">in mobile combina </w:t>
+      </w:r>
+      <w:r>
+        <w:rPr>
+          <w:i/>
+          <w:iCs/>
+        </w:rPr>
+        <w:t>Dalle + Alle</w:t>
+      </w:r>
+      <w:r>
+        <w:t xml:space="preserve"> in colonna “Orario”;</w:t>
+      </w:r>
+    </w:p>
+    <w:p>
+      <w:pPr>
+        <w:numPr>
+          <w:ilvl w:val="1"/>
+          <w:numId w:val="24"/>
+        </w:numPr>
+      </w:pPr>
+      <w:r>
+        <w:t xml:space="preserve">applica il filtro “da oggi” quando showAll è </w:t>
+      </w:r>
+      <w:r>
+        <w:rPr>
+          <w:i/>
+          <w:iCs/>
+        </w:rPr>
+        <w:t>false</w:t>
+      </w:r>
+      <w:r>
+        <w:t>;</w:t>
+      </w:r>
+    </w:p>
+    <w:p>
+      <w:pPr>
+        <w:numPr>
+          <w:ilvl w:val="1"/>
+          <w:numId w:val="24"/>
+        </w:numPr>
+      </w:pPr>
+      <w:r>
+        <w:t>applica il filtro di ricerca leggendo il valore di #searchInput in tempo reale;</w:t>
+      </w:r>
+    </w:p>
+    <w:p>
+      <w:pPr>
+        <w:numPr>
+          <w:ilvl w:val="1"/>
+          <w:numId w:val="24"/>
+        </w:numPr>
+      </w:pPr>
+      <w:r>
+        <w:t xml:space="preserve">evidenzia righe con classi day-short (&lt;8h) e day-very-short (≤4h) e marca l’“Esame”. </w:t>
+      </w:r>
+    </w:p>
+    <w:p>
+      <w:r>
+        <w:t>Ricerca &amp; viste</w:t>
+      </w:r>
+    </w:p>
+    <w:p>
+      <w:pPr>
+        <w:numPr>
+          <w:ilvl w:val="0"/>
+          <w:numId w:val="25"/>
+        </w:numPr>
+      </w:pPr>
+      <w:r>
+        <w:t>Ricerca live</w:t>
+      </w:r>
+      <w:r>
+        <w:br/>
+        <w:t xml:space="preserve">Gestita dall’evento input su #searchInput, che rilancia renderTable(...); l’algoritmo verifica se qualunque valore di riga contiene la query in minuscolo. Non c’è una funzione searchTable(query) separata perché è integrata nel rendering. </w:t>
+      </w:r>
+    </w:p>
+    <w:p>
+      <w:pPr>
+        <w:numPr>
+          <w:ilvl w:val="0"/>
+          <w:numId w:val="25"/>
+        </w:numPr>
+      </w:pPr>
+      <w:r>
+        <w:t>Filtro “Mostra tutto / da oggi”</w:t>
+      </w:r>
+      <w:r>
+        <w:br/>
+        <w:t xml:space="preserve">Stato booleano showAll; il toggle è gestito da updateToggleButton() + click su #btnToggleAll, mentre la logica di filtro per data è dentro renderTable(...). </w:t>
+      </w:r>
+    </w:p>
+    <w:p>
+      <w:pPr>
+        <w:numPr>
+          <w:ilvl w:val="0"/>
+          <w:numId w:val="25"/>
+        </w:numPr>
+      </w:pPr>
+      <w:r>
+        <w:t>Reset/ritorno alla selezione</w:t>
+      </w:r>
+      <w:r>
+        <w:br/>
+        <w:t xml:space="preserve">clearAll() azzera tabella e stato; il “torna indietro” della UI riporta alla selezione corso e ripristina il logo “ITS”. (È il comportamento effettivo al posto della vecchia resetView().) </w:t>
+      </w:r>
+    </w:p>
+    <w:p>
+      <w:r>
+        <w:t>Aggiornamento notturno</w:t>
+      </w:r>
+    </w:p>
+    <w:p>
+      <w:pPr>
+        <w:numPr>
+          <w:ilvl w:val="0"/>
+          <w:numId w:val="26"/>
+        </w:numPr>
+      </w:pPr>
+      <w:r>
+        <w:t>scheduleMidnightRefresh()</w:t>
+      </w:r>
+      <w:r>
+        <w:br/>
+        <w:t xml:space="preserve">Pianifica il ricaricamento automatico dell’XLSX alle 00:05 (coerente con la sincronizzazione su Netlify) richiamando fetchAndLoadXlsx(window.CALENDAR_XLSX_URL). </w:t>
+      </w:r>
+    </w:p>
+    <w:p>
+      <w:r>
+        <w:t>Integrazione UI</w:t>
+      </w:r>
+    </w:p>
+    <w:p>
+      <w:pPr>
+        <w:numPr>
+          <w:ilvl w:val="0"/>
+          <w:numId w:val="27"/>
+        </w:numPr>
+      </w:pPr>
+      <w:r>
+        <w:t xml:space="preserve">Wiring degli eventi: caricamento file, selezione foglio, toggle “Mostra tutto”, back, scelta anno/corso. In init() parte il fetch da /data/calendario.xlsx se definito in index.html. </w:t>
       </w:r>
     </w:p>
     <w:p>
@@ -2081,6 +2031,7 @@
           <w:b/>
           <w:bCs/>
         </w:rPr>
+        <w:lastRenderedPageBreak/>
         <w:t xml:space="preserve"> Design responsive</w:t>
       </w:r>
     </w:p>
@@ -2128,13 +2079,8 @@
           <w:numId w:val="12"/>
         </w:numPr>
       </w:pPr>
-      <w:proofErr w:type="spellStart"/>
-      <w:r>
-        <w:t>Padding</w:t>
-      </w:r>
-      <w:proofErr w:type="spellEnd"/>
-      <w:r>
-        <w:t xml:space="preserve"> ridotto e layout a colonna singola.</w:t>
+      <w:r>
+        <w:t>Padding ridotto e layout a colonna singola.</w:t>
       </w:r>
     </w:p>
     <w:p>
@@ -2171,15 +2117,7 @@
         </w:numPr>
       </w:pPr>
       <w:r>
-        <w:t xml:space="preserve">Tabelle con </w:t>
-      </w:r>
-      <w:proofErr w:type="spellStart"/>
-      <w:r>
-        <w:t>padding</w:t>
-      </w:r>
-      <w:proofErr w:type="spellEnd"/>
-      <w:r>
-        <w:t xml:space="preserve"> maggiore.</w:t>
+        <w:t>Tabelle con padding maggiore.</w:t>
       </w:r>
     </w:p>
     <w:p>
@@ -2212,66 +2150,210 @@
           <w:b/>
           <w:bCs/>
         </w:rPr>
-        <w:t xml:space="preserve"> Automazione del file Excel</w:t>
+        <w:t>Sincronizzazione notturna del calendario (Google Apps Script → Netlify)</w:t>
+      </w:r>
+    </w:p>
+    <w:p>
+      <w:r>
+        <w:t>Panoramica</w:t>
+      </w:r>
+    </w:p>
+    <w:p>
+      <w:r>
+        <w:t>Ogni notte uno script Google Apps Script:</w:t>
       </w:r>
     </w:p>
     <w:p>
       <w:pPr>
         <w:numPr>
           <w:ilvl w:val="0"/>
-          <w:numId w:val="13"/>
+          <w:numId w:val="20"/>
         </w:numPr>
       </w:pPr>
       <w:r>
-        <w:t xml:space="preserve">Il file </w:t>
-      </w:r>
-      <w:proofErr w:type="spellStart"/>
-      <w:r>
-        <w:t>vwCalendario</w:t>
-      </w:r>
-      <w:proofErr w:type="spellEnd"/>
-      <w:r>
-        <w:t xml:space="preserve"> Studs_2025.xlsx viene aggiornato automaticamente </w:t>
-      </w:r>
-      <w:r>
-        <w:rPr>
-          <w:b/>
-          <w:bCs/>
-        </w:rPr>
-        <w:t>ogni notte</w:t>
-      </w:r>
-      <w:r>
-        <w:t xml:space="preserve"> da un sistema esterno o manualmente dal personale.</w:t>
+        <w:t>Esporta lo Sheet di Google in XLSX.</w:t>
       </w:r>
     </w:p>
     <w:p>
       <w:pPr>
         <w:numPr>
           <w:ilvl w:val="0"/>
-          <w:numId w:val="13"/>
+          <w:numId w:val="20"/>
         </w:numPr>
       </w:pPr>
       <w:r>
-        <w:t xml:space="preserve">Viene sovrascritto nello stesso percorso Google Drive (o Google </w:t>
-      </w:r>
-      <w:proofErr w:type="spellStart"/>
-      <w:r>
-        <w:t>Sheet</w:t>
-      </w:r>
-      <w:proofErr w:type="spellEnd"/>
-      <w:r>
-        <w:t xml:space="preserve"> convertito).</w:t>
+        <w:t>Legge il manifest dell’ultimo deploy pubblicato su Netlify.</w:t>
       </w:r>
     </w:p>
     <w:p>
       <w:pPr>
         <w:numPr>
           <w:ilvl w:val="0"/>
-          <w:numId w:val="13"/>
+          <w:numId w:val="20"/>
         </w:numPr>
       </w:pPr>
       <w:r>
-        <w:t>L’app legge sempre l’ultima versione disponibile senza necessità di intervento utente.</w:t>
+        <w:t>Clona quel manifest aggiornando solo il path di destinazione del calendario (/data/calendario.xlsx).</w:t>
+      </w:r>
+    </w:p>
+    <w:p>
+      <w:pPr>
+        <w:numPr>
+          <w:ilvl w:val="0"/>
+          <w:numId w:val="20"/>
+        </w:numPr>
+      </w:pPr>
+      <w:r>
+        <w:t>Crea un nuovo deploy con il manifest clonato.</w:t>
+      </w:r>
+    </w:p>
+    <w:p>
+      <w:pPr>
+        <w:numPr>
+          <w:ilvl w:val="0"/>
+          <w:numId w:val="20"/>
+        </w:numPr>
+      </w:pPr>
+      <w:r>
+        <w:t>Carica esclusivamente il file modificato (il calendario).</w:t>
+      </w:r>
+    </w:p>
+    <w:p>
+      <w:r>
+        <w:t>Questo garantisce che il sito resti identico e che venga aggiornato solo il file XLSX del calendario, evitando rebuild completi e tempi d’attesa lato utente.</w:t>
+      </w:r>
+    </w:p>
+    <w:p/>
+    <w:p>
+      <w:pPr>
+        <w:rPr>
+          <w:b/>
+          <w:bCs/>
+        </w:rPr>
+      </w:pPr>
+      <w:r>
+        <w:rPr>
+          <w:b/>
+          <w:bCs/>
+        </w:rPr>
+        <w:t>Flusso completo esecuzione</w:t>
+      </w:r>
+    </w:p>
+    <w:p>
+      <w:r>
+        <w:t>Funzione schedulata: nightlyUploadXlsxToNetlify()</w:t>
+      </w:r>
+      <w:r>
+        <w:br/>
+        <w:t xml:space="preserve">Pianificala con un trigger time-driven quotidiano (es. </w:t>
+      </w:r>
+      <w:r>
+        <w:rPr>
+          <w:i/>
+          <w:iCs/>
+        </w:rPr>
+        <w:t>ogni giorno alle 00:05</w:t>
+      </w:r>
+      <w:r>
+        <w:t>).</w:t>
+      </w:r>
+    </w:p>
+    <w:p>
+      <w:r>
+        <w:t>Passi interni:</w:t>
+      </w:r>
+    </w:p>
+    <w:p>
+      <w:pPr>
+        <w:numPr>
+          <w:ilvl w:val="0"/>
+          <w:numId w:val="21"/>
+        </w:numPr>
+      </w:pPr>
+      <w:r>
+        <w:t>Export XLSX: chiama l’endpoint Drive v3 files/{id}/export usando il token OAuth dell’Apps Script, ottenendo un Blob calendario.xlsx.</w:t>
+      </w:r>
+    </w:p>
+    <w:p>
+      <w:pPr>
+        <w:numPr>
+          <w:ilvl w:val="0"/>
+          <w:numId w:val="21"/>
+        </w:numPr>
+      </w:pPr>
+      <w:r>
+        <w:t>Legge il deploy pubblicato su Netlify (published_deploy.id).</w:t>
+      </w:r>
+    </w:p>
+    <w:p>
+      <w:pPr>
+        <w:numPr>
+          <w:ilvl w:val="0"/>
+          <w:numId w:val="21"/>
+        </w:numPr>
+      </w:pPr>
+      <w:r>
+        <w:t>Elenca i file di quel deploy e costruisce una mappa { "/path": "sha1" }.</w:t>
+      </w:r>
+    </w:p>
+    <w:p>
+      <w:pPr>
+        <w:numPr>
+          <w:ilvl w:val="0"/>
+          <w:numId w:val="21"/>
+        </w:numPr>
+      </w:pPr>
+      <w:r>
+        <w:t>Sostituisce in memoria l’entry TARGET_PATH con il nuovo digest SHA1 del file XLSX.</w:t>
+      </w:r>
+    </w:p>
+    <w:p>
+      <w:pPr>
+        <w:numPr>
+          <w:ilvl w:val="0"/>
+          <w:numId w:val="21"/>
+        </w:numPr>
+      </w:pPr>
+      <w:r>
+        <w:t xml:space="preserve">Crea un nuovo deploy con </w:t>
+      </w:r>
+      <w:r>
+        <w:rPr>
+          <w:i/>
+          <w:iCs/>
+        </w:rPr>
+        <w:t>lo stesso manifest</w:t>
+      </w:r>
+      <w:r>
+        <w:t xml:space="preserve"> (clonato) + la sola modifica al path target.</w:t>
+      </w:r>
+    </w:p>
+    <w:p>
+      <w:pPr>
+        <w:numPr>
+          <w:ilvl w:val="0"/>
+          <w:numId w:val="21"/>
+        </w:numPr>
+      </w:pPr>
+      <w:r>
+        <w:t>Effettua l’upload PUT solo di TARGET_PATH per allegare il contenuto reale del file al deploy appena creato.</w:t>
+      </w:r>
+    </w:p>
+    <w:p>
+      <w:pPr>
+        <w:numPr>
+          <w:ilvl w:val="0"/>
+          <w:numId w:val="21"/>
+        </w:numPr>
+      </w:pPr>
+      <w:r>
+        <w:lastRenderedPageBreak/>
+        <w:t>Log finale con deploy.id.</w:t>
+      </w:r>
+    </w:p>
+    <w:p>
+      <w:r>
+        <w:t>Nota: in questo modo Netlify non ricompila né ricrea i file statici esistenti: il deploy risulta identico al precedente, ma con hash e contenuto aggiornato solo per /data/calendario.xlsx.</w:t>
       </w:r>
     </w:p>
     <w:p>
@@ -2293,26 +2375,16 @@
           <w:b/>
           <w:bCs/>
         </w:rPr>
-        <w:t xml:space="preserve"> Distribuzione e </w:t>
-      </w:r>
-      <w:proofErr w:type="spellStart"/>
-      <w:r>
-        <w:rPr>
-          <w:b/>
-          <w:bCs/>
-        </w:rPr>
-        <w:t>deploy</w:t>
-      </w:r>
-      <w:proofErr w:type="spellEnd"/>
-    </w:p>
-    <w:p>
-      <w:pPr>
-        <w:rPr>
-          <w:b/>
-          <w:bCs/>
-        </w:rPr>
-      </w:pPr>
-      <w:proofErr w:type="spellStart"/>
+        <w:t xml:space="preserve"> Distribuzione e deploy</w:t>
+      </w:r>
+    </w:p>
+    <w:p>
+      <w:pPr>
+        <w:rPr>
+          <w:b/>
+          <w:bCs/>
+        </w:rPr>
+      </w:pPr>
       <w:r>
         <w:rPr>
           <w:b/>
@@ -2320,7 +2392,6 @@
         </w:rPr>
         <w:t>Netlify</w:t>
       </w:r>
-      <w:proofErr w:type="spellEnd"/>
     </w:p>
     <w:p>
       <w:pPr>
@@ -2330,15 +2401,7 @@
         </w:numPr>
       </w:pPr>
       <w:r>
-        <w:t xml:space="preserve">Usato per il </w:t>
-      </w:r>
-      <w:proofErr w:type="spellStart"/>
-      <w:r>
-        <w:t>deploy</w:t>
-      </w:r>
-      <w:proofErr w:type="spellEnd"/>
-      <w:r>
-        <w:t xml:space="preserve"> statico del codice HTML/CSS/JS.</w:t>
+        <w:t>Usato per il deploy statico del codice HTML/CSS/JS.</w:t>
       </w:r>
     </w:p>
     <w:p>
@@ -2360,32 +2423,29 @@
         </w:numPr>
       </w:pPr>
       <w:r>
-        <w:t>Genera un URL pubblico (es. https://its-calendar.netlify.app/).</w:t>
-      </w:r>
-    </w:p>
-    <w:p>
-      <w:pPr>
-        <w:rPr>
-          <w:b/>
-          <w:bCs/>
-        </w:rPr>
-      </w:pPr>
-      <w:r>
-        <w:rPr>
-          <w:b/>
-          <w:bCs/>
-        </w:rPr>
-        <w:t xml:space="preserve">Google </w:t>
-      </w:r>
-      <w:proofErr w:type="spellStart"/>
-      <w:r>
-        <w:rPr>
-          <w:b/>
-          <w:bCs/>
-        </w:rPr>
-        <w:t>Sites</w:t>
-      </w:r>
-      <w:proofErr w:type="spellEnd"/>
+        <w:t xml:space="preserve">Genera un URL pubblico (es. </w:t>
+      </w:r>
+      <w:r>
+        <w:t>https://its-calendar-2025-2027.netlify.app</w:t>
+      </w:r>
+      <w:r>
+        <w:t>)</w:t>
+      </w:r>
+    </w:p>
+    <w:p>
+      <w:pPr>
+        <w:rPr>
+          <w:b/>
+          <w:bCs/>
+        </w:rPr>
+      </w:pPr>
+      <w:r>
+        <w:rPr>
+          <w:b/>
+          <w:bCs/>
+        </w:rPr>
+        <w:t>Google Sites</w:t>
+      </w:r>
     </w:p>
     <w:p>
       <w:pPr>
@@ -2405,23 +2465,7 @@
         <w:t>sezione HTML personalizzata</w:t>
       </w:r>
       <w:r>
-        <w:t xml:space="preserve"> (</w:t>
-      </w:r>
-      <w:proofErr w:type="spellStart"/>
-      <w:r>
-        <w:t>iframe</w:t>
-      </w:r>
-      <w:proofErr w:type="spellEnd"/>
-      <w:r>
-        <w:t xml:space="preserve">) che punta all’URL </w:t>
-      </w:r>
-      <w:proofErr w:type="spellStart"/>
-      <w:r>
-        <w:t>Netlify</w:t>
-      </w:r>
-      <w:proofErr w:type="spellEnd"/>
-      <w:r>
-        <w:t>.</w:t>
+        <w:t xml:space="preserve"> (iframe) che punta all’URL Netlify.</w:t>
       </w:r>
       <w:r>
         <w:br/>
@@ -2436,48 +2480,25 @@
         </w:numPr>
       </w:pPr>
       <w:r>
-        <w:lastRenderedPageBreak/>
-        <w:t>&lt;</w:t>
-      </w:r>
-      <w:proofErr w:type="spellStart"/>
-      <w:r>
-        <w:t>iframe</w:t>
-      </w:r>
-      <w:proofErr w:type="spellEnd"/>
-      <w:r>
+        <w:t>&lt;iframe src="</w:t>
+      </w:r>
+      <w:r>
+        <w:rPr>
+          <w:rFonts w:ascii="Consolas" w:hAnsi="Consolas"/>
+          <w:color w:val="F0F6FC"/>
+          <w:sz w:val="20"/>
+          <w:szCs w:val="20"/>
+        </w:rPr>
         <w:t xml:space="preserve"> </w:t>
       </w:r>
-      <w:proofErr w:type="spellStart"/>
-      <w:r>
-        <w:t>src</w:t>
-      </w:r>
-      <w:proofErr w:type="spellEnd"/>
-      <w:r>
-        <w:t xml:space="preserve">="https://its-calendar.netlify.app/" </w:t>
-      </w:r>
-      <w:proofErr w:type="spellStart"/>
-      <w:r>
-        <w:t>width</w:t>
-      </w:r>
-      <w:proofErr w:type="spellEnd"/>
-      <w:r>
-        <w:t xml:space="preserve">="100%" </w:t>
-      </w:r>
-      <w:proofErr w:type="spellStart"/>
-      <w:r>
-        <w:t>height</w:t>
-      </w:r>
-      <w:proofErr w:type="spellEnd"/>
-      <w:r>
-        <w:t>="900"&gt;&lt;/</w:t>
-      </w:r>
-      <w:proofErr w:type="spellStart"/>
-      <w:r>
-        <w:t>iframe</w:t>
-      </w:r>
-      <w:proofErr w:type="spellEnd"/>
-      <w:r>
-        <w:t>&gt;</w:t>
+      <w:r>
+        <w:t>https://its-calendar-2025-2027.netlify.app</w:t>
+      </w:r>
+      <w:r>
+        <w:t>/</w:t>
+      </w:r>
+      <w:r>
+        <w:t>" width="100%" height="900"&gt;&lt;/iframe&gt;</w:t>
       </w:r>
     </w:p>
     <w:p>
@@ -2521,7 +2542,7 @@
         </w:numPr>
       </w:pPr>
       <w:r>
-        <w:t>Solo l’account istituzionale con accesso alla cartella Drive può aggiornare il file Excel.</w:t>
+        <w:t>Tutti gli utenti accedono in sola lettura.</w:t>
       </w:r>
     </w:p>
     <w:p>
@@ -2532,7 +2553,29 @@
         </w:numPr>
       </w:pPr>
       <w:r>
-        <w:t>Tutti gli utenti accedono in sola lettura.</w:t>
+        <w:t>Nessun dato personale viene raccolto.</w:t>
+      </w:r>
+    </w:p>
+    <w:p>
+      <w:r>
+        <w:pict w14:anchorId="1FD10F0A">
+          <v:rect id="_x0000_i1046" style="width:0;height:1.5pt" o:hralign="center" o:hrstd="t" o:hr="t" fillcolor="#a0a0a0" stroked="f"/>
+        </w:pict>
+      </w:r>
+    </w:p>
+    <w:p>
+      <w:pPr>
+        <w:rPr>
+          <w:b/>
+          <w:bCs/>
+        </w:rPr>
+      </w:pPr>
+      <w:r>
+        <w:rPr>
+          <w:b/>
+          <w:bCs/>
+        </w:rPr>
+        <w:t>GitHub</w:t>
       </w:r>
     </w:p>
     <w:p>
@@ -2543,7 +2586,7 @@
         </w:numPr>
       </w:pPr>
       <w:r>
-        <w:t>Nessun dato personale viene raccolto.</w:t>
+        <w:t>Progetto aggiornato con una repository GitHub</w:t>
       </w:r>
     </w:p>
     <w:p>
@@ -2554,29 +2597,7 @@
         </w:numPr>
       </w:pPr>
       <w:r>
-        <w:t>Il codice non utilizza cookie, storage o API esterne.</w:t>
-      </w:r>
-    </w:p>
-    <w:p>
-      <w:r>
-        <w:pict w14:anchorId="1FD10F0A">
-          <v:rect id="_x0000_i1042" style="width:0;height:1.5pt" o:hralign="center" o:hrstd="t" o:hr="t" fillcolor="#a0a0a0" stroked="f"/>
-        </w:pict>
-      </w:r>
-    </w:p>
-    <w:p>
-      <w:pPr>
-        <w:rPr>
-          <w:b/>
-          <w:bCs/>
-        </w:rPr>
-      </w:pPr>
-      <w:r>
-        <w:rPr>
-          <w:b/>
-          <w:bCs/>
-        </w:rPr>
-        <w:t>GitHub</w:t>
+        <w:t>Branch usati: Main, Obitettivo 2, New-Style-Css, Sync</w:t>
       </w:r>
     </w:p>
     <w:p>
@@ -2587,85 +2608,8 @@
         </w:numPr>
       </w:pPr>
       <w:r>
-        <w:t xml:space="preserve">Progetto aggiornato con </w:t>
-      </w:r>
-      <w:proofErr w:type="gramStart"/>
-      <w:r>
-        <w:t>una repository</w:t>
-      </w:r>
-      <w:proofErr w:type="gramEnd"/>
-      <w:r>
-        <w:t xml:space="preserve"> GitHub</w:t>
-      </w:r>
-    </w:p>
-    <w:p>
-      <w:pPr>
-        <w:numPr>
-          <w:ilvl w:val="0"/>
-          <w:numId w:val="16"/>
-        </w:numPr>
-      </w:pPr>
-      <w:proofErr w:type="spellStart"/>
-      <w:r>
-        <w:t>Branch</w:t>
-      </w:r>
-      <w:proofErr w:type="spellEnd"/>
-      <w:r>
-        <w:t xml:space="preserve"> usati: </w:t>
-      </w:r>
-      <w:proofErr w:type="spellStart"/>
-      <w:r>
-        <w:t>Main</w:t>
-      </w:r>
-      <w:proofErr w:type="spellEnd"/>
-      <w:r>
-        <w:t xml:space="preserve">, </w:t>
-      </w:r>
-      <w:proofErr w:type="spellStart"/>
-      <w:r>
-        <w:t>Obitettivo</w:t>
-      </w:r>
-      <w:proofErr w:type="spellEnd"/>
-      <w:r>
-        <w:t xml:space="preserve"> 2, New-Style-</w:t>
-      </w:r>
-      <w:proofErr w:type="spellStart"/>
-      <w:r>
-        <w:t>Css</w:t>
-      </w:r>
-      <w:proofErr w:type="spellEnd"/>
-      <w:r>
-        <w:t xml:space="preserve">, </w:t>
-      </w:r>
-      <w:proofErr w:type="spellStart"/>
-      <w:r>
-        <w:t>Sync</w:t>
-      </w:r>
-      <w:proofErr w:type="spellEnd"/>
-    </w:p>
-    <w:p>
-      <w:pPr>
-        <w:numPr>
-          <w:ilvl w:val="0"/>
-          <w:numId w:val="16"/>
-        </w:numPr>
-      </w:pPr>
-      <w:r>
-        <w:t xml:space="preserve">Tutto consiste in un centinaio di </w:t>
-      </w:r>
-      <w:proofErr w:type="spellStart"/>
-      <w:r>
-        <w:t>Commit</w:t>
-      </w:r>
-      <w:proofErr w:type="spellEnd"/>
-      <w:r>
-        <w:t xml:space="preserve"> e </w:t>
-      </w:r>
-      <w:proofErr w:type="spellStart"/>
-      <w:r>
-        <w:t>Push</w:t>
-      </w:r>
-      <w:proofErr w:type="spellEnd"/>
+        <w:t>Tutto consiste in un centinaio di Commit e Push</w:t>
+      </w:r>
     </w:p>
     <w:p>
       <w:pPr>
@@ -3290,6 +3234,155 @@
     </w:lvl>
   </w:abstractNum>
   <w:abstractNum w:abstractNumId="4" w15:restartNumberingAfterBreak="0">
+    <w:nsid w:val="1A8A6920"/>
+    <w:multiLevelType w:val="multilevel"/>
+    <w:tmpl w:val="9252BCF4"/>
+    <w:lvl w:ilvl="0">
+      <w:start w:val="1"/>
+      <w:numFmt w:val="bullet"/>
+      <w:lvlText w:val=""/>
+      <w:lvlJc w:val="left"/>
+      <w:pPr>
+        <w:tabs>
+          <w:tab w:val="num" w:pos="720"/>
+        </w:tabs>
+        <w:ind w:left="720" w:hanging="360"/>
+      </w:pPr>
+      <w:rPr>
+        <w:rFonts w:ascii="Symbol" w:hAnsi="Symbol" w:hint="default"/>
+        <w:sz w:val="20"/>
+      </w:rPr>
+    </w:lvl>
+    <w:lvl w:ilvl="1" w:tentative="1">
+      <w:start w:val="1"/>
+      <w:numFmt w:val="bullet"/>
+      <w:lvlText w:val="o"/>
+      <w:lvlJc w:val="left"/>
+      <w:pPr>
+        <w:tabs>
+          <w:tab w:val="num" w:pos="1440"/>
+        </w:tabs>
+        <w:ind w:left="1440" w:hanging="360"/>
+      </w:pPr>
+      <w:rPr>
+        <w:rFonts w:ascii="Courier New" w:hAnsi="Courier New" w:hint="default"/>
+        <w:sz w:val="20"/>
+      </w:rPr>
+    </w:lvl>
+    <w:lvl w:ilvl="2" w:tentative="1">
+      <w:start w:val="1"/>
+      <w:numFmt w:val="bullet"/>
+      <w:lvlText w:val=""/>
+      <w:lvlJc w:val="left"/>
+      <w:pPr>
+        <w:tabs>
+          <w:tab w:val="num" w:pos="2160"/>
+        </w:tabs>
+        <w:ind w:left="2160" w:hanging="360"/>
+      </w:pPr>
+      <w:rPr>
+        <w:rFonts w:ascii="Wingdings" w:hAnsi="Wingdings" w:hint="default"/>
+        <w:sz w:val="20"/>
+      </w:rPr>
+    </w:lvl>
+    <w:lvl w:ilvl="3" w:tentative="1">
+      <w:start w:val="1"/>
+      <w:numFmt w:val="bullet"/>
+      <w:lvlText w:val=""/>
+      <w:lvlJc w:val="left"/>
+      <w:pPr>
+        <w:tabs>
+          <w:tab w:val="num" w:pos="2880"/>
+        </w:tabs>
+        <w:ind w:left="2880" w:hanging="360"/>
+      </w:pPr>
+      <w:rPr>
+        <w:rFonts w:ascii="Wingdings" w:hAnsi="Wingdings" w:hint="default"/>
+        <w:sz w:val="20"/>
+      </w:rPr>
+    </w:lvl>
+    <w:lvl w:ilvl="4" w:tentative="1">
+      <w:start w:val="1"/>
+      <w:numFmt w:val="bullet"/>
+      <w:lvlText w:val=""/>
+      <w:lvlJc w:val="left"/>
+      <w:pPr>
+        <w:tabs>
+          <w:tab w:val="num" w:pos="3600"/>
+        </w:tabs>
+        <w:ind w:left="3600" w:hanging="360"/>
+      </w:pPr>
+      <w:rPr>
+        <w:rFonts w:ascii="Wingdings" w:hAnsi="Wingdings" w:hint="default"/>
+        <w:sz w:val="20"/>
+      </w:rPr>
+    </w:lvl>
+    <w:lvl w:ilvl="5" w:tentative="1">
+      <w:start w:val="1"/>
+      <w:numFmt w:val="bullet"/>
+      <w:lvlText w:val=""/>
+      <w:lvlJc w:val="left"/>
+      <w:pPr>
+        <w:tabs>
+          <w:tab w:val="num" w:pos="4320"/>
+        </w:tabs>
+        <w:ind w:left="4320" w:hanging="360"/>
+      </w:pPr>
+      <w:rPr>
+        <w:rFonts w:ascii="Wingdings" w:hAnsi="Wingdings" w:hint="default"/>
+        <w:sz w:val="20"/>
+      </w:rPr>
+    </w:lvl>
+    <w:lvl w:ilvl="6" w:tentative="1">
+      <w:start w:val="1"/>
+      <w:numFmt w:val="bullet"/>
+      <w:lvlText w:val=""/>
+      <w:lvlJc w:val="left"/>
+      <w:pPr>
+        <w:tabs>
+          <w:tab w:val="num" w:pos="5040"/>
+        </w:tabs>
+        <w:ind w:left="5040" w:hanging="360"/>
+      </w:pPr>
+      <w:rPr>
+        <w:rFonts w:ascii="Wingdings" w:hAnsi="Wingdings" w:hint="default"/>
+        <w:sz w:val="20"/>
+      </w:rPr>
+    </w:lvl>
+    <w:lvl w:ilvl="7" w:tentative="1">
+      <w:start w:val="1"/>
+      <w:numFmt w:val="bullet"/>
+      <w:lvlText w:val=""/>
+      <w:lvlJc w:val="left"/>
+      <w:pPr>
+        <w:tabs>
+          <w:tab w:val="num" w:pos="5760"/>
+        </w:tabs>
+        <w:ind w:left="5760" w:hanging="360"/>
+      </w:pPr>
+      <w:rPr>
+        <w:rFonts w:ascii="Wingdings" w:hAnsi="Wingdings" w:hint="default"/>
+        <w:sz w:val="20"/>
+      </w:rPr>
+    </w:lvl>
+    <w:lvl w:ilvl="8" w:tentative="1">
+      <w:start w:val="1"/>
+      <w:numFmt w:val="bullet"/>
+      <w:lvlText w:val=""/>
+      <w:lvlJc w:val="left"/>
+      <w:pPr>
+        <w:tabs>
+          <w:tab w:val="num" w:pos="6480"/>
+        </w:tabs>
+        <w:ind w:left="6480" w:hanging="360"/>
+      </w:pPr>
+      <w:rPr>
+        <w:rFonts w:ascii="Wingdings" w:hAnsi="Wingdings" w:hint="default"/>
+        <w:sz w:val="20"/>
+      </w:rPr>
+    </w:lvl>
+  </w:abstractNum>
+  <w:abstractNum w:abstractNumId="5" w15:restartNumberingAfterBreak="0">
     <w:nsid w:val="1E1715EB"/>
     <w:multiLevelType w:val="multilevel"/>
     <w:tmpl w:val="3C3C280C"/>
@@ -3438,7 +3531,269 @@
       </w:rPr>
     </w:lvl>
   </w:abstractNum>
-  <w:abstractNum w:abstractNumId="5" w15:restartNumberingAfterBreak="0">
+  <w:abstractNum w:abstractNumId="6" w15:restartNumberingAfterBreak="0">
+    <w:nsid w:val="1FFF263B"/>
+    <w:multiLevelType w:val="multilevel"/>
+    <w:tmpl w:val="AA40C80E"/>
+    <w:lvl w:ilvl="0">
+      <w:start w:val="1"/>
+      <w:numFmt w:val="bullet"/>
+      <w:lvlText w:val=""/>
+      <w:lvlJc w:val="left"/>
+      <w:pPr>
+        <w:tabs>
+          <w:tab w:val="num" w:pos="720"/>
+        </w:tabs>
+        <w:ind w:left="720" w:hanging="360"/>
+      </w:pPr>
+      <w:rPr>
+        <w:rFonts w:ascii="Symbol" w:hAnsi="Symbol" w:hint="default"/>
+        <w:sz w:val="20"/>
+      </w:rPr>
+    </w:lvl>
+    <w:lvl w:ilvl="1" w:tentative="1">
+      <w:start w:val="1"/>
+      <w:numFmt w:val="bullet"/>
+      <w:lvlText w:val="o"/>
+      <w:lvlJc w:val="left"/>
+      <w:pPr>
+        <w:tabs>
+          <w:tab w:val="num" w:pos="1440"/>
+        </w:tabs>
+        <w:ind w:left="1440" w:hanging="360"/>
+      </w:pPr>
+      <w:rPr>
+        <w:rFonts w:ascii="Courier New" w:hAnsi="Courier New" w:hint="default"/>
+        <w:sz w:val="20"/>
+      </w:rPr>
+    </w:lvl>
+    <w:lvl w:ilvl="2" w:tentative="1">
+      <w:start w:val="1"/>
+      <w:numFmt w:val="bullet"/>
+      <w:lvlText w:val=""/>
+      <w:lvlJc w:val="left"/>
+      <w:pPr>
+        <w:tabs>
+          <w:tab w:val="num" w:pos="2160"/>
+        </w:tabs>
+        <w:ind w:left="2160" w:hanging="360"/>
+      </w:pPr>
+      <w:rPr>
+        <w:rFonts w:ascii="Wingdings" w:hAnsi="Wingdings" w:hint="default"/>
+        <w:sz w:val="20"/>
+      </w:rPr>
+    </w:lvl>
+    <w:lvl w:ilvl="3" w:tentative="1">
+      <w:start w:val="1"/>
+      <w:numFmt w:val="bullet"/>
+      <w:lvlText w:val=""/>
+      <w:lvlJc w:val="left"/>
+      <w:pPr>
+        <w:tabs>
+          <w:tab w:val="num" w:pos="2880"/>
+        </w:tabs>
+        <w:ind w:left="2880" w:hanging="360"/>
+      </w:pPr>
+      <w:rPr>
+        <w:rFonts w:ascii="Wingdings" w:hAnsi="Wingdings" w:hint="default"/>
+        <w:sz w:val="20"/>
+      </w:rPr>
+    </w:lvl>
+    <w:lvl w:ilvl="4" w:tentative="1">
+      <w:start w:val="1"/>
+      <w:numFmt w:val="bullet"/>
+      <w:lvlText w:val=""/>
+      <w:lvlJc w:val="left"/>
+      <w:pPr>
+        <w:tabs>
+          <w:tab w:val="num" w:pos="3600"/>
+        </w:tabs>
+        <w:ind w:left="3600" w:hanging="360"/>
+      </w:pPr>
+      <w:rPr>
+        <w:rFonts w:ascii="Wingdings" w:hAnsi="Wingdings" w:hint="default"/>
+        <w:sz w:val="20"/>
+      </w:rPr>
+    </w:lvl>
+    <w:lvl w:ilvl="5" w:tentative="1">
+      <w:start w:val="1"/>
+      <w:numFmt w:val="bullet"/>
+      <w:lvlText w:val=""/>
+      <w:lvlJc w:val="left"/>
+      <w:pPr>
+        <w:tabs>
+          <w:tab w:val="num" w:pos="4320"/>
+        </w:tabs>
+        <w:ind w:left="4320" w:hanging="360"/>
+      </w:pPr>
+      <w:rPr>
+        <w:rFonts w:ascii="Wingdings" w:hAnsi="Wingdings" w:hint="default"/>
+        <w:sz w:val="20"/>
+      </w:rPr>
+    </w:lvl>
+    <w:lvl w:ilvl="6" w:tentative="1">
+      <w:start w:val="1"/>
+      <w:numFmt w:val="bullet"/>
+      <w:lvlText w:val=""/>
+      <w:lvlJc w:val="left"/>
+      <w:pPr>
+        <w:tabs>
+          <w:tab w:val="num" w:pos="5040"/>
+        </w:tabs>
+        <w:ind w:left="5040" w:hanging="360"/>
+      </w:pPr>
+      <w:rPr>
+        <w:rFonts w:ascii="Wingdings" w:hAnsi="Wingdings" w:hint="default"/>
+        <w:sz w:val="20"/>
+      </w:rPr>
+    </w:lvl>
+    <w:lvl w:ilvl="7" w:tentative="1">
+      <w:start w:val="1"/>
+      <w:numFmt w:val="bullet"/>
+      <w:lvlText w:val=""/>
+      <w:lvlJc w:val="left"/>
+      <w:pPr>
+        <w:tabs>
+          <w:tab w:val="num" w:pos="5760"/>
+        </w:tabs>
+        <w:ind w:left="5760" w:hanging="360"/>
+      </w:pPr>
+      <w:rPr>
+        <w:rFonts w:ascii="Wingdings" w:hAnsi="Wingdings" w:hint="default"/>
+        <w:sz w:val="20"/>
+      </w:rPr>
+    </w:lvl>
+    <w:lvl w:ilvl="8" w:tentative="1">
+      <w:start w:val="1"/>
+      <w:numFmt w:val="bullet"/>
+      <w:lvlText w:val=""/>
+      <w:lvlJc w:val="left"/>
+      <w:pPr>
+        <w:tabs>
+          <w:tab w:val="num" w:pos="6480"/>
+        </w:tabs>
+        <w:ind w:left="6480" w:hanging="360"/>
+      </w:pPr>
+      <w:rPr>
+        <w:rFonts w:ascii="Wingdings" w:hAnsi="Wingdings" w:hint="default"/>
+        <w:sz w:val="20"/>
+      </w:rPr>
+    </w:lvl>
+  </w:abstractNum>
+  <w:abstractNum w:abstractNumId="7" w15:restartNumberingAfterBreak="0">
+    <w:nsid w:val="20B3245C"/>
+    <w:multiLevelType w:val="multilevel"/>
+    <w:tmpl w:val="471C9108"/>
+    <w:lvl w:ilvl="0">
+      <w:start w:val="1"/>
+      <w:numFmt w:val="decimal"/>
+      <w:lvlText w:val="%1."/>
+      <w:lvlJc w:val="left"/>
+      <w:pPr>
+        <w:tabs>
+          <w:tab w:val="num" w:pos="720"/>
+        </w:tabs>
+        <w:ind w:left="720" w:hanging="360"/>
+      </w:pPr>
+    </w:lvl>
+    <w:lvl w:ilvl="1" w:tentative="1">
+      <w:start w:val="1"/>
+      <w:numFmt w:val="decimal"/>
+      <w:lvlText w:val="%2."/>
+      <w:lvlJc w:val="left"/>
+      <w:pPr>
+        <w:tabs>
+          <w:tab w:val="num" w:pos="1440"/>
+        </w:tabs>
+        <w:ind w:left="1440" w:hanging="360"/>
+      </w:pPr>
+    </w:lvl>
+    <w:lvl w:ilvl="2" w:tentative="1">
+      <w:start w:val="1"/>
+      <w:numFmt w:val="decimal"/>
+      <w:lvlText w:val="%3."/>
+      <w:lvlJc w:val="left"/>
+      <w:pPr>
+        <w:tabs>
+          <w:tab w:val="num" w:pos="2160"/>
+        </w:tabs>
+        <w:ind w:left="2160" w:hanging="360"/>
+      </w:pPr>
+    </w:lvl>
+    <w:lvl w:ilvl="3" w:tentative="1">
+      <w:start w:val="1"/>
+      <w:numFmt w:val="decimal"/>
+      <w:lvlText w:val="%4."/>
+      <w:lvlJc w:val="left"/>
+      <w:pPr>
+        <w:tabs>
+          <w:tab w:val="num" w:pos="2880"/>
+        </w:tabs>
+        <w:ind w:left="2880" w:hanging="360"/>
+      </w:pPr>
+    </w:lvl>
+    <w:lvl w:ilvl="4" w:tentative="1">
+      <w:start w:val="1"/>
+      <w:numFmt w:val="decimal"/>
+      <w:lvlText w:val="%5."/>
+      <w:lvlJc w:val="left"/>
+      <w:pPr>
+        <w:tabs>
+          <w:tab w:val="num" w:pos="3600"/>
+        </w:tabs>
+        <w:ind w:left="3600" w:hanging="360"/>
+      </w:pPr>
+    </w:lvl>
+    <w:lvl w:ilvl="5" w:tentative="1">
+      <w:start w:val="1"/>
+      <w:numFmt w:val="decimal"/>
+      <w:lvlText w:val="%6."/>
+      <w:lvlJc w:val="left"/>
+      <w:pPr>
+        <w:tabs>
+          <w:tab w:val="num" w:pos="4320"/>
+        </w:tabs>
+        <w:ind w:left="4320" w:hanging="360"/>
+      </w:pPr>
+    </w:lvl>
+    <w:lvl w:ilvl="6" w:tentative="1">
+      <w:start w:val="1"/>
+      <w:numFmt w:val="decimal"/>
+      <w:lvlText w:val="%7."/>
+      <w:lvlJc w:val="left"/>
+      <w:pPr>
+        <w:tabs>
+          <w:tab w:val="num" w:pos="5040"/>
+        </w:tabs>
+        <w:ind w:left="5040" w:hanging="360"/>
+      </w:pPr>
+    </w:lvl>
+    <w:lvl w:ilvl="7" w:tentative="1">
+      <w:start w:val="1"/>
+      <w:numFmt w:val="decimal"/>
+      <w:lvlText w:val="%8."/>
+      <w:lvlJc w:val="left"/>
+      <w:pPr>
+        <w:tabs>
+          <w:tab w:val="num" w:pos="5760"/>
+        </w:tabs>
+        <w:ind w:left="5760" w:hanging="360"/>
+      </w:pPr>
+    </w:lvl>
+    <w:lvl w:ilvl="8" w:tentative="1">
+      <w:start w:val="1"/>
+      <w:numFmt w:val="decimal"/>
+      <w:lvlText w:val="%9."/>
+      <w:lvlJc w:val="left"/>
+      <w:pPr>
+        <w:tabs>
+          <w:tab w:val="num" w:pos="6480"/>
+        </w:tabs>
+        <w:ind w:left="6480" w:hanging="360"/>
+      </w:pPr>
+    </w:lvl>
+  </w:abstractNum>
+  <w:abstractNum w:abstractNumId="8" w15:restartNumberingAfterBreak="0">
     <w:nsid w:val="23C1574C"/>
     <w:multiLevelType w:val="multilevel"/>
     <w:tmpl w:val="A4E6A1DA"/>
@@ -3587,7 +3942,7 @@
       </w:rPr>
     </w:lvl>
   </w:abstractNum>
-  <w:abstractNum w:abstractNumId="6" w15:restartNumberingAfterBreak="0">
+  <w:abstractNum w:abstractNumId="9" w15:restartNumberingAfterBreak="0">
     <w:nsid w:val="24A1763B"/>
     <w:multiLevelType w:val="multilevel"/>
     <w:tmpl w:val="F2704C40"/>
@@ -3736,7 +4091,7 @@
       </w:rPr>
     </w:lvl>
   </w:abstractNum>
-  <w:abstractNum w:abstractNumId="7" w15:restartNumberingAfterBreak="0">
+  <w:abstractNum w:abstractNumId="10" w15:restartNumberingAfterBreak="0">
     <w:nsid w:val="27F75BE0"/>
     <w:multiLevelType w:val="multilevel"/>
     <w:tmpl w:val="C5CCBB24"/>
@@ -3885,7 +4240,7 @@
       </w:rPr>
     </w:lvl>
   </w:abstractNum>
-  <w:abstractNum w:abstractNumId="8" w15:restartNumberingAfterBreak="0">
+  <w:abstractNum w:abstractNumId="11" w15:restartNumberingAfterBreak="0">
     <w:nsid w:val="28CF5260"/>
     <w:multiLevelType w:val="multilevel"/>
     <w:tmpl w:val="C496216E"/>
@@ -4034,7 +4389,7 @@
       </w:rPr>
     </w:lvl>
   </w:abstractNum>
-  <w:abstractNum w:abstractNumId="9" w15:restartNumberingAfterBreak="0">
+  <w:abstractNum w:abstractNumId="12" w15:restartNumberingAfterBreak="0">
     <w:nsid w:val="2E5F29C9"/>
     <w:multiLevelType w:val="multilevel"/>
     <w:tmpl w:val="82B27D00"/>
@@ -4183,7 +4538,7 @@
       </w:rPr>
     </w:lvl>
   </w:abstractNum>
-  <w:abstractNum w:abstractNumId="10" w15:restartNumberingAfterBreak="0">
+  <w:abstractNum w:abstractNumId="13" w15:restartNumberingAfterBreak="0">
     <w:nsid w:val="31AB2A61"/>
     <w:multiLevelType w:val="multilevel"/>
     <w:tmpl w:val="EC04FDD2"/>
@@ -4332,7 +4687,7 @@
       </w:rPr>
     </w:lvl>
   </w:abstractNum>
-  <w:abstractNum w:abstractNumId="11" w15:restartNumberingAfterBreak="0">
+  <w:abstractNum w:abstractNumId="14" w15:restartNumberingAfterBreak="0">
     <w:nsid w:val="337838BD"/>
     <w:multiLevelType w:val="multilevel"/>
     <w:tmpl w:val="BF70BD04"/>
@@ -4481,7 +4836,156 @@
       </w:rPr>
     </w:lvl>
   </w:abstractNum>
-  <w:abstractNum w:abstractNumId="12" w15:restartNumberingAfterBreak="0">
+  <w:abstractNum w:abstractNumId="15" w15:restartNumberingAfterBreak="0">
+    <w:nsid w:val="37CD03F6"/>
+    <w:multiLevelType w:val="multilevel"/>
+    <w:tmpl w:val="48429D5E"/>
+    <w:lvl w:ilvl="0">
+      <w:start w:val="1"/>
+      <w:numFmt w:val="bullet"/>
+      <w:lvlText w:val=""/>
+      <w:lvlJc w:val="left"/>
+      <w:pPr>
+        <w:tabs>
+          <w:tab w:val="num" w:pos="720"/>
+        </w:tabs>
+        <w:ind w:left="720" w:hanging="360"/>
+      </w:pPr>
+      <w:rPr>
+        <w:rFonts w:ascii="Symbol" w:hAnsi="Symbol" w:hint="default"/>
+        <w:sz w:val="20"/>
+      </w:rPr>
+    </w:lvl>
+    <w:lvl w:ilvl="1" w:tentative="1">
+      <w:start w:val="1"/>
+      <w:numFmt w:val="bullet"/>
+      <w:lvlText w:val="o"/>
+      <w:lvlJc w:val="left"/>
+      <w:pPr>
+        <w:tabs>
+          <w:tab w:val="num" w:pos="1440"/>
+        </w:tabs>
+        <w:ind w:left="1440" w:hanging="360"/>
+      </w:pPr>
+      <w:rPr>
+        <w:rFonts w:ascii="Courier New" w:hAnsi="Courier New" w:hint="default"/>
+        <w:sz w:val="20"/>
+      </w:rPr>
+    </w:lvl>
+    <w:lvl w:ilvl="2" w:tentative="1">
+      <w:start w:val="1"/>
+      <w:numFmt w:val="bullet"/>
+      <w:lvlText w:val=""/>
+      <w:lvlJc w:val="left"/>
+      <w:pPr>
+        <w:tabs>
+          <w:tab w:val="num" w:pos="2160"/>
+        </w:tabs>
+        <w:ind w:left="2160" w:hanging="360"/>
+      </w:pPr>
+      <w:rPr>
+        <w:rFonts w:ascii="Wingdings" w:hAnsi="Wingdings" w:hint="default"/>
+        <w:sz w:val="20"/>
+      </w:rPr>
+    </w:lvl>
+    <w:lvl w:ilvl="3" w:tentative="1">
+      <w:start w:val="1"/>
+      <w:numFmt w:val="bullet"/>
+      <w:lvlText w:val=""/>
+      <w:lvlJc w:val="left"/>
+      <w:pPr>
+        <w:tabs>
+          <w:tab w:val="num" w:pos="2880"/>
+        </w:tabs>
+        <w:ind w:left="2880" w:hanging="360"/>
+      </w:pPr>
+      <w:rPr>
+        <w:rFonts w:ascii="Wingdings" w:hAnsi="Wingdings" w:hint="default"/>
+        <w:sz w:val="20"/>
+      </w:rPr>
+    </w:lvl>
+    <w:lvl w:ilvl="4" w:tentative="1">
+      <w:start w:val="1"/>
+      <w:numFmt w:val="bullet"/>
+      <w:lvlText w:val=""/>
+      <w:lvlJc w:val="left"/>
+      <w:pPr>
+        <w:tabs>
+          <w:tab w:val="num" w:pos="3600"/>
+        </w:tabs>
+        <w:ind w:left="3600" w:hanging="360"/>
+      </w:pPr>
+      <w:rPr>
+        <w:rFonts w:ascii="Wingdings" w:hAnsi="Wingdings" w:hint="default"/>
+        <w:sz w:val="20"/>
+      </w:rPr>
+    </w:lvl>
+    <w:lvl w:ilvl="5" w:tentative="1">
+      <w:start w:val="1"/>
+      <w:numFmt w:val="bullet"/>
+      <w:lvlText w:val=""/>
+      <w:lvlJc w:val="left"/>
+      <w:pPr>
+        <w:tabs>
+          <w:tab w:val="num" w:pos="4320"/>
+        </w:tabs>
+        <w:ind w:left="4320" w:hanging="360"/>
+      </w:pPr>
+      <w:rPr>
+        <w:rFonts w:ascii="Wingdings" w:hAnsi="Wingdings" w:hint="default"/>
+        <w:sz w:val="20"/>
+      </w:rPr>
+    </w:lvl>
+    <w:lvl w:ilvl="6" w:tentative="1">
+      <w:start w:val="1"/>
+      <w:numFmt w:val="bullet"/>
+      <w:lvlText w:val=""/>
+      <w:lvlJc w:val="left"/>
+      <w:pPr>
+        <w:tabs>
+          <w:tab w:val="num" w:pos="5040"/>
+        </w:tabs>
+        <w:ind w:left="5040" w:hanging="360"/>
+      </w:pPr>
+      <w:rPr>
+        <w:rFonts w:ascii="Wingdings" w:hAnsi="Wingdings" w:hint="default"/>
+        <w:sz w:val="20"/>
+      </w:rPr>
+    </w:lvl>
+    <w:lvl w:ilvl="7" w:tentative="1">
+      <w:start w:val="1"/>
+      <w:numFmt w:val="bullet"/>
+      <w:lvlText w:val=""/>
+      <w:lvlJc w:val="left"/>
+      <w:pPr>
+        <w:tabs>
+          <w:tab w:val="num" w:pos="5760"/>
+        </w:tabs>
+        <w:ind w:left="5760" w:hanging="360"/>
+      </w:pPr>
+      <w:rPr>
+        <w:rFonts w:ascii="Wingdings" w:hAnsi="Wingdings" w:hint="default"/>
+        <w:sz w:val="20"/>
+      </w:rPr>
+    </w:lvl>
+    <w:lvl w:ilvl="8" w:tentative="1">
+      <w:start w:val="1"/>
+      <w:numFmt w:val="bullet"/>
+      <w:lvlText w:val=""/>
+      <w:lvlJc w:val="left"/>
+      <w:pPr>
+        <w:tabs>
+          <w:tab w:val="num" w:pos="6480"/>
+        </w:tabs>
+        <w:ind w:left="6480" w:hanging="360"/>
+      </w:pPr>
+      <w:rPr>
+        <w:rFonts w:ascii="Wingdings" w:hAnsi="Wingdings" w:hint="default"/>
+        <w:sz w:val="20"/>
+      </w:rPr>
+    </w:lvl>
+  </w:abstractNum>
+  <w:abstractNum w:abstractNumId="16" w15:restartNumberingAfterBreak="0">
     <w:nsid w:val="432E04CD"/>
     <w:multiLevelType w:val="hybridMultilevel"/>
     <w:tmpl w:val="E0E44FEC"/>
@@ -4594,7 +5098,7 @@
       </w:rPr>
     </w:lvl>
   </w:abstractNum>
-  <w:abstractNum w:abstractNumId="13" w15:restartNumberingAfterBreak="0">
+  <w:abstractNum w:abstractNumId="17" w15:restartNumberingAfterBreak="0">
     <w:nsid w:val="4F2E53E9"/>
     <w:multiLevelType w:val="multilevel"/>
     <w:tmpl w:val="D7705B76"/>
@@ -4743,7 +5247,305 @@
       </w:rPr>
     </w:lvl>
   </w:abstractNum>
-  <w:abstractNum w:abstractNumId="14" w15:restartNumberingAfterBreak="0">
+  <w:abstractNum w:abstractNumId="18" w15:restartNumberingAfterBreak="0">
+    <w:nsid w:val="4FE13C68"/>
+    <w:multiLevelType w:val="multilevel"/>
+    <w:tmpl w:val="521C5924"/>
+    <w:lvl w:ilvl="0">
+      <w:start w:val="1"/>
+      <w:numFmt w:val="bullet"/>
+      <w:lvlText w:val=""/>
+      <w:lvlJc w:val="left"/>
+      <w:pPr>
+        <w:tabs>
+          <w:tab w:val="num" w:pos="720"/>
+        </w:tabs>
+        <w:ind w:left="720" w:hanging="360"/>
+      </w:pPr>
+      <w:rPr>
+        <w:rFonts w:ascii="Symbol" w:hAnsi="Symbol" w:hint="default"/>
+        <w:sz w:val="20"/>
+      </w:rPr>
+    </w:lvl>
+    <w:lvl w:ilvl="1" w:tentative="1">
+      <w:start w:val="1"/>
+      <w:numFmt w:val="bullet"/>
+      <w:lvlText w:val="o"/>
+      <w:lvlJc w:val="left"/>
+      <w:pPr>
+        <w:tabs>
+          <w:tab w:val="num" w:pos="1440"/>
+        </w:tabs>
+        <w:ind w:left="1440" w:hanging="360"/>
+      </w:pPr>
+      <w:rPr>
+        <w:rFonts w:ascii="Courier New" w:hAnsi="Courier New" w:hint="default"/>
+        <w:sz w:val="20"/>
+      </w:rPr>
+    </w:lvl>
+    <w:lvl w:ilvl="2" w:tentative="1">
+      <w:start w:val="1"/>
+      <w:numFmt w:val="bullet"/>
+      <w:lvlText w:val=""/>
+      <w:lvlJc w:val="left"/>
+      <w:pPr>
+        <w:tabs>
+          <w:tab w:val="num" w:pos="2160"/>
+        </w:tabs>
+        <w:ind w:left="2160" w:hanging="360"/>
+      </w:pPr>
+      <w:rPr>
+        <w:rFonts w:ascii="Wingdings" w:hAnsi="Wingdings" w:hint="default"/>
+        <w:sz w:val="20"/>
+      </w:rPr>
+    </w:lvl>
+    <w:lvl w:ilvl="3" w:tentative="1">
+      <w:start w:val="1"/>
+      <w:numFmt w:val="bullet"/>
+      <w:lvlText w:val=""/>
+      <w:lvlJc w:val="left"/>
+      <w:pPr>
+        <w:tabs>
+          <w:tab w:val="num" w:pos="2880"/>
+        </w:tabs>
+        <w:ind w:left="2880" w:hanging="360"/>
+      </w:pPr>
+      <w:rPr>
+        <w:rFonts w:ascii="Wingdings" w:hAnsi="Wingdings" w:hint="default"/>
+        <w:sz w:val="20"/>
+      </w:rPr>
+    </w:lvl>
+    <w:lvl w:ilvl="4" w:tentative="1">
+      <w:start w:val="1"/>
+      <w:numFmt w:val="bullet"/>
+      <w:lvlText w:val=""/>
+      <w:lvlJc w:val="left"/>
+      <w:pPr>
+        <w:tabs>
+          <w:tab w:val="num" w:pos="3600"/>
+        </w:tabs>
+        <w:ind w:left="3600" w:hanging="360"/>
+      </w:pPr>
+      <w:rPr>
+        <w:rFonts w:ascii="Wingdings" w:hAnsi="Wingdings" w:hint="default"/>
+        <w:sz w:val="20"/>
+      </w:rPr>
+    </w:lvl>
+    <w:lvl w:ilvl="5" w:tentative="1">
+      <w:start w:val="1"/>
+      <w:numFmt w:val="bullet"/>
+      <w:lvlText w:val=""/>
+      <w:lvlJc w:val="left"/>
+      <w:pPr>
+        <w:tabs>
+          <w:tab w:val="num" w:pos="4320"/>
+        </w:tabs>
+        <w:ind w:left="4320" w:hanging="360"/>
+      </w:pPr>
+      <w:rPr>
+        <w:rFonts w:ascii="Wingdings" w:hAnsi="Wingdings" w:hint="default"/>
+        <w:sz w:val="20"/>
+      </w:rPr>
+    </w:lvl>
+    <w:lvl w:ilvl="6" w:tentative="1">
+      <w:start w:val="1"/>
+      <w:numFmt w:val="bullet"/>
+      <w:lvlText w:val=""/>
+      <w:lvlJc w:val="left"/>
+      <w:pPr>
+        <w:tabs>
+          <w:tab w:val="num" w:pos="5040"/>
+        </w:tabs>
+        <w:ind w:left="5040" w:hanging="360"/>
+      </w:pPr>
+      <w:rPr>
+        <w:rFonts w:ascii="Wingdings" w:hAnsi="Wingdings" w:hint="default"/>
+        <w:sz w:val="20"/>
+      </w:rPr>
+    </w:lvl>
+    <w:lvl w:ilvl="7" w:tentative="1">
+      <w:start w:val="1"/>
+      <w:numFmt w:val="bullet"/>
+      <w:lvlText w:val=""/>
+      <w:lvlJc w:val="left"/>
+      <w:pPr>
+        <w:tabs>
+          <w:tab w:val="num" w:pos="5760"/>
+        </w:tabs>
+        <w:ind w:left="5760" w:hanging="360"/>
+      </w:pPr>
+      <w:rPr>
+        <w:rFonts w:ascii="Wingdings" w:hAnsi="Wingdings" w:hint="default"/>
+        <w:sz w:val="20"/>
+      </w:rPr>
+    </w:lvl>
+    <w:lvl w:ilvl="8" w:tentative="1">
+      <w:start w:val="1"/>
+      <w:numFmt w:val="bullet"/>
+      <w:lvlText w:val=""/>
+      <w:lvlJc w:val="left"/>
+      <w:pPr>
+        <w:tabs>
+          <w:tab w:val="num" w:pos="6480"/>
+        </w:tabs>
+        <w:ind w:left="6480" w:hanging="360"/>
+      </w:pPr>
+      <w:rPr>
+        <w:rFonts w:ascii="Wingdings" w:hAnsi="Wingdings" w:hint="default"/>
+        <w:sz w:val="20"/>
+      </w:rPr>
+    </w:lvl>
+  </w:abstractNum>
+  <w:abstractNum w:abstractNumId="19" w15:restartNumberingAfterBreak="0">
+    <w:nsid w:val="57576D36"/>
+    <w:multiLevelType w:val="multilevel"/>
+    <w:tmpl w:val="1690D740"/>
+    <w:lvl w:ilvl="0">
+      <w:start w:val="1"/>
+      <w:numFmt w:val="bullet"/>
+      <w:lvlText w:val=""/>
+      <w:lvlJc w:val="left"/>
+      <w:pPr>
+        <w:tabs>
+          <w:tab w:val="num" w:pos="720"/>
+        </w:tabs>
+        <w:ind w:left="720" w:hanging="360"/>
+      </w:pPr>
+      <w:rPr>
+        <w:rFonts w:ascii="Symbol" w:hAnsi="Symbol" w:hint="default"/>
+        <w:sz w:val="20"/>
+      </w:rPr>
+    </w:lvl>
+    <w:lvl w:ilvl="1" w:tentative="1">
+      <w:start w:val="1"/>
+      <w:numFmt w:val="bullet"/>
+      <w:lvlText w:val="o"/>
+      <w:lvlJc w:val="left"/>
+      <w:pPr>
+        <w:tabs>
+          <w:tab w:val="num" w:pos="1440"/>
+        </w:tabs>
+        <w:ind w:left="1440" w:hanging="360"/>
+      </w:pPr>
+      <w:rPr>
+        <w:rFonts w:ascii="Courier New" w:hAnsi="Courier New" w:hint="default"/>
+        <w:sz w:val="20"/>
+      </w:rPr>
+    </w:lvl>
+    <w:lvl w:ilvl="2" w:tentative="1">
+      <w:start w:val="1"/>
+      <w:numFmt w:val="bullet"/>
+      <w:lvlText w:val=""/>
+      <w:lvlJc w:val="left"/>
+      <w:pPr>
+        <w:tabs>
+          <w:tab w:val="num" w:pos="2160"/>
+        </w:tabs>
+        <w:ind w:left="2160" w:hanging="360"/>
+      </w:pPr>
+      <w:rPr>
+        <w:rFonts w:ascii="Wingdings" w:hAnsi="Wingdings" w:hint="default"/>
+        <w:sz w:val="20"/>
+      </w:rPr>
+    </w:lvl>
+    <w:lvl w:ilvl="3" w:tentative="1">
+      <w:start w:val="1"/>
+      <w:numFmt w:val="bullet"/>
+      <w:lvlText w:val=""/>
+      <w:lvlJc w:val="left"/>
+      <w:pPr>
+        <w:tabs>
+          <w:tab w:val="num" w:pos="2880"/>
+        </w:tabs>
+        <w:ind w:left="2880" w:hanging="360"/>
+      </w:pPr>
+      <w:rPr>
+        <w:rFonts w:ascii="Wingdings" w:hAnsi="Wingdings" w:hint="default"/>
+        <w:sz w:val="20"/>
+      </w:rPr>
+    </w:lvl>
+    <w:lvl w:ilvl="4" w:tentative="1">
+      <w:start w:val="1"/>
+      <w:numFmt w:val="bullet"/>
+      <w:lvlText w:val=""/>
+      <w:lvlJc w:val="left"/>
+      <w:pPr>
+        <w:tabs>
+          <w:tab w:val="num" w:pos="3600"/>
+        </w:tabs>
+        <w:ind w:left="3600" w:hanging="360"/>
+      </w:pPr>
+      <w:rPr>
+        <w:rFonts w:ascii="Wingdings" w:hAnsi="Wingdings" w:hint="default"/>
+        <w:sz w:val="20"/>
+      </w:rPr>
+    </w:lvl>
+    <w:lvl w:ilvl="5" w:tentative="1">
+      <w:start w:val="1"/>
+      <w:numFmt w:val="bullet"/>
+      <w:lvlText w:val=""/>
+      <w:lvlJc w:val="left"/>
+      <w:pPr>
+        <w:tabs>
+          <w:tab w:val="num" w:pos="4320"/>
+        </w:tabs>
+        <w:ind w:left="4320" w:hanging="360"/>
+      </w:pPr>
+      <w:rPr>
+        <w:rFonts w:ascii="Wingdings" w:hAnsi="Wingdings" w:hint="default"/>
+        <w:sz w:val="20"/>
+      </w:rPr>
+    </w:lvl>
+    <w:lvl w:ilvl="6" w:tentative="1">
+      <w:start w:val="1"/>
+      <w:numFmt w:val="bullet"/>
+      <w:lvlText w:val=""/>
+      <w:lvlJc w:val="left"/>
+      <w:pPr>
+        <w:tabs>
+          <w:tab w:val="num" w:pos="5040"/>
+        </w:tabs>
+        <w:ind w:left="5040" w:hanging="360"/>
+      </w:pPr>
+      <w:rPr>
+        <w:rFonts w:ascii="Wingdings" w:hAnsi="Wingdings" w:hint="default"/>
+        <w:sz w:val="20"/>
+      </w:rPr>
+    </w:lvl>
+    <w:lvl w:ilvl="7" w:tentative="1">
+      <w:start w:val="1"/>
+      <w:numFmt w:val="bullet"/>
+      <w:lvlText w:val=""/>
+      <w:lvlJc w:val="left"/>
+      <w:pPr>
+        <w:tabs>
+          <w:tab w:val="num" w:pos="5760"/>
+        </w:tabs>
+        <w:ind w:left="5760" w:hanging="360"/>
+      </w:pPr>
+      <w:rPr>
+        <w:rFonts w:ascii="Wingdings" w:hAnsi="Wingdings" w:hint="default"/>
+        <w:sz w:val="20"/>
+      </w:rPr>
+    </w:lvl>
+    <w:lvl w:ilvl="8" w:tentative="1">
+      <w:start w:val="1"/>
+      <w:numFmt w:val="bullet"/>
+      <w:lvlText w:val=""/>
+      <w:lvlJc w:val="left"/>
+      <w:pPr>
+        <w:tabs>
+          <w:tab w:val="num" w:pos="6480"/>
+        </w:tabs>
+        <w:ind w:left="6480" w:hanging="360"/>
+      </w:pPr>
+      <w:rPr>
+        <w:rFonts w:ascii="Wingdings" w:hAnsi="Wingdings" w:hint="default"/>
+        <w:sz w:val="20"/>
+      </w:rPr>
+    </w:lvl>
+  </w:abstractNum>
+  <w:abstractNum w:abstractNumId="20" w15:restartNumberingAfterBreak="0">
     <w:nsid w:val="577560E1"/>
     <w:multiLevelType w:val="multilevel"/>
     <w:tmpl w:val="B68A3986"/>
@@ -4892,7 +5694,265 @@
       </w:rPr>
     </w:lvl>
   </w:abstractNum>
-  <w:abstractNum w:abstractNumId="15" w15:restartNumberingAfterBreak="0">
+  <w:abstractNum w:abstractNumId="21" w15:restartNumberingAfterBreak="0">
+    <w:nsid w:val="59EF6201"/>
+    <w:multiLevelType w:val="multilevel"/>
+    <w:tmpl w:val="1450B7E0"/>
+    <w:lvl w:ilvl="0">
+      <w:start w:val="1"/>
+      <w:numFmt w:val="bullet"/>
+      <w:lvlText w:val=""/>
+      <w:lvlJc w:val="left"/>
+      <w:pPr>
+        <w:tabs>
+          <w:tab w:val="num" w:pos="720"/>
+        </w:tabs>
+        <w:ind w:left="720" w:hanging="360"/>
+      </w:pPr>
+      <w:rPr>
+        <w:rFonts w:ascii="Symbol" w:hAnsi="Symbol" w:hint="default"/>
+        <w:sz w:val="20"/>
+      </w:rPr>
+    </w:lvl>
+    <w:lvl w:ilvl="1">
+      <w:start w:val="1"/>
+      <w:numFmt w:val="decimal"/>
+      <w:lvlText w:val="%2."/>
+      <w:lvlJc w:val="left"/>
+      <w:pPr>
+        <w:tabs>
+          <w:tab w:val="num" w:pos="1440"/>
+        </w:tabs>
+        <w:ind w:left="1440" w:hanging="360"/>
+      </w:pPr>
+    </w:lvl>
+    <w:lvl w:ilvl="2" w:tentative="1">
+      <w:start w:val="1"/>
+      <w:numFmt w:val="bullet"/>
+      <w:lvlText w:val=""/>
+      <w:lvlJc w:val="left"/>
+      <w:pPr>
+        <w:tabs>
+          <w:tab w:val="num" w:pos="2160"/>
+        </w:tabs>
+        <w:ind w:left="2160" w:hanging="360"/>
+      </w:pPr>
+      <w:rPr>
+        <w:rFonts w:ascii="Wingdings" w:hAnsi="Wingdings" w:hint="default"/>
+        <w:sz w:val="20"/>
+      </w:rPr>
+    </w:lvl>
+    <w:lvl w:ilvl="3" w:tentative="1">
+      <w:start w:val="1"/>
+      <w:numFmt w:val="bullet"/>
+      <w:lvlText w:val=""/>
+      <w:lvlJc w:val="left"/>
+      <w:pPr>
+        <w:tabs>
+          <w:tab w:val="num" w:pos="2880"/>
+        </w:tabs>
+        <w:ind w:left="2880" w:hanging="360"/>
+      </w:pPr>
+      <w:rPr>
+        <w:rFonts w:ascii="Wingdings" w:hAnsi="Wingdings" w:hint="default"/>
+        <w:sz w:val="20"/>
+      </w:rPr>
+    </w:lvl>
+    <w:lvl w:ilvl="4" w:tentative="1">
+      <w:start w:val="1"/>
+      <w:numFmt w:val="bullet"/>
+      <w:lvlText w:val=""/>
+      <w:lvlJc w:val="left"/>
+      <w:pPr>
+        <w:tabs>
+          <w:tab w:val="num" w:pos="3600"/>
+        </w:tabs>
+        <w:ind w:left="3600" w:hanging="360"/>
+      </w:pPr>
+      <w:rPr>
+        <w:rFonts w:ascii="Wingdings" w:hAnsi="Wingdings" w:hint="default"/>
+        <w:sz w:val="20"/>
+      </w:rPr>
+    </w:lvl>
+    <w:lvl w:ilvl="5" w:tentative="1">
+      <w:start w:val="1"/>
+      <w:numFmt w:val="bullet"/>
+      <w:lvlText w:val=""/>
+      <w:lvlJc w:val="left"/>
+      <w:pPr>
+        <w:tabs>
+          <w:tab w:val="num" w:pos="4320"/>
+        </w:tabs>
+        <w:ind w:left="4320" w:hanging="360"/>
+      </w:pPr>
+      <w:rPr>
+        <w:rFonts w:ascii="Wingdings" w:hAnsi="Wingdings" w:hint="default"/>
+        <w:sz w:val="20"/>
+      </w:rPr>
+    </w:lvl>
+    <w:lvl w:ilvl="6" w:tentative="1">
+      <w:start w:val="1"/>
+      <w:numFmt w:val="bullet"/>
+      <w:lvlText w:val=""/>
+      <w:lvlJc w:val="left"/>
+      <w:pPr>
+        <w:tabs>
+          <w:tab w:val="num" w:pos="5040"/>
+        </w:tabs>
+        <w:ind w:left="5040" w:hanging="360"/>
+      </w:pPr>
+      <w:rPr>
+        <w:rFonts w:ascii="Wingdings" w:hAnsi="Wingdings" w:hint="default"/>
+        <w:sz w:val="20"/>
+      </w:rPr>
+    </w:lvl>
+    <w:lvl w:ilvl="7" w:tentative="1">
+      <w:start w:val="1"/>
+      <w:numFmt w:val="bullet"/>
+      <w:lvlText w:val=""/>
+      <w:lvlJc w:val="left"/>
+      <w:pPr>
+        <w:tabs>
+          <w:tab w:val="num" w:pos="5760"/>
+        </w:tabs>
+        <w:ind w:left="5760" w:hanging="360"/>
+      </w:pPr>
+      <w:rPr>
+        <w:rFonts w:ascii="Wingdings" w:hAnsi="Wingdings" w:hint="default"/>
+        <w:sz w:val="20"/>
+      </w:rPr>
+    </w:lvl>
+    <w:lvl w:ilvl="8" w:tentative="1">
+      <w:start w:val="1"/>
+      <w:numFmt w:val="bullet"/>
+      <w:lvlText w:val=""/>
+      <w:lvlJc w:val="left"/>
+      <w:pPr>
+        <w:tabs>
+          <w:tab w:val="num" w:pos="6480"/>
+        </w:tabs>
+        <w:ind w:left="6480" w:hanging="360"/>
+      </w:pPr>
+      <w:rPr>
+        <w:rFonts w:ascii="Wingdings" w:hAnsi="Wingdings" w:hint="default"/>
+        <w:sz w:val="20"/>
+      </w:rPr>
+    </w:lvl>
+  </w:abstractNum>
+  <w:abstractNum w:abstractNumId="22" w15:restartNumberingAfterBreak="0">
+    <w:nsid w:val="5CB30398"/>
+    <w:multiLevelType w:val="multilevel"/>
+    <w:tmpl w:val="1F80B8B8"/>
+    <w:lvl w:ilvl="0">
+      <w:start w:val="1"/>
+      <w:numFmt w:val="decimal"/>
+      <w:lvlText w:val="%1."/>
+      <w:lvlJc w:val="left"/>
+      <w:pPr>
+        <w:tabs>
+          <w:tab w:val="num" w:pos="720"/>
+        </w:tabs>
+        <w:ind w:left="720" w:hanging="360"/>
+      </w:pPr>
+    </w:lvl>
+    <w:lvl w:ilvl="1" w:tentative="1">
+      <w:start w:val="1"/>
+      <w:numFmt w:val="decimal"/>
+      <w:lvlText w:val="%2."/>
+      <w:lvlJc w:val="left"/>
+      <w:pPr>
+        <w:tabs>
+          <w:tab w:val="num" w:pos="1440"/>
+        </w:tabs>
+        <w:ind w:left="1440" w:hanging="360"/>
+      </w:pPr>
+    </w:lvl>
+    <w:lvl w:ilvl="2" w:tentative="1">
+      <w:start w:val="1"/>
+      <w:numFmt w:val="decimal"/>
+      <w:lvlText w:val="%3."/>
+      <w:lvlJc w:val="left"/>
+      <w:pPr>
+        <w:tabs>
+          <w:tab w:val="num" w:pos="2160"/>
+        </w:tabs>
+        <w:ind w:left="2160" w:hanging="360"/>
+      </w:pPr>
+    </w:lvl>
+    <w:lvl w:ilvl="3" w:tentative="1">
+      <w:start w:val="1"/>
+      <w:numFmt w:val="decimal"/>
+      <w:lvlText w:val="%4."/>
+      <w:lvlJc w:val="left"/>
+      <w:pPr>
+        <w:tabs>
+          <w:tab w:val="num" w:pos="2880"/>
+        </w:tabs>
+        <w:ind w:left="2880" w:hanging="360"/>
+      </w:pPr>
+    </w:lvl>
+    <w:lvl w:ilvl="4" w:tentative="1">
+      <w:start w:val="1"/>
+      <w:numFmt w:val="decimal"/>
+      <w:lvlText w:val="%5."/>
+      <w:lvlJc w:val="left"/>
+      <w:pPr>
+        <w:tabs>
+          <w:tab w:val="num" w:pos="3600"/>
+        </w:tabs>
+        <w:ind w:left="3600" w:hanging="360"/>
+      </w:pPr>
+    </w:lvl>
+    <w:lvl w:ilvl="5" w:tentative="1">
+      <w:start w:val="1"/>
+      <w:numFmt w:val="decimal"/>
+      <w:lvlText w:val="%6."/>
+      <w:lvlJc w:val="left"/>
+      <w:pPr>
+        <w:tabs>
+          <w:tab w:val="num" w:pos="4320"/>
+        </w:tabs>
+        <w:ind w:left="4320" w:hanging="360"/>
+      </w:pPr>
+    </w:lvl>
+    <w:lvl w:ilvl="6" w:tentative="1">
+      <w:start w:val="1"/>
+      <w:numFmt w:val="decimal"/>
+      <w:lvlText w:val="%7."/>
+      <w:lvlJc w:val="left"/>
+      <w:pPr>
+        <w:tabs>
+          <w:tab w:val="num" w:pos="5040"/>
+        </w:tabs>
+        <w:ind w:left="5040" w:hanging="360"/>
+      </w:pPr>
+    </w:lvl>
+    <w:lvl w:ilvl="7" w:tentative="1">
+      <w:start w:val="1"/>
+      <w:numFmt w:val="decimal"/>
+      <w:lvlText w:val="%8."/>
+      <w:lvlJc w:val="left"/>
+      <w:pPr>
+        <w:tabs>
+          <w:tab w:val="num" w:pos="5760"/>
+        </w:tabs>
+        <w:ind w:left="5760" w:hanging="360"/>
+      </w:pPr>
+    </w:lvl>
+    <w:lvl w:ilvl="8" w:tentative="1">
+      <w:start w:val="1"/>
+      <w:numFmt w:val="decimal"/>
+      <w:lvlText w:val="%9."/>
+      <w:lvlJc w:val="left"/>
+      <w:pPr>
+        <w:tabs>
+          <w:tab w:val="num" w:pos="6480"/>
+        </w:tabs>
+        <w:ind w:left="6480" w:hanging="360"/>
+      </w:pPr>
+    </w:lvl>
+  </w:abstractNum>
+  <w:abstractNum w:abstractNumId="23" w15:restartNumberingAfterBreak="0">
     <w:nsid w:val="63A0356A"/>
     <w:multiLevelType w:val="multilevel"/>
     <w:tmpl w:val="AD122768"/>
@@ -5041,7 +6101,7 @@
       </w:rPr>
     </w:lvl>
   </w:abstractNum>
-  <w:abstractNum w:abstractNumId="16" w15:restartNumberingAfterBreak="0">
+  <w:abstractNum w:abstractNumId="24" w15:restartNumberingAfterBreak="0">
     <w:nsid w:val="6B8D4D62"/>
     <w:multiLevelType w:val="multilevel"/>
     <w:tmpl w:val="DD6C3CDE"/>
@@ -5190,7 +6250,7 @@
       </w:rPr>
     </w:lvl>
   </w:abstractNum>
-  <w:abstractNum w:abstractNumId="17" w15:restartNumberingAfterBreak="0">
+  <w:abstractNum w:abstractNumId="25" w15:restartNumberingAfterBreak="0">
     <w:nsid w:val="6C7930D0"/>
     <w:multiLevelType w:val="hybridMultilevel"/>
     <w:tmpl w:val="E8F6B262"/>
@@ -5302,7 +6362,7 @@
       </w:rPr>
     </w:lvl>
   </w:abstractNum>
-  <w:abstractNum w:abstractNumId="18" w15:restartNumberingAfterBreak="0">
+  <w:abstractNum w:abstractNumId="26" w15:restartNumberingAfterBreak="0">
     <w:nsid w:val="72DC2139"/>
     <w:multiLevelType w:val="multilevel"/>
     <w:tmpl w:val="9998FAA4"/>
@@ -5452,34 +6512,34 @@
     </w:lvl>
   </w:abstractNum>
   <w:num w:numId="1" w16cid:durableId="2048286395">
-    <w:abstractNumId w:val="8"/>
+    <w:abstractNumId w:val="11"/>
   </w:num>
   <w:num w:numId="2" w16cid:durableId="1499611260">
-    <w:abstractNumId w:val="11"/>
+    <w:abstractNumId w:val="14"/>
   </w:num>
   <w:num w:numId="3" w16cid:durableId="1412585629">
-    <w:abstractNumId w:val="6"/>
+    <w:abstractNumId w:val="9"/>
   </w:num>
   <w:num w:numId="4" w16cid:durableId="495655913">
-    <w:abstractNumId w:val="13"/>
+    <w:abstractNumId w:val="17"/>
   </w:num>
   <w:num w:numId="5" w16cid:durableId="2016684227">
-    <w:abstractNumId w:val="18"/>
+    <w:abstractNumId w:val="26"/>
   </w:num>
   <w:num w:numId="6" w16cid:durableId="663699987">
     <w:abstractNumId w:val="0"/>
   </w:num>
   <w:num w:numId="7" w16cid:durableId="921796309">
-    <w:abstractNumId w:val="16"/>
+    <w:abstractNumId w:val="24"/>
   </w:num>
   <w:num w:numId="8" w16cid:durableId="587495402">
     <w:abstractNumId w:val="3"/>
   </w:num>
   <w:num w:numId="9" w16cid:durableId="1293945484">
-    <w:abstractNumId w:val="4"/>
+    <w:abstractNumId w:val="5"/>
   </w:num>
   <w:num w:numId="10" w16cid:durableId="483813820">
-    <w:abstractNumId w:val="14"/>
+    <w:abstractNumId w:val="20"/>
   </w:num>
   <w:num w:numId="11" w16cid:durableId="1229077197">
     <w:abstractNumId w:val="2"/>
@@ -5488,25 +6548,49 @@
     <w:abstractNumId w:val="1"/>
   </w:num>
   <w:num w:numId="13" w16cid:durableId="336929861">
+    <w:abstractNumId w:val="13"/>
+  </w:num>
+  <w:num w:numId="14" w16cid:durableId="1308393391">
+    <w:abstractNumId w:val="8"/>
+  </w:num>
+  <w:num w:numId="15" w16cid:durableId="1955016542">
+    <w:abstractNumId w:val="12"/>
+  </w:num>
+  <w:num w:numId="16" w16cid:durableId="190151595">
+    <w:abstractNumId w:val="23"/>
+  </w:num>
+  <w:num w:numId="17" w16cid:durableId="1868370429">
     <w:abstractNumId w:val="10"/>
   </w:num>
-  <w:num w:numId="14" w16cid:durableId="1308393391">
-    <w:abstractNumId w:val="5"/>
+  <w:num w:numId="18" w16cid:durableId="802429575">
+    <w:abstractNumId w:val="25"/>
   </w:num>
-  <w:num w:numId="15" w16cid:durableId="1955016542">
-    <w:abstractNumId w:val="9"/>
+  <w:num w:numId="19" w16cid:durableId="1134181427">
+    <w:abstractNumId w:val="16"/>
   </w:num>
-  <w:num w:numId="16" w16cid:durableId="190151595">
+  <w:num w:numId="20" w16cid:durableId="989869694">
+    <w:abstractNumId w:val="7"/>
+  </w:num>
+  <w:num w:numId="21" w16cid:durableId="6904096">
+    <w:abstractNumId w:val="22"/>
+  </w:num>
+  <w:num w:numId="22" w16cid:durableId="1733193732">
     <w:abstractNumId w:val="15"/>
   </w:num>
-  <w:num w:numId="17" w16cid:durableId="1868370429">
-    <w:abstractNumId w:val="7"/>
+  <w:num w:numId="23" w16cid:durableId="912004355">
+    <w:abstractNumId w:val="4"/>
   </w:num>
-  <w:num w:numId="18" w16cid:durableId="802429575">
-    <w:abstractNumId w:val="17"/>
+  <w:num w:numId="24" w16cid:durableId="1215459976">
+    <w:abstractNumId w:val="21"/>
   </w:num>
-  <w:num w:numId="19" w16cid:durableId="1134181427">
-    <w:abstractNumId w:val="12"/>
+  <w:num w:numId="25" w16cid:durableId="764545152">
+    <w:abstractNumId w:val="6"/>
+  </w:num>
+  <w:num w:numId="26" w16cid:durableId="588386843">
+    <w:abstractNumId w:val="18"/>
+  </w:num>
+  <w:num w:numId="27" w16cid:durableId="490829993">
+    <w:abstractNumId w:val="19"/>
   </w:num>
 </w:numbering>
 </file>
@@ -6114,7 +7198,6 @@
   <w:style w:type="character" w:default="1" w:styleId="Carpredefinitoparagrafo">
     <w:name w:val="Default Paragraph Font"/>
     <w:uiPriority w:val="1"/>
-    <w:semiHidden/>
     <w:unhideWhenUsed/>
   </w:style>
   <w:style w:type="table" w:default="1" w:styleId="Tabellanormale">

--- a/DocumentazioneProgettoCalendar.docx
+++ b/DocumentazioneProgettoCalendar.docx
@@ -95,8 +95,13 @@
         <w:t>Sito pubblico:</w:t>
       </w:r>
       <w:r>
-        <w:t xml:space="preserve"> Google Sites</w:t>
-      </w:r>
+        <w:t xml:space="preserve"> Google </w:t>
+      </w:r>
+      <w:proofErr w:type="spellStart"/>
+      <w:r>
+        <w:t>Sites</w:t>
+      </w:r>
+      <w:proofErr w:type="spellEnd"/>
     </w:p>
     <w:p>
       <w:pPr>
@@ -113,7 +118,23 @@
         <w:t>Hosting applicazione interattiva:</w:t>
       </w:r>
       <w:r>
-        <w:t xml:space="preserve"> Netlify (deploy statico HTML/JS/CSS)</w:t>
+        <w:t xml:space="preserve"> </w:t>
+      </w:r>
+      <w:proofErr w:type="spellStart"/>
+      <w:r>
+        <w:t>Netlify</w:t>
+      </w:r>
+      <w:proofErr w:type="spellEnd"/>
+      <w:r>
+        <w:t xml:space="preserve"> (</w:t>
+      </w:r>
+      <w:proofErr w:type="spellStart"/>
+      <w:r>
+        <w:t>deploy</w:t>
+      </w:r>
+      <w:proofErr w:type="spellEnd"/>
+      <w:r>
+        <w:t xml:space="preserve"> statico HTML/JS/CSS)</w:t>
       </w:r>
     </w:p>
     <w:p>
@@ -176,13 +197,30 @@
           <w:b/>
           <w:bCs/>
         </w:rPr>
-        <w:t>1. Frontend (applicazione web interattiva)</w:t>
+        <w:t xml:space="preserve">1. </w:t>
+      </w:r>
+      <w:proofErr w:type="spellStart"/>
+      <w:r>
+        <w:rPr>
+          <w:b/>
+          <w:bCs/>
+        </w:rPr>
+        <w:t>Frontend</w:t>
+      </w:r>
+      <w:proofErr w:type="spellEnd"/>
+      <w:r>
+        <w:rPr>
+          <w:b/>
+          <w:bCs/>
+        </w:rPr>
+        <w:t xml:space="preserve"> (applicazione web interattiva)</w:t>
       </w:r>
     </w:p>
     <w:p>
       <w:r>
         <w:t xml:space="preserve">Caricata e ospitata su </w:t>
       </w:r>
+      <w:proofErr w:type="spellStart"/>
       <w:r>
         <w:rPr>
           <w:b/>
@@ -190,6 +228,7 @@
         </w:rPr>
         <w:t>Netlify</w:t>
       </w:r>
+      <w:proofErr w:type="spellEnd"/>
       <w:r>
         <w:t xml:space="preserve">, poi incorporata nel </w:t>
       </w:r>
@@ -201,7 +240,15 @@
         <w:t>Google Site</w:t>
       </w:r>
       <w:r>
-        <w:t xml:space="preserve"> ufficiale tramite un iframe.</w:t>
+        <w:t xml:space="preserve"> ufficiale tramite un </w:t>
+      </w:r>
+      <w:proofErr w:type="spellStart"/>
+      <w:r>
+        <w:t>iframe</w:t>
+      </w:r>
+      <w:proofErr w:type="spellEnd"/>
+      <w:r>
+        <w:t>.</w:t>
       </w:r>
       <w:r>
         <w:br/>
@@ -220,7 +267,23 @@
           <w:b/>
           <w:bCs/>
         </w:rPr>
-        <w:t>2. Backend “leggero” (automazione file)</w:t>
+        <w:t xml:space="preserve">2. </w:t>
+      </w:r>
+      <w:proofErr w:type="spellStart"/>
+      <w:r>
+        <w:rPr>
+          <w:b/>
+          <w:bCs/>
+        </w:rPr>
+        <w:t>Backend</w:t>
+      </w:r>
+      <w:proofErr w:type="spellEnd"/>
+      <w:r>
+        <w:rPr>
+          <w:b/>
+          <w:bCs/>
+        </w:rPr>
+        <w:t xml:space="preserve"> “leggero” (automazione file)</w:t>
       </w:r>
     </w:p>
     <w:p>
@@ -229,10 +292,18 @@
       </w:r>
       <w:r>
         <w:br/>
-        <w:t xml:space="preserve">L’aggiornamento del file Excel viene gestito automaticamente da Google Drive/Sheets, dove ogni </w:t>
-      </w:r>
-      <w:r>
-        <w:t xml:space="preserve">12 ore </w:t>
+        <w:t>L’aggiornamento del file Excel viene gestito automaticamente da Google Drive/</w:t>
+      </w:r>
+      <w:proofErr w:type="spellStart"/>
+      <w:r>
+        <w:t>Sheets</w:t>
+      </w:r>
+      <w:proofErr w:type="spellEnd"/>
+      <w:r>
+        <w:t xml:space="preserve">, dove </w:t>
+      </w:r>
+      <w:r>
+        <w:t xml:space="preserve">tra mezzanotte e l’una ogni giorno </w:t>
       </w:r>
       <w:r>
         <w:t>viene sovrascritto il nuovo file “</w:t>
@@ -406,6 +477,11 @@
             <w:hideMark/>
           </w:tcPr>
           <w:p>
+            <w:pPr>
+              <w:rPr>
+                <w:u w:val="single"/>
+              </w:rPr>
+            </w:pPr>
             <w:r>
               <w:t>Base semantica del sito, con layout responsive e sezioni dinamiche.</w:t>
             </w:r>
@@ -513,12 +589,21 @@
             <w:hideMark/>
           </w:tcPr>
           <w:p>
+            <w:proofErr w:type="spellStart"/>
             <w:r>
               <w:rPr>
                 <w:b/>
                 <w:bCs/>
               </w:rPr>
-              <w:t>SheetJS (xlsx.js)</w:t>
+              <w:t>SheetJS</w:t>
+            </w:r>
+            <w:proofErr w:type="spellEnd"/>
+            <w:r>
+              <w:rPr>
+                <w:b/>
+                <w:bCs/>
+              </w:rPr>
+              <w:t xml:space="preserve"> (xlsx.js)</w:t>
             </w:r>
           </w:p>
         </w:tc>
@@ -529,8 +614,13 @@
             <w:hideMark/>
           </w:tcPr>
           <w:p>
+            <w:proofErr w:type="spellStart"/>
             <w:r>
-              <w:t>Parsing Excel</w:t>
+              <w:t>Parsing</w:t>
+            </w:r>
+            <w:proofErr w:type="spellEnd"/>
+            <w:r>
+              <w:t xml:space="preserve"> Excel</w:t>
             </w:r>
           </w:p>
         </w:tc>
@@ -558,6 +648,7 @@
             <w:hideMark/>
           </w:tcPr>
           <w:p>
+            <w:proofErr w:type="spellStart"/>
             <w:r>
               <w:rPr>
                 <w:b/>
@@ -565,6 +656,7 @@
               </w:rPr>
               <w:t>Netlify</w:t>
             </w:r>
+            <w:proofErr w:type="spellEnd"/>
           </w:p>
         </w:tc>
         <w:tc>
@@ -587,7 +679,15 @@
           </w:tcPr>
           <w:p>
             <w:r>
-              <w:t>Utilizzato per il deploy rapido e gratuito dell’app HTML/JS/CSS.</w:t>
+              <w:t xml:space="preserve">Utilizzato per il </w:t>
+            </w:r>
+            <w:proofErr w:type="spellStart"/>
+            <w:r>
+              <w:t>deploy</w:t>
+            </w:r>
+            <w:proofErr w:type="spellEnd"/>
+            <w:r>
+              <w:t xml:space="preserve"> rapido e gratuito dell’app HTML/JS/CSS.</w:t>
             </w:r>
           </w:p>
         </w:tc>
@@ -608,8 +708,17 @@
                 <w:b/>
                 <w:bCs/>
               </w:rPr>
-              <w:t>Google Sites</w:t>
+              <w:t xml:space="preserve">Google </w:t>
             </w:r>
+            <w:proofErr w:type="spellStart"/>
+            <w:r>
+              <w:rPr>
+                <w:b/>
+                <w:bCs/>
+              </w:rPr>
+              <w:t>Sites</w:t>
+            </w:r>
+            <w:proofErr w:type="spellEnd"/>
           </w:p>
         </w:tc>
         <w:tc>
@@ -654,8 +763,17 @@
                 <w:bCs/>
               </w:rPr>
               <w:lastRenderedPageBreak/>
-              <w:t>Google Drive / Sheets</w:t>
+              <w:t xml:space="preserve">Google Drive / </w:t>
             </w:r>
+            <w:proofErr w:type="spellStart"/>
+            <w:r>
+              <w:rPr>
+                <w:b/>
+                <w:bCs/>
+              </w:rPr>
+              <w:t>Sheets</w:t>
+            </w:r>
+            <w:proofErr w:type="spellEnd"/>
           </w:p>
         </w:tc>
         <w:tc>
@@ -699,8 +817,33 @@
                 <w:b/>
                 <w:bCs/>
               </w:rPr>
-              <w:t>CSS Flexbox / Grid</w:t>
+              <w:t xml:space="preserve">CSS </w:t>
             </w:r>
+            <w:proofErr w:type="spellStart"/>
+            <w:r>
+              <w:rPr>
+                <w:b/>
+                <w:bCs/>
+              </w:rPr>
+              <w:t>Flexbox</w:t>
+            </w:r>
+            <w:proofErr w:type="spellEnd"/>
+            <w:r>
+              <w:rPr>
+                <w:b/>
+                <w:bCs/>
+              </w:rPr>
+              <w:t xml:space="preserve"> / </w:t>
+            </w:r>
+            <w:proofErr w:type="spellStart"/>
+            <w:r>
+              <w:rPr>
+                <w:b/>
+                <w:bCs/>
+              </w:rPr>
+              <w:t>Grid</w:t>
+            </w:r>
+            <w:proofErr w:type="spellEnd"/>
           </w:p>
         </w:tc>
         <w:tc>
@@ -853,7 +996,23 @@
           <w:b/>
           <w:bCs/>
         </w:rPr>
-        <w:t xml:space="preserve"> 2. Caricamento e parsing automatico del file Excel</w:t>
+        <w:t xml:space="preserve"> 2. Caricamento e </w:t>
+      </w:r>
+      <w:proofErr w:type="spellStart"/>
+      <w:r>
+        <w:rPr>
+          <w:b/>
+          <w:bCs/>
+        </w:rPr>
+        <w:t>parsing</w:t>
+      </w:r>
+      <w:proofErr w:type="spellEnd"/>
+      <w:r>
+        <w:rPr>
+          <w:b/>
+          <w:bCs/>
+        </w:rPr>
+        <w:t xml:space="preserve"> automatico del file Excel</w:t>
       </w:r>
     </w:p>
     <w:p>
@@ -872,12 +1031,21 @@
       <w:r>
         <w:t xml:space="preserve">.xlsx tramite la libreria </w:t>
       </w:r>
-      <w:r>
-        <w:rPr>
-          <w:b/>
-          <w:bCs/>
-        </w:rPr>
-        <w:t>SheetJS (XLSX)</w:t>
+      <w:proofErr w:type="spellStart"/>
+      <w:r>
+        <w:rPr>
+          <w:b/>
+          <w:bCs/>
+        </w:rPr>
+        <w:t>SheetJS</w:t>
+      </w:r>
+      <w:proofErr w:type="spellEnd"/>
+      <w:r>
+        <w:rPr>
+          <w:b/>
+          <w:bCs/>
+        </w:rPr>
+        <w:t xml:space="preserve"> (XLSX)</w:t>
       </w:r>
       <w:r>
         <w:t>.</w:t>
@@ -897,7 +1065,7 @@
     <w:p>
       <w:r>
         <w:pict w14:anchorId="473ABED7">
-          <v:rect id="_x0000_i1051" style="width:0;height:1.5pt" o:hralign="center" o:hrstd="t" o:hr="t" fillcolor="#a0a0a0" stroked="f"/>
+          <v:rect id="_x0000_i1029" style="width:0;height:1.5pt" o:hralign="center" o:hrstd="t" o:hr="t" fillcolor="#a0a0a0" stroked="f"/>
         </w:pict>
       </w:r>
     </w:p>
@@ -971,7 +1139,15 @@
         <w:t>Data</w:t>
       </w:r>
       <w:r>
-        <w:t xml:space="preserve"> (formato “dd/mm/aa”)</w:t>
+        <w:t xml:space="preserve"> (formato “</w:t>
+      </w:r>
+      <w:proofErr w:type="spellStart"/>
+      <w:r>
+        <w:t>dd</w:t>
+      </w:r>
+      <w:proofErr w:type="spellEnd"/>
+      <w:r>
+        <w:t>/mm/aa”)</w:t>
       </w:r>
     </w:p>
     <w:p>
@@ -989,7 +1165,15 @@
         <w:t>Orario</w:t>
       </w:r>
       <w:r>
-        <w:t xml:space="preserve"> (mostrato su 3 righe: inizio / “–” / fine)</w:t>
+        <w:t xml:space="preserve"> (mostrato su </w:t>
+      </w:r>
+      <w:proofErr w:type="gramStart"/>
+      <w:r>
+        <w:t>3</w:t>
+      </w:r>
+      <w:proofErr w:type="gramEnd"/>
+      <w:r>
+        <w:t xml:space="preserve"> righe: inizio / “–” / fine)</w:t>
       </w:r>
     </w:p>
     <w:p>
@@ -1022,8 +1206,17 @@
           <w:b/>
           <w:bCs/>
         </w:rPr>
-        <w:t>CSS responsive e word-wrap</w:t>
-      </w:r>
+        <w:t>CSS responsive e word-</w:t>
+      </w:r>
+      <w:proofErr w:type="spellStart"/>
+      <w:r>
+        <w:rPr>
+          <w:b/>
+          <w:bCs/>
+        </w:rPr>
+        <w:t>wrap</w:t>
+      </w:r>
+      <w:proofErr w:type="spellEnd"/>
       <w:r>
         <w:t>.</w:t>
       </w:r>
@@ -1500,7 +1693,7 @@
     <w:p>
       <w:r>
         <w:pict w14:anchorId="22EBC9CE">
-          <v:rect id="_x0000_i1035" style="width:0;height:1.5pt" o:hralign="center" o:hrstd="t" o:hr="t" fillcolor="#a0a0a0" stroked="f"/>
+          <v:rect id="_x0000_i1034" style="width:0;height:1.5pt" o:hralign="center" o:hrstd="t" o:hr="t" fillcolor="#a0a0a0" stroked="f"/>
         </w:pict>
       </w:r>
     </w:p>
@@ -1583,7 +1776,7 @@
     <w:p>
       <w:r>
         <w:pict w14:anchorId="4AA9AD1E">
-          <v:rect id="_x0000_i1036" style="width:0;height:1.5pt" o:hralign="center" o:hrstd="t" o:hr="t" fillcolor="#a0a0a0" stroked="f"/>
+          <v:rect id="_x0000_i1035" style="width:0;height:1.5pt" o:hralign="center" o:hrstd="t" o:hr="t" fillcolor="#a0a0a0" stroked="f"/>
         </w:pict>
       </w:r>
     </w:p>
@@ -1620,6 +1813,7 @@
       <w:r>
         <w:t xml:space="preserve">Il sistema è </w:t>
       </w:r>
+      <w:proofErr w:type="spellStart"/>
       <w:r>
         <w:rPr>
           <w:b/>
@@ -1627,6 +1821,7 @@
         </w:rPr>
         <w:t>read-only</w:t>
       </w:r>
+      <w:proofErr w:type="spellEnd"/>
       <w:r>
         <w:t xml:space="preserve">: ogni utente (studente o docente) può visualizzare e filtrare ma </w:t>
       </w:r>
@@ -1669,7 +1864,7 @@
     <w:p>
       <w:r>
         <w:pict w14:anchorId="6A632419">
-          <v:rect id="_x0000_i1037" style="width:0;height:1.5pt" o:hralign="center" o:hrstd="t" o:hr="t" fillcolor="#a0a0a0" stroked="f"/>
+          <v:rect id="_x0000_i1036" style="width:0;height:1.5pt" o:hralign="center" o:hrstd="t" o:hr="t" fillcolor="#a0a0a0" stroked="f"/>
         </w:pict>
       </w:r>
     </w:p>
@@ -1690,7 +1885,15 @@
     </w:p>
     <w:p>
       <w:r>
-        <w:t>Acquisizione &amp; parsing Excel</w:t>
+        <w:t xml:space="preserve">Acquisizione &amp; </w:t>
+      </w:r>
+      <w:proofErr w:type="spellStart"/>
+      <w:r>
+        <w:t>parsing</w:t>
+      </w:r>
+      <w:proofErr w:type="spellEnd"/>
+      <w:r>
+        <w:t xml:space="preserve"> Excel</w:t>
       </w:r>
     </w:p>
     <w:p>
@@ -1700,12 +1903,65 @@
           <w:numId w:val="22"/>
         </w:numPr>
       </w:pPr>
-      <w:r>
-        <w:t>fetchAndLoadXlsx(url)</w:t>
+      <w:proofErr w:type="spellStart"/>
+      <w:r>
+        <w:t>fetchAndLoadXlsx</w:t>
+      </w:r>
+      <w:proofErr w:type="spellEnd"/>
+      <w:r>
+        <w:t>(</w:t>
+      </w:r>
+      <w:proofErr w:type="spellStart"/>
+      <w:r>
+        <w:t>url</w:t>
+      </w:r>
+      <w:proofErr w:type="spellEnd"/>
+      <w:r>
+        <w:t>)</w:t>
       </w:r>
       <w:r>
         <w:br/>
-        <w:t xml:space="preserve">Scarica il file XLSX pubblicato su Netlify (/data/calendario.xlsx), forza il no-cache, lo apre con SheetJS e popola la select dei fogli. Seleziona un foglio di default (preferenza per “Fust”) e avvia il rendering. Viene richiamata anche dallo scheduler notturno. </w:t>
+        <w:t xml:space="preserve">Scarica il file XLSX pubblicato su </w:t>
+      </w:r>
+      <w:proofErr w:type="spellStart"/>
+      <w:r>
+        <w:t>Netlify</w:t>
+      </w:r>
+      <w:proofErr w:type="spellEnd"/>
+      <w:r>
+        <w:t xml:space="preserve"> (/data/calendario.xlsx), forza il no-cache, lo apre con </w:t>
+      </w:r>
+      <w:proofErr w:type="spellStart"/>
+      <w:r>
+        <w:t>SheetJS</w:t>
+      </w:r>
+      <w:proofErr w:type="spellEnd"/>
+      <w:r>
+        <w:t xml:space="preserve"> e popola la </w:t>
+      </w:r>
+      <w:proofErr w:type="spellStart"/>
+      <w:r>
+        <w:t>select</w:t>
+      </w:r>
+      <w:proofErr w:type="spellEnd"/>
+      <w:r>
+        <w:t xml:space="preserve"> dei fogli. Seleziona un foglio di default (preferenza per “</w:t>
+      </w:r>
+      <w:proofErr w:type="spellStart"/>
+      <w:r>
+        <w:t>Fust</w:t>
+      </w:r>
+      <w:proofErr w:type="spellEnd"/>
+      <w:r>
+        <w:t xml:space="preserve">”) e avvia il rendering. Viene richiamata anche dallo </w:t>
+      </w:r>
+      <w:proofErr w:type="spellStart"/>
+      <w:r>
+        <w:t>scheduler</w:t>
+      </w:r>
+      <w:proofErr w:type="spellEnd"/>
+      <w:r>
+        <w:t xml:space="preserve"> notturno. </w:t>
       </w:r>
     </w:p>
     <w:p>
@@ -1714,13 +1970,43 @@
           <w:ilvl w:val="0"/>
           <w:numId w:val="22"/>
         </w:numPr>
-      </w:pPr>
-      <w:r>
-        <w:t>handleFile(file)</w:t>
+        <w:jc w:val="both"/>
+      </w:pPr>
+      <w:proofErr w:type="spellStart"/>
+      <w:r>
+        <w:t>handleFile</w:t>
+      </w:r>
+      <w:proofErr w:type="spellEnd"/>
+      <w:r>
+        <w:t>(file)</w:t>
       </w:r>
       <w:r>
         <w:br/>
-        <w:t xml:space="preserve">Percorso alternativo manuale: carica un file Excel locale, costruisce la lista fogli e avvia il rendering. Usa sempre SheetJS come XLSX.read(arrayBuffer). </w:t>
+        <w:t xml:space="preserve">Percorso alternativo manuale: carica un file Excel locale, costruisce la lista fogli e avvia il rendering. Usa sempre </w:t>
+      </w:r>
+      <w:proofErr w:type="spellStart"/>
+      <w:r>
+        <w:t>SheetJS</w:t>
+      </w:r>
+      <w:proofErr w:type="spellEnd"/>
+      <w:r>
+        <w:t xml:space="preserve"> come </w:t>
+      </w:r>
+      <w:proofErr w:type="spellStart"/>
+      <w:r>
+        <w:t>XLSX.read</w:t>
+      </w:r>
+      <w:proofErr w:type="spellEnd"/>
+      <w:r>
+        <w:t>(</w:t>
+      </w:r>
+      <w:proofErr w:type="spellStart"/>
+      <w:r>
+        <w:t>arrayBuffer</w:t>
+      </w:r>
+      <w:proofErr w:type="spellEnd"/>
+      <w:r>
+        <w:t xml:space="preserve">). </w:t>
       </w:r>
     </w:p>
     <w:p>
@@ -1730,18 +2016,70 @@
           <w:numId w:val="22"/>
         </w:numPr>
       </w:pPr>
+      <w:proofErr w:type="spellStart"/>
       <w:r>
         <w:lastRenderedPageBreak/>
-        <w:t>excelToJson(ws)</w:t>
+        <w:t>excelToJson</w:t>
+      </w:r>
+      <w:proofErr w:type="spellEnd"/>
+      <w:r>
+        <w:t>(</w:t>
+      </w:r>
+      <w:proofErr w:type="spellStart"/>
+      <w:r>
+        <w:t>ws</w:t>
+      </w:r>
+      <w:proofErr w:type="spellEnd"/>
+      <w:r>
+        <w:t>)</w:t>
       </w:r>
       <w:r>
         <w:br/>
-        <w:t xml:space="preserve">Converte il foglio attivo in { headers, rows }, normalizzando header e celle (incluse date Excel numeriche). </w:t>
-      </w:r>
-    </w:p>
-    <w:p>
-      <w:r>
-        <w:t>Pre-calcolo e formattazioni</w:t>
+        <w:t xml:space="preserve">Converte il foglio attivo in </w:t>
+      </w:r>
+      <w:proofErr w:type="gramStart"/>
+      <w:r>
+        <w:t xml:space="preserve">{ </w:t>
+      </w:r>
+      <w:proofErr w:type="spellStart"/>
+      <w:r>
+        <w:t>headers</w:t>
+      </w:r>
+      <w:proofErr w:type="spellEnd"/>
+      <w:proofErr w:type="gramEnd"/>
+      <w:r>
+        <w:t xml:space="preserve">, </w:t>
+      </w:r>
+      <w:proofErr w:type="spellStart"/>
+      <w:proofErr w:type="gramStart"/>
+      <w:r>
+        <w:t>rows</w:t>
+      </w:r>
+      <w:proofErr w:type="spellEnd"/>
+      <w:r>
+        <w:t xml:space="preserve"> }</w:t>
+      </w:r>
+      <w:proofErr w:type="gramEnd"/>
+      <w:r>
+        <w:t xml:space="preserve">, normalizzando </w:t>
+      </w:r>
+      <w:proofErr w:type="spellStart"/>
+      <w:r>
+        <w:t>header</w:t>
+      </w:r>
+      <w:proofErr w:type="spellEnd"/>
+      <w:r>
+        <w:t xml:space="preserve"> e celle (incluse date Excel numeriche). </w:t>
+      </w:r>
+    </w:p>
+    <w:p>
+      <w:proofErr w:type="spellStart"/>
+      <w:r>
+        <w:t>Pre</w:t>
+      </w:r>
+      <w:proofErr w:type="spellEnd"/>
+      <w:r>
+        <w:t>-calcolo e formattazioni</w:t>
       </w:r>
     </w:p>
     <w:p>
@@ -1751,8 +2089,31 @@
           <w:numId w:val="23"/>
         </w:numPr>
       </w:pPr>
-      <w:r>
-        <w:t>computeDayCoverage(headers, rows)</w:t>
+      <w:proofErr w:type="spellStart"/>
+      <w:proofErr w:type="gramStart"/>
+      <w:r>
+        <w:t>computeDayCoverage</w:t>
+      </w:r>
+      <w:proofErr w:type="spellEnd"/>
+      <w:r>
+        <w:t>(</w:t>
+      </w:r>
+      <w:proofErr w:type="spellStart"/>
+      <w:proofErr w:type="gramEnd"/>
+      <w:r>
+        <w:t>headers</w:t>
+      </w:r>
+      <w:proofErr w:type="spellEnd"/>
+      <w:r>
+        <w:t xml:space="preserve">, </w:t>
+      </w:r>
+      <w:proofErr w:type="spellStart"/>
+      <w:r>
+        <w:t>rows</w:t>
+      </w:r>
+      <w:proofErr w:type="spellEnd"/>
+      <w:r>
+        <w:t>)</w:t>
       </w:r>
       <w:r>
         <w:br/>
@@ -1776,8 +2137,31 @@
           <w:numId w:val="23"/>
         </w:numPr>
       </w:pPr>
-      <w:r>
-        <w:t>computePenultimateKeys(headers, rows)</w:t>
+      <w:proofErr w:type="spellStart"/>
+      <w:proofErr w:type="gramStart"/>
+      <w:r>
+        <w:t>computePenultimateKeys</w:t>
+      </w:r>
+      <w:proofErr w:type="spellEnd"/>
+      <w:r>
+        <w:t>(</w:t>
+      </w:r>
+      <w:proofErr w:type="spellStart"/>
+      <w:proofErr w:type="gramEnd"/>
+      <w:r>
+        <w:t>headers</w:t>
+      </w:r>
+      <w:proofErr w:type="spellEnd"/>
+      <w:r>
+        <w:t xml:space="preserve">, </w:t>
+      </w:r>
+      <w:proofErr w:type="spellStart"/>
+      <w:r>
+        <w:t>rows</w:t>
+      </w:r>
+      <w:proofErr w:type="spellEnd"/>
+      <w:r>
+        <w:t>)</w:t>
       </w:r>
       <w:r>
         <w:br/>
@@ -1791,8 +2175,61 @@
           <w:numId w:val="23"/>
         </w:numPr>
       </w:pPr>
-      <w:r>
-        <w:t xml:space="preserve">Helper di formattazione: fmtDateIT, fmtTimeFromDate, fmtTimeFromFraction, prettyValue per mostrare data in “lun 27/10/25” e orari su 3 righe in mobile (“hh:mm </w:t>
+      <w:proofErr w:type="spellStart"/>
+      <w:r>
+        <w:t>Helper</w:t>
+      </w:r>
+      <w:proofErr w:type="spellEnd"/>
+      <w:r>
+        <w:t xml:space="preserve"> di formattazione: </w:t>
+      </w:r>
+      <w:proofErr w:type="spellStart"/>
+      <w:r>
+        <w:t>fmtDateIT</w:t>
+      </w:r>
+      <w:proofErr w:type="spellEnd"/>
+      <w:r>
+        <w:t xml:space="preserve">, </w:t>
+      </w:r>
+      <w:proofErr w:type="spellStart"/>
+      <w:r>
+        <w:t>fmtTimeFromDate</w:t>
+      </w:r>
+      <w:proofErr w:type="spellEnd"/>
+      <w:r>
+        <w:t xml:space="preserve">, </w:t>
+      </w:r>
+      <w:proofErr w:type="spellStart"/>
+      <w:r>
+        <w:t>fmtTimeFromFraction</w:t>
+      </w:r>
+      <w:proofErr w:type="spellEnd"/>
+      <w:r>
+        <w:t xml:space="preserve">, </w:t>
+      </w:r>
+      <w:proofErr w:type="spellStart"/>
+      <w:r>
+        <w:t>prettyValue</w:t>
+      </w:r>
+      <w:proofErr w:type="spellEnd"/>
+      <w:r>
+        <w:t xml:space="preserve"> per mostrare data in “</w:t>
+      </w:r>
+      <w:proofErr w:type="spellStart"/>
+      <w:r>
+        <w:t>lun</w:t>
+      </w:r>
+      <w:proofErr w:type="spellEnd"/>
+      <w:r>
+        <w:t xml:space="preserve"> 27/10/25” e orari su 3 righe in mobile (“</w:t>
+      </w:r>
+      <w:proofErr w:type="spellStart"/>
+      <w:r>
+        <w:t>hh:mm</w:t>
+      </w:r>
+      <w:proofErr w:type="spellEnd"/>
+      <w:r>
+        <w:t xml:space="preserve"> </w:t>
       </w:r>
       <w:r>
         <w:rPr>
@@ -1819,8 +2256,13 @@
         <w:t>↵</w:t>
       </w:r>
       <w:r>
-        <w:t xml:space="preserve"> hh:mm</w:t>
-      </w:r>
+        <w:t xml:space="preserve"> </w:t>
+      </w:r>
+      <w:proofErr w:type="spellStart"/>
+      <w:r>
+        <w:t>hh:mm</w:t>
+      </w:r>
+      <w:proofErr w:type="spellEnd"/>
       <w:r>
         <w:rPr>
           <w:rFonts w:ascii="Calibri" w:hAnsi="Calibri" w:cs="Calibri"/>
@@ -1843,8 +2285,31 @@
           <w:numId w:val="24"/>
         </w:numPr>
       </w:pPr>
-      <w:r>
-        <w:t>renderTable(baseHeaders, allRows)</w:t>
+      <w:proofErr w:type="spellStart"/>
+      <w:proofErr w:type="gramStart"/>
+      <w:r>
+        <w:t>renderTable</w:t>
+      </w:r>
+      <w:proofErr w:type="spellEnd"/>
+      <w:r>
+        <w:t>(</w:t>
+      </w:r>
+      <w:proofErr w:type="spellStart"/>
+      <w:proofErr w:type="gramEnd"/>
+      <w:r>
+        <w:t>baseHeaders</w:t>
+      </w:r>
+      <w:proofErr w:type="spellEnd"/>
+      <w:r>
+        <w:t xml:space="preserve">, </w:t>
+      </w:r>
+      <w:proofErr w:type="spellStart"/>
+      <w:r>
+        <w:t>allRows</w:t>
+      </w:r>
+      <w:proofErr w:type="spellEnd"/>
+      <w:r>
+        <w:t>)</w:t>
       </w:r>
       <w:r>
         <w:br/>
@@ -1859,7 +2324,15 @@
         </w:numPr>
       </w:pPr>
       <w:r>
-        <w:t>parte sempre dagli header originali;</w:t>
+        <w:t xml:space="preserve">parte sempre dagli </w:t>
+      </w:r>
+      <w:proofErr w:type="spellStart"/>
+      <w:r>
+        <w:t>header</w:t>
+      </w:r>
+      <w:proofErr w:type="spellEnd"/>
+      <w:r>
+        <w:t xml:space="preserve"> originali;</w:t>
       </w:r>
     </w:p>
     <w:p>
@@ -1891,7 +2364,15 @@
         </w:numPr>
       </w:pPr>
       <w:r>
-        <w:t xml:space="preserve">applica il filtro “da oggi” quando showAll è </w:t>
+        <w:t xml:space="preserve">applica il filtro “da oggi” quando </w:t>
+      </w:r>
+      <w:proofErr w:type="spellStart"/>
+      <w:r>
+        <w:t>showAll</w:t>
+      </w:r>
+      <w:proofErr w:type="spellEnd"/>
+      <w:r>
+        <w:t xml:space="preserve"> è </w:t>
       </w:r>
       <w:r>
         <w:rPr>
@@ -1923,7 +2404,15 @@
         </w:numPr>
       </w:pPr>
       <w:r>
-        <w:t xml:space="preserve">evidenzia righe con classi day-short (&lt;8h) e day-very-short (≤4h) e marca l’“Esame”. </w:t>
+        <w:t>evidenzia righe con classi day-short (&lt;8h) e day-</w:t>
+      </w:r>
+      <w:proofErr w:type="spellStart"/>
+      <w:r>
+        <w:t>very</w:t>
+      </w:r>
+      <w:proofErr w:type="spellEnd"/>
+      <w:r>
+        <w:t xml:space="preserve">-short (≤4h) e marca l’“Esame”. </w:t>
       </w:r>
     </w:p>
     <w:p>
@@ -1943,7 +2432,23 @@
       </w:r>
       <w:r>
         <w:br/>
-        <w:t xml:space="preserve">Gestita dall’evento input su #searchInput, che rilancia renderTable(...); l’algoritmo verifica se qualunque valore di riga contiene la query in minuscolo. Non c’è una funzione searchTable(query) separata perché è integrata nel rendering. </w:t>
+        <w:t xml:space="preserve">Gestita dall’evento input su #searchInput, che rilancia </w:t>
+      </w:r>
+      <w:proofErr w:type="spellStart"/>
+      <w:r>
+        <w:t>renderTable</w:t>
+      </w:r>
+      <w:proofErr w:type="spellEnd"/>
+      <w:r>
+        <w:t xml:space="preserve">(...); l’algoritmo verifica se qualunque valore di riga contiene la query in minuscolo. Non c’è una funzione </w:t>
+      </w:r>
+      <w:proofErr w:type="spellStart"/>
+      <w:r>
+        <w:t>searchTable</w:t>
+      </w:r>
+      <w:proofErr w:type="spellEnd"/>
+      <w:r>
+        <w:t xml:space="preserve">(query) separata perché è integrata nel rendering. </w:t>
       </w:r>
     </w:p>
     <w:p>
@@ -1958,7 +2463,44 @@
       </w:r>
       <w:r>
         <w:br/>
-        <w:t xml:space="preserve">Stato booleano showAll; il toggle è gestito da updateToggleButton() + click su #btnToggleAll, mentre la logica di filtro per data è dentro renderTable(...). </w:t>
+        <w:t xml:space="preserve">Stato booleano </w:t>
+      </w:r>
+      <w:proofErr w:type="spellStart"/>
+      <w:r>
+        <w:t>showAll</w:t>
+      </w:r>
+      <w:proofErr w:type="spellEnd"/>
+      <w:r>
+        <w:t xml:space="preserve">; il </w:t>
+      </w:r>
+      <w:proofErr w:type="spellStart"/>
+      <w:r>
+        <w:t>toggle</w:t>
+      </w:r>
+      <w:proofErr w:type="spellEnd"/>
+      <w:r>
+        <w:t xml:space="preserve"> è gestito da </w:t>
+      </w:r>
+      <w:proofErr w:type="spellStart"/>
+      <w:proofErr w:type="gramStart"/>
+      <w:r>
+        <w:t>updateToggleButton</w:t>
+      </w:r>
+      <w:proofErr w:type="spellEnd"/>
+      <w:r>
+        <w:t>(</w:t>
+      </w:r>
+      <w:proofErr w:type="gramEnd"/>
+      <w:r>
+        <w:t xml:space="preserve">) + click su #btnToggleAll, mentre la logica di filtro per data è dentro </w:t>
+      </w:r>
+      <w:proofErr w:type="spellStart"/>
+      <w:r>
+        <w:t>renderTable</w:t>
+      </w:r>
+      <w:proofErr w:type="spellEnd"/>
+      <w:r>
+        <w:t xml:space="preserve">(...). </w:t>
       </w:r>
     </w:p>
     <w:p>
@@ -1973,7 +2515,32 @@
       </w:r>
       <w:r>
         <w:br/>
-        <w:t xml:space="preserve">clearAll() azzera tabella e stato; il “torna indietro” della UI riporta alla selezione corso e ripristina il logo “ITS”. (È il comportamento effettivo al posto della vecchia resetView().) </w:t>
+      </w:r>
+      <w:proofErr w:type="spellStart"/>
+      <w:proofErr w:type="gramStart"/>
+      <w:r>
+        <w:t>clearAll</w:t>
+      </w:r>
+      <w:proofErr w:type="spellEnd"/>
+      <w:r>
+        <w:t>(</w:t>
+      </w:r>
+      <w:proofErr w:type="gramEnd"/>
+      <w:r>
+        <w:t xml:space="preserve">) azzera tabella e stato; il “torna indietro” della UI riporta alla selezione corso e ripristina il logo “ITS”. (È il comportamento effettivo al posto della vecchia </w:t>
+      </w:r>
+      <w:proofErr w:type="spellStart"/>
+      <w:proofErr w:type="gramStart"/>
+      <w:r>
+        <w:t>resetView</w:t>
+      </w:r>
+      <w:proofErr w:type="spellEnd"/>
+      <w:r>
+        <w:t>(</w:t>
+      </w:r>
+      <w:proofErr w:type="gramEnd"/>
+      <w:r>
+        <w:t xml:space="preserve">).) </w:t>
       </w:r>
     </w:p>
     <w:p>
@@ -1988,12 +2555,46 @@
           <w:numId w:val="26"/>
         </w:numPr>
       </w:pPr>
-      <w:r>
-        <w:t>scheduleMidnightRefresh()</w:t>
+      <w:proofErr w:type="spellStart"/>
+      <w:proofErr w:type="gramStart"/>
+      <w:r>
+        <w:t>scheduleMidnightRefresh</w:t>
+      </w:r>
+      <w:proofErr w:type="spellEnd"/>
+      <w:r>
+        <w:t>(</w:t>
+      </w:r>
+      <w:proofErr w:type="gramEnd"/>
+      <w:r>
+        <w:t>)</w:t>
       </w:r>
       <w:r>
         <w:br/>
-        <w:t xml:space="preserve">Pianifica il ricaricamento automatico dell’XLSX alle 00:05 (coerente con la sincronizzazione su Netlify) richiamando fetchAndLoadXlsx(window.CALENDAR_XLSX_URL). </w:t>
+        <w:t xml:space="preserve">Pianifica il ricaricamento automatico dell’XLSX alle 00:05 (coerente con la sincronizzazione su </w:t>
+      </w:r>
+      <w:proofErr w:type="spellStart"/>
+      <w:r>
+        <w:t>Netlify</w:t>
+      </w:r>
+      <w:proofErr w:type="spellEnd"/>
+      <w:r>
+        <w:t xml:space="preserve">) richiamando </w:t>
+      </w:r>
+      <w:proofErr w:type="spellStart"/>
+      <w:r>
+        <w:t>fetchAndLoadXlsx</w:t>
+      </w:r>
+      <w:proofErr w:type="spellEnd"/>
+      <w:r>
+        <w:t>(</w:t>
+      </w:r>
+      <w:proofErr w:type="spellStart"/>
+      <w:r>
+        <w:t>window.CALENDAR_XLSX_URL</w:t>
+      </w:r>
+      <w:proofErr w:type="spellEnd"/>
+      <w:r>
+        <w:t xml:space="preserve">). </w:t>
       </w:r>
     </w:p>
     <w:p>
@@ -2008,14 +2609,40 @@
           <w:numId w:val="27"/>
         </w:numPr>
       </w:pPr>
-      <w:r>
-        <w:t xml:space="preserve">Wiring degli eventi: caricamento file, selezione foglio, toggle “Mostra tutto”, back, scelta anno/corso. In init() parte il fetch da /data/calendario.xlsx se definito in index.html. </w:t>
+      <w:proofErr w:type="spellStart"/>
+      <w:r>
+        <w:t>Wiring</w:t>
+      </w:r>
+      <w:proofErr w:type="spellEnd"/>
+      <w:r>
+        <w:t xml:space="preserve"> degli eventi: caricamento file, selezione foglio, </w:t>
+      </w:r>
+      <w:proofErr w:type="spellStart"/>
+      <w:r>
+        <w:t>toggle</w:t>
+      </w:r>
+      <w:proofErr w:type="spellEnd"/>
+      <w:r>
+        <w:t xml:space="preserve"> “Mostra tutto”, back, scelta anno/corso. In </w:t>
+      </w:r>
+      <w:proofErr w:type="spellStart"/>
+      <w:proofErr w:type="gramStart"/>
+      <w:r>
+        <w:t>init</w:t>
+      </w:r>
+      <w:proofErr w:type="spellEnd"/>
+      <w:r>
+        <w:t>(</w:t>
+      </w:r>
+      <w:proofErr w:type="gramEnd"/>
+      <w:r>
+        <w:t xml:space="preserve">) parte il fetch da /data/calendario.xlsx se definito in index.html. </w:t>
       </w:r>
     </w:p>
     <w:p>
       <w:r>
         <w:pict w14:anchorId="786CC8DE">
-          <v:rect id="_x0000_i1038" style="width:0;height:1.5pt" o:hralign="center" o:hrstd="t" o:hr="t" fillcolor="#a0a0a0" stroked="f"/>
+          <v:rect id="_x0000_i1037" style="width:0;height:1.5pt" o:hralign="center" o:hrstd="t" o:hr="t" fillcolor="#a0a0a0" stroked="f"/>
         </w:pict>
       </w:r>
     </w:p>
@@ -2079,8 +2706,13 @@
           <w:numId w:val="12"/>
         </w:numPr>
       </w:pPr>
-      <w:r>
-        <w:t>Padding ridotto e layout a colonna singola.</w:t>
+      <w:proofErr w:type="spellStart"/>
+      <w:r>
+        <w:t>Padding</w:t>
+      </w:r>
+      <w:proofErr w:type="spellEnd"/>
+      <w:r>
+        <w:t xml:space="preserve"> ridotto e layout a colonna singola.</w:t>
       </w:r>
     </w:p>
     <w:p>
@@ -2117,7 +2749,15 @@
         </w:numPr>
       </w:pPr>
       <w:r>
-        <w:t>Tabelle con padding maggiore.</w:t>
+        <w:t xml:space="preserve">Tabelle con </w:t>
+      </w:r>
+      <w:proofErr w:type="spellStart"/>
+      <w:r>
+        <w:t>padding</w:t>
+      </w:r>
+      <w:proofErr w:type="spellEnd"/>
+      <w:r>
+        <w:t xml:space="preserve"> maggiore.</w:t>
       </w:r>
     </w:p>
     <w:p>
@@ -2134,7 +2774,7 @@
     <w:p>
       <w:r>
         <w:pict w14:anchorId="0062DB2C">
-          <v:rect id="_x0000_i1039" style="width:0;height:1.5pt" o:hralign="center" o:hrstd="t" o:hr="t" fillcolor="#a0a0a0" stroked="f"/>
+          <v:rect id="_x0000_i1038" style="width:0;height:1.5pt" o:hralign="center" o:hrstd="t" o:hr="t" fillcolor="#a0a0a0" stroked="f"/>
         </w:pict>
       </w:r>
     </w:p>
@@ -2150,7 +2790,23 @@
           <w:b/>
           <w:bCs/>
         </w:rPr>
-        <w:t>Sincronizzazione notturna del calendario (Google Apps Script → Netlify)</w:t>
+        <w:t xml:space="preserve">Sincronizzazione notturna del calendario (Google Apps Script → </w:t>
+      </w:r>
+      <w:proofErr w:type="spellStart"/>
+      <w:r>
+        <w:rPr>
+          <w:b/>
+          <w:bCs/>
+        </w:rPr>
+        <w:t>Netlify</w:t>
+      </w:r>
+      <w:proofErr w:type="spellEnd"/>
+      <w:r>
+        <w:rPr>
+          <w:b/>
+          <w:bCs/>
+        </w:rPr>
+        <w:t>)</w:t>
       </w:r>
     </w:p>
     <w:p>
@@ -2171,7 +2827,15 @@
         </w:numPr>
       </w:pPr>
       <w:r>
-        <w:t>Esporta lo Sheet di Google in XLSX.</w:t>
+        <w:t xml:space="preserve">Esporta lo </w:t>
+      </w:r>
+      <w:proofErr w:type="spellStart"/>
+      <w:r>
+        <w:t>Sheet</w:t>
+      </w:r>
+      <w:proofErr w:type="spellEnd"/>
+      <w:r>
+        <w:t xml:space="preserve"> di Google in XLSX.</w:t>
       </w:r>
     </w:p>
     <w:p>
@@ -2182,7 +2846,31 @@
         </w:numPr>
       </w:pPr>
       <w:r>
-        <w:t>Legge il manifest dell’ultimo deploy pubblicato su Netlify.</w:t>
+        <w:t xml:space="preserve">Legge il </w:t>
+      </w:r>
+      <w:proofErr w:type="spellStart"/>
+      <w:r>
+        <w:t>manifest</w:t>
+      </w:r>
+      <w:proofErr w:type="spellEnd"/>
+      <w:r>
+        <w:t xml:space="preserve"> dell’ultimo </w:t>
+      </w:r>
+      <w:proofErr w:type="spellStart"/>
+      <w:r>
+        <w:t>deploy</w:t>
+      </w:r>
+      <w:proofErr w:type="spellEnd"/>
+      <w:r>
+        <w:t xml:space="preserve"> pubblicato su </w:t>
+      </w:r>
+      <w:proofErr w:type="spellStart"/>
+      <w:r>
+        <w:t>Netlify</w:t>
+      </w:r>
+      <w:proofErr w:type="spellEnd"/>
+      <w:r>
+        <w:t>.</w:t>
       </w:r>
     </w:p>
     <w:p>
@@ -2193,7 +2881,23 @@
         </w:numPr>
       </w:pPr>
       <w:r>
-        <w:t>Clona quel manifest aggiornando solo il path di destinazione del calendario (/data/calendario.xlsx).</w:t>
+        <w:t xml:space="preserve">Clona quel </w:t>
+      </w:r>
+      <w:proofErr w:type="spellStart"/>
+      <w:r>
+        <w:t>manifest</w:t>
+      </w:r>
+      <w:proofErr w:type="spellEnd"/>
+      <w:r>
+        <w:t xml:space="preserve"> aggiornando solo il </w:t>
+      </w:r>
+      <w:proofErr w:type="spellStart"/>
+      <w:r>
+        <w:t>path</w:t>
+      </w:r>
+      <w:proofErr w:type="spellEnd"/>
+      <w:r>
+        <w:t xml:space="preserve"> di destinazione del calendario (/data/calendario.xlsx).</w:t>
       </w:r>
     </w:p>
     <w:p>
@@ -2204,7 +2908,23 @@
         </w:numPr>
       </w:pPr>
       <w:r>
-        <w:t>Crea un nuovo deploy con il manifest clonato.</w:t>
+        <w:t xml:space="preserve">Crea un nuovo </w:t>
+      </w:r>
+      <w:proofErr w:type="spellStart"/>
+      <w:r>
+        <w:t>deploy</w:t>
+      </w:r>
+      <w:proofErr w:type="spellEnd"/>
+      <w:r>
+        <w:t xml:space="preserve"> con il </w:t>
+      </w:r>
+      <w:proofErr w:type="spellStart"/>
+      <w:r>
+        <w:t>manifest</w:t>
+      </w:r>
+      <w:proofErr w:type="spellEnd"/>
+      <w:r>
+        <w:t xml:space="preserve"> clonato.</w:t>
       </w:r>
     </w:p>
     <w:p>
@@ -2220,7 +2940,15 @@
     </w:p>
     <w:p>
       <w:r>
-        <w:t>Questo garantisce che il sito resti identico e che venga aggiornato solo il file XLSX del calendario, evitando rebuild completi e tempi d’attesa lato utente.</w:t>
+        <w:t xml:space="preserve">Questo garantisce che il sito resti identico e che venga aggiornato solo il file XLSX del calendario, evitando </w:t>
+      </w:r>
+      <w:proofErr w:type="spellStart"/>
+      <w:r>
+        <w:t>rebuild</w:t>
+      </w:r>
+      <w:proofErr w:type="spellEnd"/>
+      <w:r>
+        <w:t xml:space="preserve"> completi e tempi d’attesa lato utente.</w:t>
       </w:r>
     </w:p>
     <w:p/>
@@ -2241,11 +2969,32 @@
     </w:p>
     <w:p>
       <w:r>
-        <w:t>Funzione schedulata: nightlyUploadXlsxToNetlify()</w:t>
+        <w:t xml:space="preserve">Funzione schedulata: </w:t>
+      </w:r>
+      <w:proofErr w:type="spellStart"/>
+      <w:proofErr w:type="gramStart"/>
+      <w:r>
+        <w:t>nightlyUploadXlsxToNetlify</w:t>
+      </w:r>
+      <w:proofErr w:type="spellEnd"/>
+      <w:r>
+        <w:t>(</w:t>
+      </w:r>
+      <w:proofErr w:type="gramEnd"/>
+      <w:r>
+        <w:t>)</w:t>
       </w:r>
       <w:r>
         <w:br/>
-        <w:t xml:space="preserve">Pianificala con un trigger time-driven quotidiano (es. </w:t>
+        <w:t>Pianificala con un trigger time-</w:t>
+      </w:r>
+      <w:proofErr w:type="spellStart"/>
+      <w:r>
+        <w:t>driven</w:t>
+      </w:r>
+      <w:proofErr w:type="spellEnd"/>
+      <w:r>
+        <w:t xml:space="preserve"> quotidiano (es. </w:t>
       </w:r>
       <w:r>
         <w:rPr>
@@ -2271,7 +3020,15 @@
         </w:numPr>
       </w:pPr>
       <w:r>
-        <w:t>Export XLSX: chiama l’endpoint Drive v3 files/{id}/export usando il token OAuth dell’Apps Script, ottenendo un Blob calendario.xlsx.</w:t>
+        <w:t xml:space="preserve">Export XLSX: chiama l’endpoint Drive v3 files/{id}/export usando il token </w:t>
+      </w:r>
+      <w:proofErr w:type="spellStart"/>
+      <w:r>
+        <w:t>OAuth</w:t>
+      </w:r>
+      <w:proofErr w:type="spellEnd"/>
+      <w:r>
+        <w:t xml:space="preserve"> dell’Apps Script, ottenendo un Blob calendario.xlsx.</w:t>
       </w:r>
     </w:p>
     <w:p>
@@ -2282,7 +3039,23 @@
         </w:numPr>
       </w:pPr>
       <w:r>
-        <w:t>Legge il deploy pubblicato su Netlify (published_deploy.id).</w:t>
+        <w:t xml:space="preserve">Legge il </w:t>
+      </w:r>
+      <w:proofErr w:type="spellStart"/>
+      <w:r>
+        <w:t>deploy</w:t>
+      </w:r>
+      <w:proofErr w:type="spellEnd"/>
+      <w:r>
+        <w:t xml:space="preserve"> pubblicato su </w:t>
+      </w:r>
+      <w:proofErr w:type="spellStart"/>
+      <w:r>
+        <w:t>Netlify</w:t>
+      </w:r>
+      <w:proofErr w:type="spellEnd"/>
+      <w:r>
+        <w:t xml:space="preserve"> (published_deploy.id).</w:t>
       </w:r>
     </w:p>
     <w:p>
@@ -2293,7 +3066,39 @@
         </w:numPr>
       </w:pPr>
       <w:r>
-        <w:t>Elenca i file di quel deploy e costruisce una mappa { "/path": "sha1" }.</w:t>
+        <w:t xml:space="preserve">Elenca i file di quel </w:t>
+      </w:r>
+      <w:proofErr w:type="spellStart"/>
+      <w:r>
+        <w:t>deploy</w:t>
+      </w:r>
+      <w:proofErr w:type="spellEnd"/>
+      <w:r>
+        <w:t xml:space="preserve"> e costruisce una mappa </w:t>
+      </w:r>
+      <w:proofErr w:type="gramStart"/>
+      <w:r>
+        <w:t>{ "</w:t>
+      </w:r>
+      <w:proofErr w:type="gramEnd"/>
+      <w:r>
+        <w:t>/</w:t>
+      </w:r>
+      <w:proofErr w:type="spellStart"/>
+      <w:r>
+        <w:t>path</w:t>
+      </w:r>
+      <w:proofErr w:type="spellEnd"/>
+      <w:r>
+        <w:t>": "sha1</w:t>
+      </w:r>
+      <w:proofErr w:type="gramStart"/>
+      <w:r>
+        <w:t>" }</w:t>
+      </w:r>
+      <w:proofErr w:type="gramEnd"/>
+      <w:r>
+        <w:t>.</w:t>
       </w:r>
     </w:p>
     <w:p>
@@ -2315,17 +3120,42 @@
         </w:numPr>
       </w:pPr>
       <w:r>
-        <w:t xml:space="preserve">Crea un nuovo deploy con </w:t>
+        <w:t xml:space="preserve">Crea un nuovo </w:t>
+      </w:r>
+      <w:proofErr w:type="spellStart"/>
+      <w:r>
+        <w:t>deploy</w:t>
+      </w:r>
+      <w:proofErr w:type="spellEnd"/>
+      <w:r>
+        <w:t xml:space="preserve"> con </w:t>
       </w:r>
       <w:r>
         <w:rPr>
           <w:i/>
           <w:iCs/>
         </w:rPr>
-        <w:t>lo stesso manifest</w:t>
-      </w:r>
-      <w:r>
-        <w:t xml:space="preserve"> (clonato) + la sola modifica al path target.</w:t>
+        <w:t xml:space="preserve">lo stesso </w:t>
+      </w:r>
+      <w:proofErr w:type="spellStart"/>
+      <w:r>
+        <w:rPr>
+          <w:i/>
+          <w:iCs/>
+        </w:rPr>
+        <w:t>manifest</w:t>
+      </w:r>
+      <w:proofErr w:type="spellEnd"/>
+      <w:r>
+        <w:t xml:space="preserve"> (clonato) + la sola modifica al </w:t>
+      </w:r>
+      <w:proofErr w:type="spellStart"/>
+      <w:r>
+        <w:t>path</w:t>
+      </w:r>
+      <w:proofErr w:type="spellEnd"/>
+      <w:r>
+        <w:t xml:space="preserve"> target.</w:t>
       </w:r>
     </w:p>
     <w:p>
@@ -2336,7 +3166,15 @@
         </w:numPr>
       </w:pPr>
       <w:r>
-        <w:t>Effettua l’upload PUT solo di TARGET_PATH per allegare il contenuto reale del file al deploy appena creato.</w:t>
+        <w:t xml:space="preserve">Effettua l’upload PUT solo di TARGET_PATH per allegare il contenuto reale del file al </w:t>
+      </w:r>
+      <w:proofErr w:type="spellStart"/>
+      <w:r>
+        <w:t>deploy</w:t>
+      </w:r>
+      <w:proofErr w:type="spellEnd"/>
+      <w:r>
+        <w:t xml:space="preserve"> appena creato.</w:t>
       </w:r>
     </w:p>
     <w:p>
@@ -2353,13 +3191,37 @@
     </w:p>
     <w:p>
       <w:r>
-        <w:t>Nota: in questo modo Netlify non ricompila né ricrea i file statici esistenti: il deploy risulta identico al precedente, ma con hash e contenuto aggiornato solo per /data/calendario.xlsx.</w:t>
+        <w:t xml:space="preserve">Nota: in questo modo </w:t>
+      </w:r>
+      <w:proofErr w:type="spellStart"/>
+      <w:r>
+        <w:t>Netlify</w:t>
+      </w:r>
+      <w:proofErr w:type="spellEnd"/>
+      <w:r>
+        <w:t xml:space="preserve"> non ricompila né ricrea i file statici esistenti: il </w:t>
+      </w:r>
+      <w:proofErr w:type="spellStart"/>
+      <w:r>
+        <w:t>deploy</w:t>
+      </w:r>
+      <w:proofErr w:type="spellEnd"/>
+      <w:r>
+        <w:t xml:space="preserve"> risulta identico al precedente, ma con </w:t>
+      </w:r>
+      <w:proofErr w:type="spellStart"/>
+      <w:r>
+        <w:t>hash</w:t>
+      </w:r>
+      <w:proofErr w:type="spellEnd"/>
+      <w:r>
+        <w:t xml:space="preserve"> e contenuto aggiornato solo per /data/calendario.xlsx.</w:t>
       </w:r>
     </w:p>
     <w:p>
       <w:r>
         <w:pict w14:anchorId="6B7ED776">
-          <v:rect id="_x0000_i1040" style="width:0;height:1.5pt" o:hralign="center" o:hrstd="t" o:hr="t" fillcolor="#a0a0a0" stroked="f"/>
+          <v:rect id="_x0000_i1039" style="width:0;height:1.5pt" o:hralign="center" o:hrstd="t" o:hr="t" fillcolor="#a0a0a0" stroked="f"/>
         </w:pict>
       </w:r>
     </w:p>
@@ -2375,16 +3237,26 @@
           <w:b/>
           <w:bCs/>
         </w:rPr>
-        <w:t xml:space="preserve"> Distribuzione e deploy</w:t>
-      </w:r>
-    </w:p>
-    <w:p>
-      <w:pPr>
-        <w:rPr>
-          <w:b/>
-          <w:bCs/>
-        </w:rPr>
-      </w:pPr>
+        <w:t xml:space="preserve"> Distribuzione e </w:t>
+      </w:r>
+      <w:proofErr w:type="spellStart"/>
+      <w:r>
+        <w:rPr>
+          <w:b/>
+          <w:bCs/>
+        </w:rPr>
+        <w:t>deploy</w:t>
+      </w:r>
+      <w:proofErr w:type="spellEnd"/>
+    </w:p>
+    <w:p>
+      <w:pPr>
+        <w:rPr>
+          <w:b/>
+          <w:bCs/>
+        </w:rPr>
+      </w:pPr>
+      <w:proofErr w:type="spellStart"/>
       <w:r>
         <w:rPr>
           <w:b/>
@@ -2392,6 +3264,7 @@
         </w:rPr>
         <w:t>Netlify</w:t>
       </w:r>
+      <w:proofErr w:type="spellEnd"/>
     </w:p>
     <w:p>
       <w:pPr>
@@ -2401,7 +3274,15 @@
         </w:numPr>
       </w:pPr>
       <w:r>
-        <w:t>Usato per il deploy statico del codice HTML/CSS/JS.</w:t>
+        <w:t xml:space="preserve">Usato per il </w:t>
+      </w:r>
+      <w:proofErr w:type="spellStart"/>
+      <w:r>
+        <w:t>deploy</w:t>
+      </w:r>
+      <w:proofErr w:type="spellEnd"/>
+      <w:r>
+        <w:t xml:space="preserve"> statico del codice HTML/CSS/JS.</w:t>
       </w:r>
     </w:p>
     <w:p>
@@ -2444,8 +3325,17 @@
           <w:b/>
           <w:bCs/>
         </w:rPr>
-        <w:t>Google Sites</w:t>
-      </w:r>
+        <w:t xml:space="preserve">Google </w:t>
+      </w:r>
+      <w:proofErr w:type="spellStart"/>
+      <w:r>
+        <w:rPr>
+          <w:b/>
+          <w:bCs/>
+        </w:rPr>
+        <w:t>Sites</w:t>
+      </w:r>
+      <w:proofErr w:type="spellEnd"/>
     </w:p>
     <w:p>
       <w:pPr>
@@ -2465,7 +3355,23 @@
         <w:t>sezione HTML personalizzata</w:t>
       </w:r>
       <w:r>
-        <w:t xml:space="preserve"> (iframe) che punta all’URL Netlify.</w:t>
+        <w:t xml:space="preserve"> (</w:t>
+      </w:r>
+      <w:proofErr w:type="spellStart"/>
+      <w:r>
+        <w:t>iframe</w:t>
+      </w:r>
+      <w:proofErr w:type="spellEnd"/>
+      <w:r>
+        <w:t xml:space="preserve">) che punta all’URL </w:t>
+      </w:r>
+      <w:proofErr w:type="spellStart"/>
+      <w:r>
+        <w:t>Netlify</w:t>
+      </w:r>
+      <w:proofErr w:type="spellEnd"/>
+      <w:r>
+        <w:t>.</w:t>
       </w:r>
       <w:r>
         <w:br/>
@@ -2480,7 +3386,23 @@
         </w:numPr>
       </w:pPr>
       <w:r>
-        <w:t>&lt;iframe src="</w:t>
+        <w:t>&lt;</w:t>
+      </w:r>
+      <w:proofErr w:type="spellStart"/>
+      <w:r>
+        <w:t>iframe</w:t>
+      </w:r>
+      <w:proofErr w:type="spellEnd"/>
+      <w:r>
+        <w:t xml:space="preserve"> </w:t>
+      </w:r>
+      <w:proofErr w:type="spellStart"/>
+      <w:r>
+        <w:t>src</w:t>
+      </w:r>
+      <w:proofErr w:type="spellEnd"/>
+      <w:r>
+        <w:t>="</w:t>
       </w:r>
       <w:r>
         <w:rPr>
@@ -2498,7 +3420,31 @@
         <w:t>/</w:t>
       </w:r>
       <w:r>
-        <w:t>" width="100%" height="900"&gt;&lt;/iframe&gt;</w:t>
+        <w:t xml:space="preserve">" </w:t>
+      </w:r>
+      <w:proofErr w:type="spellStart"/>
+      <w:r>
+        <w:t>width</w:t>
+      </w:r>
+      <w:proofErr w:type="spellEnd"/>
+      <w:r>
+        <w:t xml:space="preserve">="100%" </w:t>
+      </w:r>
+      <w:proofErr w:type="spellStart"/>
+      <w:r>
+        <w:t>height</w:t>
+      </w:r>
+      <w:proofErr w:type="spellEnd"/>
+      <w:r>
+        <w:t>="900"&gt;&lt;/</w:t>
+      </w:r>
+      <w:proofErr w:type="spellStart"/>
+      <w:r>
+        <w:t>iframe</w:t>
+      </w:r>
+      <w:proofErr w:type="spellEnd"/>
+      <w:r>
+        <w:t>&gt;</w:t>
       </w:r>
     </w:p>
     <w:p>
@@ -2515,7 +3461,7 @@
     <w:p>
       <w:r>
         <w:pict w14:anchorId="7C1CB7B6">
-          <v:rect id="_x0000_i1041" style="width:0;height:1.5pt" o:hralign="center" o:hrstd="t" o:hr="t" fillcolor="#a0a0a0" stroked="f"/>
+          <v:rect id="_x0000_i1040" style="width:0;height:1.5pt" o:hralign="center" o:hrstd="t" o:hr="t" fillcolor="#a0a0a0" stroked="f"/>
         </w:pict>
       </w:r>
     </w:p>
@@ -2559,7 +3505,7 @@
     <w:p>
       <w:r>
         <w:pict w14:anchorId="1FD10F0A">
-          <v:rect id="_x0000_i1046" style="width:0;height:1.5pt" o:hralign="center" o:hrstd="t" o:hr="t" fillcolor="#a0a0a0" stroked="f"/>
+          <v:rect id="_x0000_i1041" style="width:0;height:1.5pt" o:hralign="center" o:hrstd="t" o:hr="t" fillcolor="#a0a0a0" stroked="f"/>
         </w:pict>
       </w:r>
     </w:p>
@@ -2586,7 +3532,15 @@
         </w:numPr>
       </w:pPr>
       <w:r>
-        <w:t>Progetto aggiornato con una repository GitHub</w:t>
+        <w:t xml:space="preserve">Progetto aggiornato con </w:t>
+      </w:r>
+      <w:proofErr w:type="gramStart"/>
+      <w:r>
+        <w:t>una repository</w:t>
+      </w:r>
+      <w:proofErr w:type="gramEnd"/>
+      <w:r>
+        <w:t xml:space="preserve"> GitHub</w:t>
       </w:r>
     </w:p>
     <w:p>
@@ -2596,9 +3550,43 @@
           <w:numId w:val="16"/>
         </w:numPr>
       </w:pPr>
-      <w:r>
-        <w:t>Branch usati: Main, Obitettivo 2, New-Style-Css, Sync</w:t>
-      </w:r>
+      <w:proofErr w:type="spellStart"/>
+      <w:r>
+        <w:t>Branch</w:t>
+      </w:r>
+      <w:proofErr w:type="spellEnd"/>
+      <w:r>
+        <w:t xml:space="preserve"> usati: </w:t>
+      </w:r>
+      <w:proofErr w:type="spellStart"/>
+      <w:r>
+        <w:t>Main</w:t>
+      </w:r>
+      <w:proofErr w:type="spellEnd"/>
+      <w:r>
+        <w:t xml:space="preserve">, </w:t>
+      </w:r>
+      <w:proofErr w:type="spellStart"/>
+      <w:r>
+        <w:t>Obitettivo</w:t>
+      </w:r>
+      <w:proofErr w:type="spellEnd"/>
+      <w:r>
+        <w:t xml:space="preserve"> 2, New-Style-</w:t>
+      </w:r>
+      <w:proofErr w:type="spellStart"/>
+      <w:r>
+        <w:t>Css</w:t>
+      </w:r>
+      <w:proofErr w:type="spellEnd"/>
+      <w:r>
+        <w:t xml:space="preserve">, </w:t>
+      </w:r>
+      <w:proofErr w:type="spellStart"/>
+      <w:r>
+        <w:t>Sync</w:t>
+      </w:r>
+      <w:proofErr w:type="spellEnd"/>
     </w:p>
     <w:p>
       <w:pPr>
@@ -2608,8 +3596,21 @@
         </w:numPr>
       </w:pPr>
       <w:r>
-        <w:t>Tutto consiste in un centinaio di Commit e Push</w:t>
-      </w:r>
+        <w:t xml:space="preserve">Tutto consiste in un centinaio di </w:t>
+      </w:r>
+      <w:proofErr w:type="spellStart"/>
+      <w:r>
+        <w:t>Commit</w:t>
+      </w:r>
+      <w:proofErr w:type="spellEnd"/>
+      <w:r>
+        <w:t xml:space="preserve"> e </w:t>
+      </w:r>
+      <w:proofErr w:type="spellStart"/>
+      <w:r>
+        <w:t>Push</w:t>
+      </w:r>
+      <w:proofErr w:type="spellEnd"/>
     </w:p>
     <w:p>
       <w:pPr>
@@ -7198,6 +8199,7 @@
   <w:style w:type="character" w:default="1" w:styleId="Carpredefinitoparagrafo">
     <w:name w:val="Default Paragraph Font"/>
     <w:uiPriority w:val="1"/>
+    <w:semiHidden/>
     <w:unhideWhenUsed/>
   </w:style>
   <w:style w:type="table" w:default="1" w:styleId="Tabellanormale">

--- a/DocumentazioneProgettoCalendar.docx
+++ b/DocumentazioneProgettoCalendar.docx
@@ -2787,438 +2787,1459 @@
       </w:pPr>
       <w:r>
         <w:rPr>
-          <w:b/>
-          <w:bCs/>
-        </w:rPr>
-        <w:t xml:space="preserve">Sincronizzazione notturna del calendario (Google Apps Script → </w:t>
-      </w:r>
-      <w:proofErr w:type="spellStart"/>
-      <w:r>
-        <w:rPr>
-          <w:b/>
-          <w:bCs/>
-        </w:rPr>
-        <w:t>Netlify</w:t>
-      </w:r>
-      <w:proofErr w:type="spellEnd"/>
-      <w:r>
-        <w:rPr>
-          <w:b/>
-          <w:bCs/>
-        </w:rPr>
-        <w:t>)</w:t>
-      </w:r>
-    </w:p>
-    <w:p>
-      <w:r>
-        <w:t>Panoramica</w:t>
-      </w:r>
-    </w:p>
-    <w:p>
-      <w:r>
-        <w:t>Ogni notte uno script Google Apps Script:</w:t>
+          <w:rFonts w:ascii="Segoe UI Emoji" w:hAnsi="Segoe UI Emoji" w:cs="Segoe UI Emoji"/>
+          <w:b/>
+          <w:bCs/>
+        </w:rPr>
+        <w:t>🔁</w:t>
+      </w:r>
+      <w:r>
+        <w:rPr>
+          <w:b/>
+          <w:bCs/>
+        </w:rPr>
+        <w:t xml:space="preserve"> Sincronizzazione automatica tramite GitHub Actions e Google Apps Script</w:t>
+      </w:r>
+    </w:p>
+    <w:p>
+      <w:pPr>
+        <w:rPr>
+          <w:b/>
+          <w:bCs/>
+        </w:rPr>
+      </w:pPr>
+      <w:r>
+        <w:rPr>
+          <w:b/>
+          <w:bCs/>
+        </w:rPr>
+        <w:t>Obiettivo: automatizzare il caricamento del file Excel “calendario.xlsx” aggiornato ogni notte, garantendo che il sito (sia Studenti che Docenti) mostri sempre i dati più recenti.</w:t>
+      </w:r>
+    </w:p>
+    <w:p>
+      <w:pPr>
+        <w:rPr>
+          <w:b/>
+          <w:bCs/>
+        </w:rPr>
+      </w:pPr>
+      <w:r>
+        <w:rPr>
+          <w:b/>
+          <w:bCs/>
+        </w:rPr>
+        <w:t>Flusso operativo</w:t>
       </w:r>
     </w:p>
     <w:p>
       <w:pPr>
         <w:numPr>
           <w:ilvl w:val="0"/>
-          <w:numId w:val="20"/>
+          <w:numId w:val="28"/>
         </w:numPr>
-      </w:pPr>
-      <w:r>
-        <w:t xml:space="preserve">Esporta lo </w:t>
+        <w:rPr>
+          <w:b/>
+          <w:bCs/>
+        </w:rPr>
+      </w:pPr>
+      <w:r>
+        <w:rPr>
+          <w:b/>
+          <w:bCs/>
+        </w:rPr>
+        <w:t>Google Apps Script genera il file aggiornato:</w:t>
+      </w:r>
+    </w:p>
+    <w:p>
+      <w:pPr>
+        <w:numPr>
+          <w:ilvl w:val="1"/>
+          <w:numId w:val="28"/>
+        </w:numPr>
+        <w:rPr>
+          <w:b/>
+          <w:bCs/>
+        </w:rPr>
+      </w:pPr>
+      <w:r>
+        <w:rPr>
+          <w:b/>
+          <w:bCs/>
+        </w:rPr>
+        <w:t xml:space="preserve">Ogni notte lo script </w:t>
       </w:r>
       <w:proofErr w:type="spellStart"/>
-      <w:r>
-        <w:t>Sheet</w:t>
+      <w:proofErr w:type="gramStart"/>
+      <w:r>
+        <w:rPr>
+          <w:b/>
+          <w:bCs/>
+        </w:rPr>
+        <w:t>nightlyUploadXlsxToNetlify</w:t>
       </w:r>
       <w:proofErr w:type="spellEnd"/>
       <w:r>
-        <w:t xml:space="preserve"> di Google in XLSX.</w:t>
+        <w:rPr>
+          <w:b/>
+          <w:bCs/>
+        </w:rPr>
+        <w:t>(</w:t>
+      </w:r>
+      <w:proofErr w:type="gramEnd"/>
+      <w:r>
+        <w:rPr>
+          <w:b/>
+          <w:bCs/>
+        </w:rPr>
+        <w:t>) esporta il foglio Google come .</w:t>
+      </w:r>
+      <w:proofErr w:type="spellStart"/>
+      <w:r>
+        <w:rPr>
+          <w:b/>
+          <w:bCs/>
+        </w:rPr>
+        <w:t>xlsx</w:t>
+      </w:r>
+      <w:proofErr w:type="spellEnd"/>
+      <w:r>
+        <w:rPr>
+          <w:b/>
+          <w:bCs/>
+        </w:rPr>
+        <w:t>.</w:t>
+      </w:r>
+    </w:p>
+    <w:p>
+      <w:pPr>
+        <w:numPr>
+          <w:ilvl w:val="1"/>
+          <w:numId w:val="28"/>
+        </w:numPr>
+        <w:rPr>
+          <w:b/>
+          <w:bCs/>
+        </w:rPr>
+      </w:pPr>
+      <w:r>
+        <w:rPr>
+          <w:b/>
+          <w:bCs/>
+        </w:rPr>
+        <w:t xml:space="preserve">Salva il file temporaneo e lo carica sul </w:t>
+      </w:r>
+      <w:proofErr w:type="spellStart"/>
+      <w:r>
+        <w:rPr>
+          <w:b/>
+          <w:bCs/>
+        </w:rPr>
+        <w:t>deploy</w:t>
+      </w:r>
+      <w:proofErr w:type="spellEnd"/>
+      <w:r>
+        <w:rPr>
+          <w:b/>
+          <w:bCs/>
+        </w:rPr>
+        <w:t xml:space="preserve"> attivo (</w:t>
+      </w:r>
+      <w:proofErr w:type="spellStart"/>
+      <w:r>
+        <w:rPr>
+          <w:b/>
+          <w:bCs/>
+        </w:rPr>
+        <w:t>Netlify</w:t>
+      </w:r>
+      <w:proofErr w:type="spellEnd"/>
+      <w:r>
+        <w:rPr>
+          <w:b/>
+          <w:bCs/>
+        </w:rPr>
+        <w:t xml:space="preserve"> o Surge).</w:t>
+      </w:r>
+    </w:p>
+    <w:p>
+      <w:pPr>
+        <w:numPr>
+          <w:ilvl w:val="1"/>
+          <w:numId w:val="28"/>
+        </w:numPr>
+        <w:rPr>
+          <w:b/>
+          <w:bCs/>
+        </w:rPr>
+      </w:pPr>
+      <w:r>
+        <w:rPr>
+          <w:b/>
+          <w:bCs/>
+        </w:rPr>
+        <w:t>Aggiorna solo il file /data/calendario.xlsx, senza ricostruire il sito.</w:t>
       </w:r>
     </w:p>
     <w:p>
       <w:pPr>
         <w:numPr>
           <w:ilvl w:val="0"/>
-          <w:numId w:val="20"/>
+          <w:numId w:val="28"/>
         </w:numPr>
-      </w:pPr>
-      <w:r>
-        <w:t xml:space="preserve">Legge il </w:t>
+        <w:rPr>
+          <w:b/>
+          <w:bCs/>
+        </w:rPr>
+      </w:pPr>
+      <w:r>
+        <w:rPr>
+          <w:b/>
+          <w:bCs/>
+        </w:rPr>
+        <w:t>GitHub Actions sincronizza i file statici:</w:t>
+      </w:r>
+    </w:p>
+    <w:p>
+      <w:pPr>
+        <w:numPr>
+          <w:ilvl w:val="1"/>
+          <w:numId w:val="28"/>
+        </w:numPr>
+        <w:rPr>
+          <w:b/>
+          <w:bCs/>
+        </w:rPr>
+      </w:pPr>
+      <w:r>
+        <w:rPr>
+          <w:b/>
+          <w:bCs/>
+        </w:rPr>
+        <w:t>Workflow YAML: .</w:t>
       </w:r>
       <w:proofErr w:type="spellStart"/>
       <w:r>
-        <w:t>manifest</w:t>
+        <w:rPr>
+          <w:b/>
+          <w:bCs/>
+        </w:rPr>
+        <w:t>github</w:t>
       </w:r>
       <w:proofErr w:type="spellEnd"/>
       <w:r>
-        <w:t xml:space="preserve"> dell’ultimo </w:t>
+        <w:rPr>
+          <w:b/>
+          <w:bCs/>
+        </w:rPr>
+        <w:t>/workflows/surge-</w:t>
       </w:r>
       <w:proofErr w:type="spellStart"/>
       <w:r>
+        <w:rPr>
+          <w:b/>
+          <w:bCs/>
+        </w:rPr>
+        <w:t>shared</w:t>
+      </w:r>
+      <w:proofErr w:type="spellEnd"/>
+      <w:r>
+        <w:rPr>
+          <w:b/>
+          <w:bCs/>
+        </w:rPr>
+        <w:t>-</w:t>
+      </w:r>
+      <w:proofErr w:type="spellStart"/>
+      <w:r>
+        <w:rPr>
+          <w:b/>
+          <w:bCs/>
+        </w:rPr>
+        <w:t>xlsx.yml</w:t>
+      </w:r>
+      <w:proofErr w:type="spellEnd"/>
+    </w:p>
+    <w:p>
+      <w:pPr>
+        <w:numPr>
+          <w:ilvl w:val="1"/>
+          <w:numId w:val="28"/>
+        </w:numPr>
+        <w:rPr>
+          <w:b/>
+          <w:bCs/>
+        </w:rPr>
+      </w:pPr>
+      <w:r>
+        <w:rPr>
+          <w:b/>
+          <w:bCs/>
+        </w:rPr>
+        <w:t>Trigger:</w:t>
+      </w:r>
+    </w:p>
+    <w:p>
+      <w:pPr>
+        <w:numPr>
+          <w:ilvl w:val="2"/>
+          <w:numId w:val="28"/>
+        </w:numPr>
+        <w:rPr>
+          <w:b/>
+          <w:bCs/>
+        </w:rPr>
+      </w:pPr>
+      <w:r>
+        <w:rPr>
+          <w:b/>
+          <w:bCs/>
+        </w:rPr>
+        <w:t>Ogni 4 ore (cron: '0 */4 * * *')</w:t>
+      </w:r>
+    </w:p>
+    <w:p>
+      <w:pPr>
+        <w:numPr>
+          <w:ilvl w:val="2"/>
+          <w:numId w:val="28"/>
+        </w:numPr>
+        <w:rPr>
+          <w:b/>
+          <w:bCs/>
+        </w:rPr>
+      </w:pPr>
+      <w:r>
+        <w:rPr>
+          <w:b/>
+          <w:bCs/>
+        </w:rPr>
+        <w:t xml:space="preserve">Al </w:t>
+      </w:r>
+      <w:proofErr w:type="spellStart"/>
+      <w:r>
+        <w:rPr>
+          <w:b/>
+          <w:bCs/>
+        </w:rPr>
+        <w:t>push</w:t>
+      </w:r>
+      <w:proofErr w:type="spellEnd"/>
+      <w:r>
+        <w:rPr>
+          <w:b/>
+          <w:bCs/>
+        </w:rPr>
+        <w:t xml:space="preserve"> su cartelle:</w:t>
+      </w:r>
+      <w:r>
+        <w:rPr>
+          <w:b/>
+          <w:bCs/>
+        </w:rPr>
+        <w:br/>
+        <w:t xml:space="preserve">Progetto </w:t>
+      </w:r>
+      <w:proofErr w:type="spellStart"/>
+      <w:r>
+        <w:rPr>
+          <w:b/>
+          <w:bCs/>
+        </w:rPr>
+        <w:t>Calendar</w:t>
+      </w:r>
+      <w:proofErr w:type="spellEnd"/>
+      <w:r>
+        <w:rPr>
+          <w:b/>
+          <w:bCs/>
+        </w:rPr>
+        <w:t xml:space="preserve">/Docenti/** e Progetto </w:t>
+      </w:r>
+      <w:proofErr w:type="spellStart"/>
+      <w:r>
+        <w:rPr>
+          <w:b/>
+          <w:bCs/>
+        </w:rPr>
+        <w:t>Calendar</w:t>
+      </w:r>
+      <w:proofErr w:type="spellEnd"/>
+      <w:r>
+        <w:rPr>
+          <w:b/>
+          <w:bCs/>
+        </w:rPr>
+        <w:t>/Studenti/**</w:t>
+      </w:r>
+    </w:p>
+    <w:p>
+      <w:pPr>
+        <w:numPr>
+          <w:ilvl w:val="1"/>
+          <w:numId w:val="28"/>
+        </w:numPr>
+        <w:rPr>
+          <w:b/>
+          <w:bCs/>
+        </w:rPr>
+      </w:pPr>
+      <w:r>
+        <w:rPr>
+          <w:b/>
+          <w:bCs/>
+        </w:rPr>
+        <w:t>Utilizza il token Surge (SURGE_TOKEN) e i domini:</w:t>
+      </w:r>
+    </w:p>
+    <w:p>
+      <w:pPr>
+        <w:numPr>
+          <w:ilvl w:val="2"/>
+          <w:numId w:val="28"/>
+        </w:numPr>
+        <w:rPr>
+          <w:b/>
+          <w:bCs/>
+        </w:rPr>
+      </w:pPr>
+      <w:r>
+        <w:rPr>
+          <w:b/>
+          <w:bCs/>
+        </w:rPr>
+        <w:t>SURGE_DOMAIN_DOC → sito Docenti</w:t>
+      </w:r>
+    </w:p>
+    <w:p>
+      <w:pPr>
+        <w:numPr>
+          <w:ilvl w:val="2"/>
+          <w:numId w:val="28"/>
+        </w:numPr>
+        <w:rPr>
+          <w:b/>
+          <w:bCs/>
+        </w:rPr>
+      </w:pPr>
+      <w:r>
+        <w:rPr>
+          <w:b/>
+          <w:bCs/>
+        </w:rPr>
+        <w:t>SURGE_DOMAIN_STUD → sito Studenti</w:t>
+      </w:r>
+    </w:p>
+    <w:p>
+      <w:pPr>
+        <w:numPr>
+          <w:ilvl w:val="1"/>
+          <w:numId w:val="28"/>
+        </w:numPr>
+        <w:rPr>
+          <w:b/>
+          <w:bCs/>
+        </w:rPr>
+      </w:pPr>
+      <w:r>
+        <w:rPr>
+          <w:b/>
+          <w:bCs/>
+        </w:rPr>
+        <w:t>Passi principali:</w:t>
+      </w:r>
+    </w:p>
+    <w:p>
+      <w:pPr>
+        <w:numPr>
+          <w:ilvl w:val="2"/>
+          <w:numId w:val="29"/>
+        </w:numPr>
+        <w:rPr>
+          <w:b/>
+          <w:bCs/>
+        </w:rPr>
+      </w:pPr>
+      <w:r>
+        <w:rPr>
+          <w:b/>
+          <w:bCs/>
+        </w:rPr>
+        <w:t>Scarica il calendario aggiornato da Google Script.</w:t>
+      </w:r>
+    </w:p>
+    <w:p>
+      <w:pPr>
+        <w:numPr>
+          <w:ilvl w:val="2"/>
+          <w:numId w:val="29"/>
+        </w:numPr>
+        <w:rPr>
+          <w:b/>
+          <w:bCs/>
+        </w:rPr>
+      </w:pPr>
+      <w:r>
+        <w:rPr>
+          <w:b/>
+          <w:bCs/>
+        </w:rPr>
+        <w:t>Copia il file nella rispettiva cartella /data/.</w:t>
+      </w:r>
+    </w:p>
+    <w:p>
+      <w:pPr>
+        <w:numPr>
+          <w:ilvl w:val="2"/>
+          <w:numId w:val="29"/>
+        </w:numPr>
+        <w:rPr>
+          <w:b/>
+          <w:bCs/>
+        </w:rPr>
+      </w:pPr>
+      <w:r>
+        <w:rPr>
+          <w:b/>
+          <w:bCs/>
+        </w:rPr>
+        <w:t xml:space="preserve">Esegue il </w:t>
+      </w:r>
+      <w:proofErr w:type="spellStart"/>
+      <w:r>
+        <w:rPr>
+          <w:b/>
+          <w:bCs/>
+        </w:rPr>
         <w:t>deploy</w:t>
       </w:r>
       <w:proofErr w:type="spellEnd"/>
       <w:r>
-        <w:t xml:space="preserve"> pubblicato su </w:t>
+        <w:rPr>
+          <w:b/>
+          <w:bCs/>
+        </w:rPr>
+        <w:t xml:space="preserve"> con </w:t>
+      </w:r>
+      <w:proofErr w:type="gramStart"/>
+      <w:r>
+        <w:rPr>
+          <w:b/>
+          <w:bCs/>
+        </w:rPr>
+        <w:t>surge .</w:t>
+      </w:r>
+      <w:proofErr w:type="gramEnd"/>
+      <w:r>
+        <w:rPr>
+          <w:b/>
+          <w:bCs/>
+        </w:rPr>
+        <w:t xml:space="preserve">/ </w:t>
       </w:r>
       <w:proofErr w:type="spellStart"/>
       <w:r>
-        <w:t>Netlify</w:t>
+        <w:rPr>
+          <w:b/>
+          <w:bCs/>
+        </w:rPr>
+        <w:t>ProgettoCalendar</w:t>
       </w:r>
       <w:proofErr w:type="spellEnd"/>
       <w:r>
-        <w:t>.</w:t>
+        <w:rPr>
+          <w:b/>
+          <w:bCs/>
+        </w:rPr>
+        <w:t xml:space="preserve"> --domain $SURGE_DOMAIN.</w:t>
       </w:r>
     </w:p>
     <w:p>
       <w:pPr>
         <w:numPr>
           <w:ilvl w:val="0"/>
-          <w:numId w:val="20"/>
+          <w:numId w:val="28"/>
         </w:numPr>
-      </w:pPr>
-      <w:r>
-        <w:t xml:space="preserve">Clona quel </w:t>
+        <w:rPr>
+          <w:b/>
+          <w:bCs/>
+        </w:rPr>
+      </w:pPr>
+      <w:r>
+        <w:rPr>
+          <w:b/>
+          <w:bCs/>
+        </w:rPr>
+        <w:t>Verifica automatica</w:t>
+      </w:r>
+    </w:p>
+    <w:p>
+      <w:pPr>
+        <w:numPr>
+          <w:ilvl w:val="1"/>
+          <w:numId w:val="28"/>
+        </w:numPr>
+        <w:rPr>
+          <w:b/>
+          <w:bCs/>
+        </w:rPr>
+      </w:pPr>
+      <w:r>
+        <w:rPr>
+          <w:b/>
+          <w:bCs/>
+        </w:rPr>
+        <w:lastRenderedPageBreak/>
+        <w:t xml:space="preserve">Prima di ogni upload, il workflow usa </w:t>
       </w:r>
       <w:proofErr w:type="spellStart"/>
       <w:r>
-        <w:t>manifest</w:t>
+        <w:rPr>
+          <w:b/>
+          <w:bCs/>
+        </w:rPr>
+        <w:t>curl</w:t>
       </w:r>
       <w:proofErr w:type="spellEnd"/>
       <w:r>
-        <w:t xml:space="preserve"> aggiornando solo il </w:t>
+        <w:rPr>
+          <w:b/>
+          <w:bCs/>
+        </w:rPr>
+        <w:t xml:space="preserve"> per scaricare il file da Surge e verificare l’</w:t>
       </w:r>
       <w:proofErr w:type="spellStart"/>
       <w:r>
-        <w:t>path</w:t>
+        <w:rPr>
+          <w:b/>
+          <w:bCs/>
+        </w:rPr>
+        <w:t>hash</w:t>
       </w:r>
       <w:proofErr w:type="spellEnd"/>
       <w:r>
-        <w:t xml:space="preserve"> di destinazione del calendario (/data/calendario.xlsx).</w:t>
+        <w:rPr>
+          <w:b/>
+          <w:bCs/>
+        </w:rPr>
+        <w:t xml:space="preserve"> o la data (?check=$(date +%s)).</w:t>
+      </w:r>
+    </w:p>
+    <w:p>
+      <w:pPr>
+        <w:numPr>
+          <w:ilvl w:val="1"/>
+          <w:numId w:val="28"/>
+        </w:numPr>
+        <w:rPr>
+          <w:b/>
+          <w:bCs/>
+        </w:rPr>
+      </w:pPr>
+      <w:r>
+        <w:rPr>
+          <w:b/>
+          <w:bCs/>
+        </w:rPr>
+        <w:t xml:space="preserve">Se differente, avvia un nuovo </w:t>
+      </w:r>
+      <w:proofErr w:type="spellStart"/>
+      <w:r>
+        <w:rPr>
+          <w:b/>
+          <w:bCs/>
+        </w:rPr>
+        <w:t>deploy</w:t>
+      </w:r>
+      <w:proofErr w:type="spellEnd"/>
+      <w:r>
+        <w:rPr>
+          <w:b/>
+          <w:bCs/>
+        </w:rPr>
+        <w:t>.</w:t>
+      </w:r>
+    </w:p>
+    <w:p>
+      <w:pPr>
+        <w:rPr>
+          <w:b/>
+          <w:bCs/>
+        </w:rPr>
+      </w:pPr>
+      <w:r>
+        <w:rPr>
+          <w:b/>
+          <w:bCs/>
+        </w:rPr>
+        <w:t>Benefici</w:t>
       </w:r>
     </w:p>
     <w:p>
       <w:pPr>
         <w:numPr>
           <w:ilvl w:val="0"/>
-          <w:numId w:val="20"/>
+          <w:numId w:val="30"/>
         </w:numPr>
-      </w:pPr>
-      <w:r>
-        <w:t xml:space="preserve">Crea un nuovo </w:t>
-      </w:r>
-      <w:proofErr w:type="spellStart"/>
-      <w:r>
-        <w:t>deploy</w:t>
-      </w:r>
-      <w:proofErr w:type="spellEnd"/>
-      <w:r>
-        <w:t xml:space="preserve"> con il </w:t>
-      </w:r>
-      <w:proofErr w:type="spellStart"/>
-      <w:r>
-        <w:t>manifest</w:t>
-      </w:r>
-      <w:proofErr w:type="spellEnd"/>
-      <w:r>
-        <w:t xml:space="preserve"> clonato.</w:t>
+        <w:rPr>
+          <w:b/>
+          <w:bCs/>
+        </w:rPr>
+      </w:pPr>
+      <w:r>
+        <w:rPr>
+          <w:b/>
+          <w:bCs/>
+        </w:rPr>
+        <w:t>Nessun intervento manuale.</w:t>
       </w:r>
     </w:p>
     <w:p>
       <w:pPr>
         <w:numPr>
           <w:ilvl w:val="0"/>
-          <w:numId w:val="20"/>
+          <w:numId w:val="30"/>
         </w:numPr>
-      </w:pPr>
-      <w:r>
-        <w:t>Carica esclusivamente il file modificato (il calendario).</w:t>
-      </w:r>
-    </w:p>
-    <w:p>
-      <w:r>
-        <w:t xml:space="preserve">Questo garantisce che il sito resti identico e che venga aggiornato solo il file XLSX del calendario, evitando </w:t>
+        <w:rPr>
+          <w:b/>
+          <w:bCs/>
+        </w:rPr>
+      </w:pPr>
+      <w:r>
+        <w:rPr>
+          <w:b/>
+          <w:bCs/>
+        </w:rPr>
+        <w:t xml:space="preserve">File aggiornato in pochi secondi dopo la rigenerazione da Google </w:t>
       </w:r>
       <w:proofErr w:type="spellStart"/>
       <w:r>
-        <w:t>rebuild</w:t>
+        <w:rPr>
+          <w:b/>
+          <w:bCs/>
+        </w:rPr>
+        <w:t>Sheet</w:t>
       </w:r>
       <w:proofErr w:type="spellEnd"/>
       <w:r>
-        <w:t xml:space="preserve"> completi e tempi d’attesa lato utente.</w:t>
-      </w:r>
-    </w:p>
-    <w:p/>
-    <w:p>
-      <w:pPr>
-        <w:rPr>
-          <w:b/>
-          <w:bCs/>
-        </w:rPr>
-      </w:pPr>
-      <w:r>
-        <w:rPr>
-          <w:b/>
-          <w:bCs/>
-        </w:rPr>
-        <w:t>Flusso completo esecuzione</w:t>
-      </w:r>
-    </w:p>
-    <w:p>
-      <w:r>
-        <w:t xml:space="preserve">Funzione schedulata: </w:t>
+        <w:rPr>
+          <w:b/>
+          <w:bCs/>
+        </w:rPr>
+        <w:t>.</w:t>
+      </w:r>
+    </w:p>
+    <w:p>
+      <w:pPr>
+        <w:numPr>
+          <w:ilvl w:val="0"/>
+          <w:numId w:val="30"/>
+        </w:numPr>
+        <w:rPr>
+          <w:b/>
+          <w:bCs/>
+        </w:rPr>
+      </w:pPr>
+      <w:r>
+        <w:rPr>
+          <w:b/>
+          <w:bCs/>
+        </w:rPr>
+        <w:t>Sincronizzazione sicura e tracciata nei log GitHub Actions.</w:t>
+      </w:r>
+    </w:p>
+    <w:p>
+      <w:pPr>
+        <w:rPr>
+          <w:b/>
+          <w:bCs/>
+        </w:rPr>
+      </w:pPr>
+      <w:r>
+        <w:rPr>
+          <w:b/>
+          <w:bCs/>
+        </w:rPr>
+        <w:pict w14:anchorId="0D735E32">
+          <v:rect id="_x0000_i1048" style="width:0;height:1.5pt" o:hralign="center" o:hrstd="t" o:hr="t" fillcolor="#a0a0a0" stroked="f"/>
+        </w:pict>
+      </w:r>
+    </w:p>
+    <w:p>
+      <w:pPr>
+        <w:rPr>
+          <w:b/>
+          <w:bCs/>
+        </w:rPr>
+      </w:pPr>
+      <w:r>
+        <w:rPr>
+          <w:rFonts w:ascii="Segoe UI Emoji" w:hAnsi="Segoe UI Emoji" w:cs="Segoe UI Emoji"/>
+          <w:b/>
+          <w:bCs/>
+        </w:rPr>
+        <w:t>📆</w:t>
+      </w:r>
+      <w:r>
+        <w:rPr>
+          <w:b/>
+          <w:bCs/>
+        </w:rPr>
+        <w:t xml:space="preserve"> Sincronizzazione con Google </w:t>
+      </w:r>
+      <w:proofErr w:type="spellStart"/>
+      <w:r>
+        <w:rPr>
+          <w:b/>
+          <w:bCs/>
+        </w:rPr>
+        <w:t>Calendar</w:t>
+      </w:r>
+      <w:proofErr w:type="spellEnd"/>
+      <w:r>
+        <w:rPr>
+          <w:b/>
+          <w:bCs/>
+        </w:rPr>
+        <w:t xml:space="preserve"> (per Studenti e Docenti)</w:t>
+      </w:r>
+    </w:p>
+    <w:p>
+      <w:pPr>
+        <w:rPr>
+          <w:b/>
+          <w:bCs/>
+        </w:rPr>
+      </w:pPr>
+      <w:r>
+        <w:rPr>
+          <w:b/>
+          <w:bCs/>
+        </w:rPr>
+        <w:t>Obiettivo: permettere agli utenti di importare o aggiornare automaticamente gli eventi nei propri calendari Google, mantenendo la distinzione tra corsi e anni.</w:t>
+      </w:r>
+    </w:p>
+    <w:p>
+      <w:pPr>
+        <w:rPr>
+          <w:b/>
+          <w:bCs/>
+        </w:rPr>
+      </w:pPr>
+      <w:r>
+        <w:rPr>
+          <w:b/>
+          <w:bCs/>
+        </w:rPr>
+        <w:t>Struttura</w:t>
+      </w:r>
+    </w:p>
+    <w:p>
+      <w:pPr>
+        <w:numPr>
+          <w:ilvl w:val="0"/>
+          <w:numId w:val="31"/>
+        </w:numPr>
+        <w:rPr>
+          <w:b/>
+          <w:bCs/>
+        </w:rPr>
+      </w:pPr>
+      <w:r>
+        <w:rPr>
+          <w:b/>
+          <w:bCs/>
+        </w:rPr>
+        <w:t>Script JS client (integrato nei siti Studenti e Docenti)</w:t>
+      </w:r>
+    </w:p>
+    <w:p>
+      <w:pPr>
+        <w:numPr>
+          <w:ilvl w:val="1"/>
+          <w:numId w:val="31"/>
+        </w:numPr>
+        <w:rPr>
+          <w:b/>
+          <w:bCs/>
+        </w:rPr>
+      </w:pPr>
+      <w:r>
+        <w:rPr>
+          <w:b/>
+          <w:bCs/>
+        </w:rPr>
+        <w:t xml:space="preserve">Si connette tramite OAuth2 al </w:t>
+      </w:r>
+      <w:proofErr w:type="spellStart"/>
+      <w:r>
+        <w:rPr>
+          <w:b/>
+          <w:bCs/>
+        </w:rPr>
+        <w:t>Calendar</w:t>
+      </w:r>
+      <w:proofErr w:type="spellEnd"/>
+      <w:r>
+        <w:rPr>
+          <w:b/>
+          <w:bCs/>
+        </w:rPr>
+        <w:t xml:space="preserve"> API (</w:t>
       </w:r>
       <w:proofErr w:type="spellStart"/>
       <w:proofErr w:type="gramStart"/>
       <w:r>
-        <w:t>nightlyUploadXlsxToNetlify</w:t>
+        <w:rPr>
+          <w:b/>
+          <w:bCs/>
+        </w:rPr>
+        <w:t>gapi.client</w:t>
+      </w:r>
+      <w:proofErr w:type="gramEnd"/>
+      <w:r>
+        <w:rPr>
+          <w:b/>
+          <w:bCs/>
+        </w:rPr>
+        <w:t>.calendar</w:t>
       </w:r>
       <w:proofErr w:type="spellEnd"/>
       <w:r>
-        <w:t>(</w:t>
-      </w:r>
-      <w:proofErr w:type="gramEnd"/>
-      <w:r>
-        <w:t>)</w:t>
-      </w:r>
-      <w:r>
-        <w:br/>
-        <w:t>Pianificala con un trigger time-</w:t>
-      </w:r>
-      <w:proofErr w:type="spellStart"/>
-      <w:r>
-        <w:t>driven</w:t>
-      </w:r>
-      <w:proofErr w:type="spellEnd"/>
-      <w:r>
-        <w:t xml:space="preserve"> quotidiano (es. </w:t>
-      </w:r>
-      <w:r>
-        <w:rPr>
-          <w:i/>
-          <w:iCs/>
-        </w:rPr>
-        <w:t>ogni giorno alle 00:05</w:t>
-      </w:r>
-      <w:r>
+        <w:rPr>
+          <w:b/>
+          <w:bCs/>
+        </w:rPr>
         <w:t>).</w:t>
       </w:r>
     </w:p>
     <w:p>
-      <w:r>
-        <w:t>Passi interni:</w:t>
+      <w:pPr>
+        <w:numPr>
+          <w:ilvl w:val="1"/>
+          <w:numId w:val="31"/>
+        </w:numPr>
+        <w:rPr>
+          <w:b/>
+          <w:bCs/>
+        </w:rPr>
+      </w:pPr>
+      <w:r>
+        <w:rPr>
+          <w:b/>
+          <w:bCs/>
+        </w:rPr>
+        <w:t>Usa CFG.COURSE_MAP per mappare ogni foglio Excel a un calendario specifico.</w:t>
+      </w:r>
+    </w:p>
+    <w:p>
+      <w:pPr>
+        <w:numPr>
+          <w:ilvl w:val="1"/>
+          <w:numId w:val="31"/>
+        </w:numPr>
+        <w:rPr>
+          <w:b/>
+          <w:bCs/>
+        </w:rPr>
+      </w:pPr>
+      <w:r>
+        <w:rPr>
+          <w:b/>
+          <w:bCs/>
+        </w:rPr>
+        <w:t>Esempio:</w:t>
+      </w:r>
+    </w:p>
+    <w:p>
+      <w:pPr>
+        <w:numPr>
+          <w:ilvl w:val="1"/>
+          <w:numId w:val="31"/>
+        </w:numPr>
+        <w:tabs>
+          <w:tab w:val="clear" w:pos="1440"/>
+        </w:tabs>
+        <w:rPr>
+          <w:b/>
+          <w:bCs/>
+        </w:rPr>
+      </w:pPr>
+      <w:r>
+        <w:rPr>
+          <w:b/>
+          <w:bCs/>
+        </w:rPr>
+        <w:t>COURSE_MAP: {</w:t>
+      </w:r>
+    </w:p>
+    <w:p>
+      <w:pPr>
+        <w:numPr>
+          <w:ilvl w:val="1"/>
+          <w:numId w:val="31"/>
+        </w:numPr>
+        <w:tabs>
+          <w:tab w:val="clear" w:pos="1440"/>
+        </w:tabs>
+        <w:rPr>
+          <w:b/>
+          <w:bCs/>
+        </w:rPr>
+      </w:pPr>
+      <w:r>
+        <w:rPr>
+          <w:b/>
+          <w:bCs/>
+        </w:rPr>
+        <w:t xml:space="preserve">  Fust2: "itsaa-fust2@group.calendar.google.com",</w:t>
+      </w:r>
+    </w:p>
+    <w:p>
+      <w:pPr>
+        <w:numPr>
+          <w:ilvl w:val="1"/>
+          <w:numId w:val="31"/>
+        </w:numPr>
+        <w:tabs>
+          <w:tab w:val="clear" w:pos="1440"/>
+        </w:tabs>
+        <w:rPr>
+          <w:b/>
+          <w:bCs/>
+        </w:rPr>
+      </w:pPr>
+      <w:r>
+        <w:rPr>
+          <w:b/>
+          <w:bCs/>
+        </w:rPr>
+        <w:t xml:space="preserve">  Cyse2: "itsaa-cyse2@group.calendar.google.com",</w:t>
+      </w:r>
+    </w:p>
+    <w:p>
+      <w:pPr>
+        <w:numPr>
+          <w:ilvl w:val="1"/>
+          <w:numId w:val="31"/>
+        </w:numPr>
+        <w:tabs>
+          <w:tab w:val="clear" w:pos="1440"/>
+        </w:tabs>
+        <w:rPr>
+          <w:b/>
+          <w:bCs/>
+        </w:rPr>
+      </w:pPr>
+      <w:r>
+        <w:rPr>
+          <w:b/>
+          <w:bCs/>
+        </w:rPr>
+        <w:t xml:space="preserve">  Dolc2: "itsaa-dolc2@group.calendar.google.com"</w:t>
+      </w:r>
+    </w:p>
+    <w:p>
+      <w:pPr>
+        <w:numPr>
+          <w:ilvl w:val="1"/>
+          <w:numId w:val="31"/>
+        </w:numPr>
+        <w:tabs>
+          <w:tab w:val="clear" w:pos="1440"/>
+        </w:tabs>
+        <w:rPr>
+          <w:b/>
+          <w:bCs/>
+        </w:rPr>
+      </w:pPr>
+      <w:r>
+        <w:rPr>
+          <w:b/>
+          <w:bCs/>
+        </w:rPr>
+        <w:t>}</w:t>
+      </w:r>
+    </w:p>
+    <w:p>
+      <w:pPr>
+        <w:rPr>
+          <w:b/>
+          <w:bCs/>
+        </w:rPr>
+      </w:pPr>
+      <w:r>
+        <w:rPr>
+          <w:b/>
+          <w:bCs/>
+        </w:rPr>
+        <w:t>Funzionamento</w:t>
       </w:r>
     </w:p>
     <w:p>
       <w:pPr>
         <w:numPr>
           <w:ilvl w:val="0"/>
-          <w:numId w:val="21"/>
+          <w:numId w:val="32"/>
         </w:numPr>
-      </w:pPr>
-      <w:r>
-        <w:t xml:space="preserve">Export XLSX: chiama l’endpoint Drive v3 files/{id}/export usando il token </w:t>
+        <w:rPr>
+          <w:b/>
+          <w:bCs/>
+        </w:rPr>
+      </w:pPr>
+      <w:r>
+        <w:rPr>
+          <w:b/>
+          <w:bCs/>
+        </w:rPr>
+        <w:t xml:space="preserve">L’utente preme “Connetti Google” e concede i permessi </w:t>
       </w:r>
       <w:proofErr w:type="spellStart"/>
       <w:r>
-        <w:t>OAuth</w:t>
+        <w:rPr>
+          <w:b/>
+          <w:bCs/>
+        </w:rPr>
+        <w:t>Calendar</w:t>
       </w:r>
       <w:proofErr w:type="spellEnd"/>
       <w:r>
-        <w:t xml:space="preserve"> dell’Apps Script, ottenendo un Blob calendario.xlsx.</w:t>
+        <w:rPr>
+          <w:b/>
+          <w:bCs/>
+        </w:rPr>
+        <w:t>.</w:t>
       </w:r>
     </w:p>
     <w:p>
       <w:pPr>
         <w:numPr>
           <w:ilvl w:val="0"/>
-          <w:numId w:val="21"/>
+          <w:numId w:val="32"/>
         </w:numPr>
-      </w:pPr>
-      <w:r>
-        <w:t xml:space="preserve">Legge il </w:t>
-      </w:r>
-      <w:proofErr w:type="spellStart"/>
-      <w:r>
-        <w:t>deploy</w:t>
-      </w:r>
-      <w:proofErr w:type="spellEnd"/>
-      <w:r>
-        <w:t xml:space="preserve"> pubblicato su </w:t>
-      </w:r>
-      <w:proofErr w:type="spellStart"/>
-      <w:r>
-        <w:t>Netlify</w:t>
-      </w:r>
-      <w:proofErr w:type="spellEnd"/>
-      <w:r>
-        <w:t xml:space="preserve"> (published_deploy.id).</w:t>
+        <w:rPr>
+          <w:b/>
+          <w:bCs/>
+        </w:rPr>
+      </w:pPr>
+      <w:r>
+        <w:rPr>
+          <w:b/>
+          <w:bCs/>
+        </w:rPr>
+        <w:t>Può scegliere tra:</w:t>
+      </w:r>
+    </w:p>
+    <w:p>
+      <w:pPr>
+        <w:numPr>
+          <w:ilvl w:val="1"/>
+          <w:numId w:val="32"/>
+        </w:numPr>
+        <w:rPr>
+          <w:b/>
+          <w:bCs/>
+        </w:rPr>
+      </w:pPr>
+      <w:r>
+        <w:rPr>
+          <w:b/>
+          <w:bCs/>
+        </w:rPr>
+        <w:t>Aggiungi eventi: crea o aggiorna gli eventi dal foglio XLSX.</w:t>
+      </w:r>
+    </w:p>
+    <w:p>
+      <w:pPr>
+        <w:numPr>
+          <w:ilvl w:val="1"/>
+          <w:numId w:val="32"/>
+        </w:numPr>
+        <w:rPr>
+          <w:b/>
+          <w:bCs/>
+        </w:rPr>
+      </w:pPr>
+      <w:r>
+        <w:rPr>
+          <w:b/>
+          <w:bCs/>
+        </w:rPr>
+        <w:t>Elimina eventi: rimuove solo quelli generati dallo script.</w:t>
       </w:r>
     </w:p>
     <w:p>
       <w:pPr>
         <w:numPr>
           <w:ilvl w:val="0"/>
-          <w:numId w:val="21"/>
+          <w:numId w:val="32"/>
         </w:numPr>
-      </w:pPr>
-      <w:r>
-        <w:t xml:space="preserve">Elenca i file di quel </w:t>
+        <w:rPr>
+          <w:b/>
+          <w:bCs/>
+        </w:rPr>
+      </w:pPr>
+      <w:r>
+        <w:rPr>
+          <w:b/>
+          <w:bCs/>
+        </w:rPr>
+        <w:t>Ogni evento è identificato da un ID stabile:</w:t>
+      </w:r>
+    </w:p>
+    <w:p>
+      <w:pPr>
+        <w:numPr>
+          <w:ilvl w:val="1"/>
+          <w:numId w:val="32"/>
+        </w:numPr>
+        <w:rPr>
+          <w:b/>
+          <w:bCs/>
+        </w:rPr>
+      </w:pPr>
+      <w:r>
+        <w:rPr>
+          <w:b/>
+          <w:bCs/>
+        </w:rPr>
+        <w:t>Prima si cerca una colonna ID / UID nel foglio.</w:t>
+      </w:r>
+    </w:p>
+    <w:p>
+      <w:pPr>
+        <w:numPr>
+          <w:ilvl w:val="1"/>
+          <w:numId w:val="32"/>
+        </w:numPr>
+        <w:rPr>
+          <w:b/>
+          <w:bCs/>
+        </w:rPr>
+      </w:pPr>
+      <w:r>
+        <w:rPr>
+          <w:b/>
+          <w:bCs/>
+        </w:rPr>
+        <w:t xml:space="preserve">In assenza, viene generato come </w:t>
       </w:r>
       <w:proofErr w:type="spellStart"/>
       <w:r>
-        <w:t>deploy</w:t>
+        <w:rPr>
+          <w:b/>
+          <w:bCs/>
+        </w:rPr>
+        <w:t>sheetName#R</w:t>
       </w:r>
       <w:proofErr w:type="spellEnd"/>
       <w:r>
-        <w:t xml:space="preserve"> e costruisce una mappa </w:t>
-      </w:r>
-      <w:proofErr w:type="gramStart"/>
-      <w:r>
-        <w:t>{ "</w:t>
-      </w:r>
-      <w:proofErr w:type="gramEnd"/>
-      <w:r>
-        <w:t>/</w:t>
+        <w:rPr>
+          <w:b/>
+          <w:bCs/>
+        </w:rPr>
+        <w:t>{</w:t>
       </w:r>
       <w:proofErr w:type="spellStart"/>
       <w:r>
-        <w:t>path</w:t>
+        <w:rPr>
+          <w:b/>
+          <w:bCs/>
+        </w:rPr>
+        <w:t>row</w:t>
       </w:r>
       <w:proofErr w:type="spellEnd"/>
       <w:r>
-        <w:t>": "sha1</w:t>
-      </w:r>
-      <w:proofErr w:type="gramStart"/>
-      <w:r>
-        <w:t>" }</w:t>
-      </w:r>
-      <w:proofErr w:type="gramEnd"/>
-      <w:r>
-        <w:t>.</w:t>
+        <w:rPr>
+          <w:b/>
+          <w:bCs/>
+        </w:rPr>
+        <w:t>}.</w:t>
       </w:r>
     </w:p>
     <w:p>
       <w:pPr>
         <w:numPr>
           <w:ilvl w:val="0"/>
-          <w:numId w:val="21"/>
+          <w:numId w:val="32"/>
         </w:numPr>
-      </w:pPr>
-      <w:r>
-        <w:t>Sostituisce in memoria l’entry TARGET_PATH con il nuovo digest SHA1 del file XLSX.</w:t>
+        <w:rPr>
+          <w:b/>
+          <w:bCs/>
+        </w:rPr>
+      </w:pPr>
+      <w:r>
+        <w:rPr>
+          <w:b/>
+          <w:bCs/>
+        </w:rPr>
+        <w:t>Il progresso è mostrato con un loader progressivo, che visualizza la percentuale di sincronizzazione.</w:t>
       </w:r>
     </w:p>
     <w:p>
       <w:pPr>
         <w:numPr>
           <w:ilvl w:val="0"/>
-          <w:numId w:val="21"/>
+          <w:numId w:val="32"/>
         </w:numPr>
-      </w:pPr>
-      <w:r>
-        <w:t xml:space="preserve">Crea un nuovo </w:t>
-      </w:r>
-      <w:proofErr w:type="spellStart"/>
-      <w:r>
-        <w:t>deploy</w:t>
-      </w:r>
-      <w:proofErr w:type="spellEnd"/>
-      <w:r>
-        <w:t xml:space="preserve"> con </w:t>
-      </w:r>
-      <w:r>
-        <w:rPr>
-          <w:i/>
-          <w:iCs/>
-        </w:rPr>
-        <w:t xml:space="preserve">lo stesso </w:t>
-      </w:r>
-      <w:proofErr w:type="spellStart"/>
-      <w:r>
-        <w:rPr>
-          <w:i/>
-          <w:iCs/>
-        </w:rPr>
-        <w:t>manifest</w:t>
-      </w:r>
-      <w:proofErr w:type="spellEnd"/>
-      <w:r>
-        <w:t xml:space="preserve"> (clonato) + la sola modifica al </w:t>
-      </w:r>
-      <w:proofErr w:type="spellStart"/>
-      <w:r>
-        <w:t>path</w:t>
-      </w:r>
-      <w:proofErr w:type="spellEnd"/>
-      <w:r>
-        <w:t xml:space="preserve"> target.</w:t>
+        <w:rPr>
+          <w:b/>
+          <w:bCs/>
+        </w:rPr>
+      </w:pPr>
+      <w:r>
+        <w:rPr>
+          <w:b/>
+          <w:bCs/>
+        </w:rPr>
+        <w:t>Dopo la fine, viene mostrato un messaggio di completamento o errore.</w:t>
+      </w:r>
+    </w:p>
+    <w:p>
+      <w:pPr>
+        <w:rPr>
+          <w:b/>
+          <w:bCs/>
+        </w:rPr>
+      </w:pPr>
+      <w:r>
+        <w:rPr>
+          <w:b/>
+          <w:bCs/>
+        </w:rPr>
+        <w:t>Calendari separati</w:t>
       </w:r>
     </w:p>
     <w:p>
       <w:pPr>
         <w:numPr>
           <w:ilvl w:val="0"/>
-          <w:numId w:val="21"/>
+          <w:numId w:val="33"/>
         </w:numPr>
-      </w:pPr>
-      <w:r>
-        <w:t xml:space="preserve">Effettua l’upload PUT solo di TARGET_PATH per allegare il contenuto reale del file al </w:t>
-      </w:r>
-      <w:proofErr w:type="spellStart"/>
-      <w:r>
-        <w:t>deploy</w:t>
-      </w:r>
-      <w:proofErr w:type="spellEnd"/>
-      <w:r>
-        <w:t xml:space="preserve"> appena creato.</w:t>
+        <w:rPr>
+          <w:b/>
+          <w:bCs/>
+        </w:rPr>
+      </w:pPr>
+      <w:r>
+        <w:rPr>
+          <w:b/>
+          <w:bCs/>
+        </w:rPr>
+        <w:lastRenderedPageBreak/>
+        <w:t>Studenti: un calendario per ogni corso (es. FUST2, CYSE2…).</w:t>
       </w:r>
     </w:p>
     <w:p>
       <w:pPr>
         <w:numPr>
           <w:ilvl w:val="0"/>
-          <w:numId w:val="21"/>
+          <w:numId w:val="33"/>
         </w:numPr>
-      </w:pPr>
-      <w:r>
-        <w:lastRenderedPageBreak/>
-        <w:t>Log finale con deploy.id.</w:t>
-      </w:r>
-    </w:p>
-    <w:p>
-      <w:r>
-        <w:t xml:space="preserve">Nota: in questo modo </w:t>
+        <w:rPr>
+          <w:b/>
+          <w:bCs/>
+        </w:rPr>
+      </w:pPr>
+      <w:r>
+        <w:rPr>
+          <w:b/>
+          <w:bCs/>
+        </w:rPr>
+        <w:t>Docenti: calendari individuali o condivisi per gruppo.</w:t>
+      </w:r>
+    </w:p>
+    <w:p>
+      <w:pPr>
+        <w:numPr>
+          <w:ilvl w:val="0"/>
+          <w:numId w:val="33"/>
+        </w:numPr>
+        <w:rPr>
+          <w:b/>
+          <w:bCs/>
+        </w:rPr>
+      </w:pPr>
+      <w:r>
+        <w:rPr>
+          <w:b/>
+          <w:bCs/>
+        </w:rPr>
+        <w:t xml:space="preserve">Ogni sito (Docenti e Studenti) gestisce in autonomia i propri ID </w:t>
       </w:r>
       <w:proofErr w:type="spellStart"/>
       <w:r>
-        <w:t>Netlify</w:t>
+        <w:rPr>
+          <w:b/>
+          <w:bCs/>
+        </w:rPr>
+        <w:t>Calendar</w:t>
       </w:r>
       <w:proofErr w:type="spellEnd"/>
       <w:r>
-        <w:t xml:space="preserve"> non ricompila né ricrea i file statici esistenti: il </w:t>
-      </w:r>
-      <w:proofErr w:type="spellStart"/>
-      <w:r>
-        <w:t>deploy</w:t>
-      </w:r>
-      <w:proofErr w:type="spellEnd"/>
-      <w:r>
-        <w:t xml:space="preserve"> risulta identico al precedente, ma con </w:t>
-      </w:r>
-      <w:proofErr w:type="spellStart"/>
-      <w:r>
-        <w:t>hash</w:t>
-      </w:r>
-      <w:proofErr w:type="spellEnd"/>
-      <w:r>
-        <w:t xml:space="preserve"> e contenuto aggiornato solo per /data/calendario.xlsx.</w:t>
-      </w:r>
-    </w:p>
-    <w:p>
+        <w:rPr>
+          <w:b/>
+          <w:bCs/>
+        </w:rPr>
+        <w:t>.</w:t>
+      </w:r>
+    </w:p>
+    <w:p>
+      <w:pPr>
+        <w:rPr>
+          <w:b/>
+          <w:bCs/>
+        </w:rPr>
+      </w:pPr>
+      <w:r>
+        <w:rPr>
+          <w:b/>
+          <w:bCs/>
+        </w:rPr>
+        <w:t>Sicurezza</w:t>
+      </w:r>
+    </w:p>
+    <w:p>
+      <w:pPr>
+        <w:numPr>
+          <w:ilvl w:val="0"/>
+          <w:numId w:val="34"/>
+        </w:numPr>
+        <w:rPr>
+          <w:b/>
+          <w:bCs/>
+        </w:rPr>
+      </w:pPr>
+      <w:r>
+        <w:rPr>
+          <w:b/>
+          <w:bCs/>
+        </w:rPr>
+        <w:t>Ogni utente agisce sul proprio account Google: nessun accesso centralizzato.</w:t>
+      </w:r>
+    </w:p>
+    <w:p>
+      <w:pPr>
+        <w:numPr>
+          <w:ilvl w:val="0"/>
+          <w:numId w:val="34"/>
+        </w:numPr>
+        <w:rPr>
+          <w:b/>
+          <w:bCs/>
+        </w:rPr>
+      </w:pPr>
+      <w:r>
+        <w:rPr>
+          <w:b/>
+          <w:bCs/>
+        </w:rPr>
+        <w:t>Gli ID dei calendari sono pubblici ma non sensibili: permettono solo l’aggiunta/rimozione eventi del corso.</w:t>
+      </w:r>
+    </w:p>
+    <w:p>
+      <w:pPr>
+        <w:ind w:firstLine="360"/>
+      </w:pPr>
       <w:r>
         <w:pict w14:anchorId="6B7ED776">
           <v:rect id="_x0000_i1039" style="width:0;height:1.5pt" o:hralign="center" o:hrstd="t" o:hr="t" fillcolor="#a0a0a0" stroked="f"/>
@@ -3246,94 +4267,6 @@
           <w:bCs/>
         </w:rPr>
         <w:t>deploy</w:t>
-      </w:r>
-      <w:proofErr w:type="spellEnd"/>
-    </w:p>
-    <w:p>
-      <w:pPr>
-        <w:rPr>
-          <w:b/>
-          <w:bCs/>
-        </w:rPr>
-      </w:pPr>
-      <w:proofErr w:type="spellStart"/>
-      <w:r>
-        <w:rPr>
-          <w:b/>
-          <w:bCs/>
-        </w:rPr>
-        <w:t>Netlify</w:t>
-      </w:r>
-      <w:proofErr w:type="spellEnd"/>
-    </w:p>
-    <w:p>
-      <w:pPr>
-        <w:numPr>
-          <w:ilvl w:val="0"/>
-          <w:numId w:val="14"/>
-        </w:numPr>
-      </w:pPr>
-      <w:r>
-        <w:t xml:space="preserve">Usato per il </w:t>
-      </w:r>
-      <w:proofErr w:type="spellStart"/>
-      <w:r>
-        <w:t>deploy</w:t>
-      </w:r>
-      <w:proofErr w:type="spellEnd"/>
-      <w:r>
-        <w:t xml:space="preserve"> statico del codice HTML/CSS/JS.</w:t>
-      </w:r>
-    </w:p>
-    <w:p>
-      <w:pPr>
-        <w:numPr>
-          <w:ilvl w:val="0"/>
-          <w:numId w:val="14"/>
-        </w:numPr>
-      </w:pPr>
-      <w:r>
-        <w:t>L’upload avviene trascinando la cartella del progetto su https://app.netlify.com/drop.</w:t>
-      </w:r>
-    </w:p>
-    <w:p>
-      <w:pPr>
-        <w:numPr>
-          <w:ilvl w:val="0"/>
-          <w:numId w:val="14"/>
-        </w:numPr>
-      </w:pPr>
-      <w:r>
-        <w:t xml:space="preserve">Genera un URL pubblico (es. </w:t>
-      </w:r>
-      <w:r>
-        <w:t>https://its-calendar-2025-2027.netlify.app</w:t>
-      </w:r>
-      <w:r>
-        <w:t>)</w:t>
-      </w:r>
-    </w:p>
-    <w:p>
-      <w:pPr>
-        <w:rPr>
-          <w:b/>
-          <w:bCs/>
-        </w:rPr>
-      </w:pPr>
-      <w:r>
-        <w:rPr>
-          <w:b/>
-          <w:bCs/>
-        </w:rPr>
-        <w:t xml:space="preserve">Google </w:t>
-      </w:r>
-      <w:proofErr w:type="spellStart"/>
-      <w:r>
-        <w:rPr>
-          <w:b/>
-          <w:bCs/>
-        </w:rPr>
-        <w:t>Sites</w:t>
       </w:r>
       <w:proofErr w:type="spellEnd"/>
     </w:p>
@@ -3345,117 +4278,26 @@
         </w:numPr>
       </w:pPr>
       <w:r>
-        <w:t xml:space="preserve">Nella pagina del sito istituzionale, viene aggiunta una </w:t>
-      </w:r>
-      <w:r>
-        <w:rPr>
-          <w:b/>
-          <w:bCs/>
-        </w:rPr>
-        <w:t>sezione HTML personalizzata</w:t>
-      </w:r>
-      <w:r>
-        <w:t xml:space="preserve"> (</w:t>
-      </w:r>
-      <w:proofErr w:type="spellStart"/>
-      <w:r>
-        <w:t>iframe</w:t>
-      </w:r>
-      <w:proofErr w:type="spellEnd"/>
-      <w:r>
-        <w:t xml:space="preserve">) che punta all’URL </w:t>
-      </w:r>
-      <w:proofErr w:type="spellStart"/>
-      <w:r>
-        <w:t>Netlify</w:t>
-      </w:r>
-      <w:proofErr w:type="spellEnd"/>
-      <w:r>
-        <w:t>.</w:t>
-      </w:r>
-      <w:r>
-        <w:br/>
-        <w:t>Esempio:</w:t>
+        <w:rPr>
+          <w:b/>
+          <w:bCs/>
+        </w:rPr>
+        <w:t>Surge:</w:t>
       </w:r>
     </w:p>
     <w:p>
       <w:pPr>
         <w:numPr>
-          <w:ilvl w:val="0"/>
+          <w:ilvl w:val="1"/>
           <w:numId w:val="15"/>
         </w:numPr>
       </w:pPr>
       <w:r>
-        <w:t>&lt;</w:t>
-      </w:r>
-      <w:proofErr w:type="spellStart"/>
-      <w:r>
-        <w:t>iframe</w:t>
-      </w:r>
-      <w:proofErr w:type="spellEnd"/>
-      <w:r>
-        <w:t xml:space="preserve"> </w:t>
-      </w:r>
-      <w:proofErr w:type="spellStart"/>
-      <w:r>
-        <w:t>src</w:t>
-      </w:r>
-      <w:proofErr w:type="spellEnd"/>
-      <w:r>
-        <w:t>="</w:t>
-      </w:r>
-      <w:r>
-        <w:rPr>
-          <w:rFonts w:ascii="Consolas" w:hAnsi="Consolas"/>
-          <w:color w:val="F0F6FC"/>
-          <w:sz w:val="20"/>
-          <w:szCs w:val="20"/>
-        </w:rPr>
-        <w:t xml:space="preserve"> </w:t>
-      </w:r>
-      <w:r>
-        <w:t>https://its-calendar-2025-2027.netlify.app</w:t>
-      </w:r>
-      <w:r>
-        <w:t>/</w:t>
-      </w:r>
-      <w:r>
-        <w:t xml:space="preserve">" </w:t>
-      </w:r>
-      <w:proofErr w:type="spellStart"/>
-      <w:r>
-        <w:t>width</w:t>
-      </w:r>
-      <w:proofErr w:type="spellEnd"/>
-      <w:r>
-        <w:t xml:space="preserve">="100%" </w:t>
-      </w:r>
-      <w:proofErr w:type="spellStart"/>
-      <w:r>
-        <w:t>height</w:t>
-      </w:r>
-      <w:proofErr w:type="spellEnd"/>
-      <w:r>
-        <w:t>="900"&gt;&lt;/</w:t>
-      </w:r>
-      <w:proofErr w:type="spellStart"/>
-      <w:r>
-        <w:t>iframe</w:t>
-      </w:r>
-      <w:proofErr w:type="spellEnd"/>
-      <w:r>
-        <w:t>&gt;</w:t>
-      </w:r>
-    </w:p>
-    <w:p>
-      <w:pPr>
-        <w:numPr>
-          <w:ilvl w:val="0"/>
-          <w:numId w:val="15"/>
-        </w:numPr>
-      </w:pPr>
-      <w:r>
-        <w:t>In questo modo gli utenti navigano l’app direttamente dal portale ufficiale.</w:t>
+        <w:rPr>
+          <w:b/>
+          <w:bCs/>
+        </w:rPr>
+        <w:t>Hosting dei file</w:t>
       </w:r>
     </w:p>
     <w:p>
@@ -3639,6 +4481,155 @@
 <file path=word/numbering.xml><?xml version="1.0" encoding="utf-8"?>
 <w:numbering xmlns:wpc="http://schemas.microsoft.com/office/word/2010/wordprocessingCanvas" xmlns:cx="http://schemas.microsoft.com/office/drawing/2014/chartex" xmlns:cx1="http://schemas.microsoft.com/office/drawing/2015/9/8/chartex" xmlns:cx2="http://schemas.microsoft.com/office/drawing/2015/10/21/chartex" xmlns:cx3="http://schemas.microsoft.com/office/drawing/2016/5/9/chartex" xmlns:cx4="http://schemas.microsoft.com/office/drawing/2016/5/10/chartex" xmlns:cx5="http://schemas.microsoft.com/office/drawing/2016/5/11/chartex" xmlns:cx6="http://schemas.microsoft.com/office/drawing/2016/5/12/chartex" xmlns:cx7="http://schemas.microsoft.com/office/drawing/2016/5/13/chartex" xmlns:cx8="http://schemas.microsoft.com/office/drawing/2016/5/14/chartex" xmlns:mc="http://schemas.openxmlformats.org/markup-compatibility/2006" xmlns:aink="http://schemas.microsoft.com/office/drawing/2016/ink" xmlns:am3d="http://schemas.microsoft.com/office/drawing/2017/model3d" xmlns:o="urn:schemas-microsoft-com:office:office" xmlns:oel="http://schemas.microsoft.com/office/2019/extlst" xmlns:r="http://schemas.openxmlformats.org/officeDocument/2006/relationships" xmlns:m="http://schemas.openxmlformats.org/officeDocument/2006/math" xmlns:v="urn:schemas-microsoft-com:vml" xmlns:wp14="http://schemas.microsoft.com/office/word/2010/wordprocessingDrawing" xmlns:wp="http://schemas.openxmlformats.org/drawingml/2006/wordprocessingDrawing" xmlns:w10="urn:schemas-microsoft-com:office:word" xmlns:w="http://schemas.openxmlformats.org/wordprocessingml/2006/main" xmlns:w14="http://schemas.microsoft.com/office/word/2010/wordml" xmlns:w15="http://schemas.microsoft.com/office/word/2012/wordml" xmlns:w16cex="http://schemas.microsoft.com/office/word/2018/wordml/cex" xmlns:w16cid="http://schemas.microsoft.com/office/word/2016/wordml/cid" xmlns:w16="http://schemas.microsoft.com/office/word/2018/wordml" xmlns:w16du="http://schemas.microsoft.com/office/word/2023/wordml/word16du" xmlns:w16sdtdh="http://schemas.microsoft.com/office/word/2020/wordml/sdtdatahash" xmlns:w16sdtfl="http://schemas.microsoft.com/office/word/2024/wordml/sdtformatlock" xmlns:w16se="http://schemas.microsoft.com/office/word/2015/wordml/symex" xmlns:wpg="http://schemas.microsoft.com/office/word/2010/wordprocessingGroup" xmlns:wpi="http://schemas.microsoft.com/office/word/2010/wordprocessingInk" xmlns:wne="http://schemas.microsoft.com/office/word/2006/wordml" xmlns:wps="http://schemas.microsoft.com/office/word/2010/wordprocessingShape" mc:Ignorable="w14 w15 w16se w16cid w16 w16cex w16sdtdh w16sdtfl w16du wp14">
   <w:abstractNum w:abstractNumId="0" w15:restartNumberingAfterBreak="0">
+    <w:nsid w:val="0012722D"/>
+    <w:multiLevelType w:val="multilevel"/>
+    <w:tmpl w:val="F6E8E1FC"/>
+    <w:lvl w:ilvl="0">
+      <w:start w:val="1"/>
+      <w:numFmt w:val="bullet"/>
+      <w:lvlText w:val=""/>
+      <w:lvlJc w:val="left"/>
+      <w:pPr>
+        <w:tabs>
+          <w:tab w:val="num" w:pos="720"/>
+        </w:tabs>
+        <w:ind w:left="720" w:hanging="360"/>
+      </w:pPr>
+      <w:rPr>
+        <w:rFonts w:ascii="Symbol" w:hAnsi="Symbol" w:hint="default"/>
+        <w:sz w:val="20"/>
+      </w:rPr>
+    </w:lvl>
+    <w:lvl w:ilvl="1" w:tentative="1">
+      <w:start w:val="1"/>
+      <w:numFmt w:val="bullet"/>
+      <w:lvlText w:val="o"/>
+      <w:lvlJc w:val="left"/>
+      <w:pPr>
+        <w:tabs>
+          <w:tab w:val="num" w:pos="1440"/>
+        </w:tabs>
+        <w:ind w:left="1440" w:hanging="360"/>
+      </w:pPr>
+      <w:rPr>
+        <w:rFonts w:ascii="Courier New" w:hAnsi="Courier New" w:hint="default"/>
+        <w:sz w:val="20"/>
+      </w:rPr>
+    </w:lvl>
+    <w:lvl w:ilvl="2" w:tentative="1">
+      <w:start w:val="1"/>
+      <w:numFmt w:val="bullet"/>
+      <w:lvlText w:val=""/>
+      <w:lvlJc w:val="left"/>
+      <w:pPr>
+        <w:tabs>
+          <w:tab w:val="num" w:pos="2160"/>
+        </w:tabs>
+        <w:ind w:left="2160" w:hanging="360"/>
+      </w:pPr>
+      <w:rPr>
+        <w:rFonts w:ascii="Wingdings" w:hAnsi="Wingdings" w:hint="default"/>
+        <w:sz w:val="20"/>
+      </w:rPr>
+    </w:lvl>
+    <w:lvl w:ilvl="3" w:tentative="1">
+      <w:start w:val="1"/>
+      <w:numFmt w:val="bullet"/>
+      <w:lvlText w:val=""/>
+      <w:lvlJc w:val="left"/>
+      <w:pPr>
+        <w:tabs>
+          <w:tab w:val="num" w:pos="2880"/>
+        </w:tabs>
+        <w:ind w:left="2880" w:hanging="360"/>
+      </w:pPr>
+      <w:rPr>
+        <w:rFonts w:ascii="Wingdings" w:hAnsi="Wingdings" w:hint="default"/>
+        <w:sz w:val="20"/>
+      </w:rPr>
+    </w:lvl>
+    <w:lvl w:ilvl="4" w:tentative="1">
+      <w:start w:val="1"/>
+      <w:numFmt w:val="bullet"/>
+      <w:lvlText w:val=""/>
+      <w:lvlJc w:val="left"/>
+      <w:pPr>
+        <w:tabs>
+          <w:tab w:val="num" w:pos="3600"/>
+        </w:tabs>
+        <w:ind w:left="3600" w:hanging="360"/>
+      </w:pPr>
+      <w:rPr>
+        <w:rFonts w:ascii="Wingdings" w:hAnsi="Wingdings" w:hint="default"/>
+        <w:sz w:val="20"/>
+      </w:rPr>
+    </w:lvl>
+    <w:lvl w:ilvl="5" w:tentative="1">
+      <w:start w:val="1"/>
+      <w:numFmt w:val="bullet"/>
+      <w:lvlText w:val=""/>
+      <w:lvlJc w:val="left"/>
+      <w:pPr>
+        <w:tabs>
+          <w:tab w:val="num" w:pos="4320"/>
+        </w:tabs>
+        <w:ind w:left="4320" w:hanging="360"/>
+      </w:pPr>
+      <w:rPr>
+        <w:rFonts w:ascii="Wingdings" w:hAnsi="Wingdings" w:hint="default"/>
+        <w:sz w:val="20"/>
+      </w:rPr>
+    </w:lvl>
+    <w:lvl w:ilvl="6" w:tentative="1">
+      <w:start w:val="1"/>
+      <w:numFmt w:val="bullet"/>
+      <w:lvlText w:val=""/>
+      <w:lvlJc w:val="left"/>
+      <w:pPr>
+        <w:tabs>
+          <w:tab w:val="num" w:pos="5040"/>
+        </w:tabs>
+        <w:ind w:left="5040" w:hanging="360"/>
+      </w:pPr>
+      <w:rPr>
+        <w:rFonts w:ascii="Wingdings" w:hAnsi="Wingdings" w:hint="default"/>
+        <w:sz w:val="20"/>
+      </w:rPr>
+    </w:lvl>
+    <w:lvl w:ilvl="7" w:tentative="1">
+      <w:start w:val="1"/>
+      <w:numFmt w:val="bullet"/>
+      <w:lvlText w:val=""/>
+      <w:lvlJc w:val="left"/>
+      <w:pPr>
+        <w:tabs>
+          <w:tab w:val="num" w:pos="5760"/>
+        </w:tabs>
+        <w:ind w:left="5760" w:hanging="360"/>
+      </w:pPr>
+      <w:rPr>
+        <w:rFonts w:ascii="Wingdings" w:hAnsi="Wingdings" w:hint="default"/>
+        <w:sz w:val="20"/>
+      </w:rPr>
+    </w:lvl>
+    <w:lvl w:ilvl="8" w:tentative="1">
+      <w:start w:val="1"/>
+      <w:numFmt w:val="bullet"/>
+      <w:lvlText w:val=""/>
+      <w:lvlJc w:val="left"/>
+      <w:pPr>
+        <w:tabs>
+          <w:tab w:val="num" w:pos="6480"/>
+        </w:tabs>
+        <w:ind w:left="6480" w:hanging="360"/>
+      </w:pPr>
+      <w:rPr>
+        <w:rFonts w:ascii="Wingdings" w:hAnsi="Wingdings" w:hint="default"/>
+        <w:sz w:val="20"/>
+      </w:rPr>
+    </w:lvl>
+  </w:abstractNum>
+  <w:abstractNum w:abstractNumId="1" w15:restartNumberingAfterBreak="0">
     <w:nsid w:val="02EA02B4"/>
     <w:multiLevelType w:val="multilevel"/>
     <w:tmpl w:val="BA18DC1A"/>
@@ -3787,7 +4778,7 @@
       </w:rPr>
     </w:lvl>
   </w:abstractNum>
-  <w:abstractNum w:abstractNumId="1" w15:restartNumberingAfterBreak="0">
+  <w:abstractNum w:abstractNumId="2" w15:restartNumberingAfterBreak="0">
     <w:nsid w:val="05C749DB"/>
     <w:multiLevelType w:val="multilevel"/>
     <w:tmpl w:val="33E407C2"/>
@@ -3936,7 +4927,156 @@
       </w:rPr>
     </w:lvl>
   </w:abstractNum>
-  <w:abstractNum w:abstractNumId="2" w15:restartNumberingAfterBreak="0">
+  <w:abstractNum w:abstractNumId="3" w15:restartNumberingAfterBreak="0">
+    <w:nsid w:val="0A3F4328"/>
+    <w:multiLevelType w:val="multilevel"/>
+    <w:tmpl w:val="2D580576"/>
+    <w:lvl w:ilvl="0">
+      <w:start w:val="1"/>
+      <w:numFmt w:val="bullet"/>
+      <w:lvlText w:val=""/>
+      <w:lvlJc w:val="left"/>
+      <w:pPr>
+        <w:tabs>
+          <w:tab w:val="num" w:pos="720"/>
+        </w:tabs>
+        <w:ind w:left="720" w:hanging="360"/>
+      </w:pPr>
+      <w:rPr>
+        <w:rFonts w:ascii="Symbol" w:hAnsi="Symbol" w:hint="default"/>
+        <w:sz w:val="20"/>
+      </w:rPr>
+    </w:lvl>
+    <w:lvl w:ilvl="1" w:tentative="1">
+      <w:start w:val="1"/>
+      <w:numFmt w:val="bullet"/>
+      <w:lvlText w:val="o"/>
+      <w:lvlJc w:val="left"/>
+      <w:pPr>
+        <w:tabs>
+          <w:tab w:val="num" w:pos="1440"/>
+        </w:tabs>
+        <w:ind w:left="1440" w:hanging="360"/>
+      </w:pPr>
+      <w:rPr>
+        <w:rFonts w:ascii="Courier New" w:hAnsi="Courier New" w:hint="default"/>
+        <w:sz w:val="20"/>
+      </w:rPr>
+    </w:lvl>
+    <w:lvl w:ilvl="2" w:tentative="1">
+      <w:start w:val="1"/>
+      <w:numFmt w:val="bullet"/>
+      <w:lvlText w:val=""/>
+      <w:lvlJc w:val="left"/>
+      <w:pPr>
+        <w:tabs>
+          <w:tab w:val="num" w:pos="2160"/>
+        </w:tabs>
+        <w:ind w:left="2160" w:hanging="360"/>
+      </w:pPr>
+      <w:rPr>
+        <w:rFonts w:ascii="Wingdings" w:hAnsi="Wingdings" w:hint="default"/>
+        <w:sz w:val="20"/>
+      </w:rPr>
+    </w:lvl>
+    <w:lvl w:ilvl="3" w:tentative="1">
+      <w:start w:val="1"/>
+      <w:numFmt w:val="bullet"/>
+      <w:lvlText w:val=""/>
+      <w:lvlJc w:val="left"/>
+      <w:pPr>
+        <w:tabs>
+          <w:tab w:val="num" w:pos="2880"/>
+        </w:tabs>
+        <w:ind w:left="2880" w:hanging="360"/>
+      </w:pPr>
+      <w:rPr>
+        <w:rFonts w:ascii="Wingdings" w:hAnsi="Wingdings" w:hint="default"/>
+        <w:sz w:val="20"/>
+      </w:rPr>
+    </w:lvl>
+    <w:lvl w:ilvl="4" w:tentative="1">
+      <w:start w:val="1"/>
+      <w:numFmt w:val="bullet"/>
+      <w:lvlText w:val=""/>
+      <w:lvlJc w:val="left"/>
+      <w:pPr>
+        <w:tabs>
+          <w:tab w:val="num" w:pos="3600"/>
+        </w:tabs>
+        <w:ind w:left="3600" w:hanging="360"/>
+      </w:pPr>
+      <w:rPr>
+        <w:rFonts w:ascii="Wingdings" w:hAnsi="Wingdings" w:hint="default"/>
+        <w:sz w:val="20"/>
+      </w:rPr>
+    </w:lvl>
+    <w:lvl w:ilvl="5" w:tentative="1">
+      <w:start w:val="1"/>
+      <w:numFmt w:val="bullet"/>
+      <w:lvlText w:val=""/>
+      <w:lvlJc w:val="left"/>
+      <w:pPr>
+        <w:tabs>
+          <w:tab w:val="num" w:pos="4320"/>
+        </w:tabs>
+        <w:ind w:left="4320" w:hanging="360"/>
+      </w:pPr>
+      <w:rPr>
+        <w:rFonts w:ascii="Wingdings" w:hAnsi="Wingdings" w:hint="default"/>
+        <w:sz w:val="20"/>
+      </w:rPr>
+    </w:lvl>
+    <w:lvl w:ilvl="6" w:tentative="1">
+      <w:start w:val="1"/>
+      <w:numFmt w:val="bullet"/>
+      <w:lvlText w:val=""/>
+      <w:lvlJc w:val="left"/>
+      <w:pPr>
+        <w:tabs>
+          <w:tab w:val="num" w:pos="5040"/>
+        </w:tabs>
+        <w:ind w:left="5040" w:hanging="360"/>
+      </w:pPr>
+      <w:rPr>
+        <w:rFonts w:ascii="Wingdings" w:hAnsi="Wingdings" w:hint="default"/>
+        <w:sz w:val="20"/>
+      </w:rPr>
+    </w:lvl>
+    <w:lvl w:ilvl="7" w:tentative="1">
+      <w:start w:val="1"/>
+      <w:numFmt w:val="bullet"/>
+      <w:lvlText w:val=""/>
+      <w:lvlJc w:val="left"/>
+      <w:pPr>
+        <w:tabs>
+          <w:tab w:val="num" w:pos="5760"/>
+        </w:tabs>
+        <w:ind w:left="5760" w:hanging="360"/>
+      </w:pPr>
+      <w:rPr>
+        <w:rFonts w:ascii="Wingdings" w:hAnsi="Wingdings" w:hint="default"/>
+        <w:sz w:val="20"/>
+      </w:rPr>
+    </w:lvl>
+    <w:lvl w:ilvl="8" w:tentative="1">
+      <w:start w:val="1"/>
+      <w:numFmt w:val="bullet"/>
+      <w:lvlText w:val=""/>
+      <w:lvlJc w:val="left"/>
+      <w:pPr>
+        <w:tabs>
+          <w:tab w:val="num" w:pos="6480"/>
+        </w:tabs>
+        <w:ind w:left="6480" w:hanging="360"/>
+      </w:pPr>
+      <w:rPr>
+        <w:rFonts w:ascii="Wingdings" w:hAnsi="Wingdings" w:hint="default"/>
+        <w:sz w:val="20"/>
+      </w:rPr>
+    </w:lvl>
+  </w:abstractNum>
+  <w:abstractNum w:abstractNumId="4" w15:restartNumberingAfterBreak="0">
     <w:nsid w:val="0CF70483"/>
     <w:multiLevelType w:val="multilevel"/>
     <w:tmpl w:val="86CE016A"/>
@@ -4085,7 +5225,7 @@
       </w:rPr>
     </w:lvl>
   </w:abstractNum>
-  <w:abstractNum w:abstractNumId="3" w15:restartNumberingAfterBreak="0">
+  <w:abstractNum w:abstractNumId="5" w15:restartNumberingAfterBreak="0">
     <w:nsid w:val="112D1E25"/>
     <w:multiLevelType w:val="multilevel"/>
     <w:tmpl w:val="65F0427E"/>
@@ -4234,7 +5374,305 @@
       </w:rPr>
     </w:lvl>
   </w:abstractNum>
-  <w:abstractNum w:abstractNumId="4" w15:restartNumberingAfterBreak="0">
+  <w:abstractNum w:abstractNumId="6" w15:restartNumberingAfterBreak="0">
+    <w:nsid w:val="136F49F0"/>
+    <w:multiLevelType w:val="multilevel"/>
+    <w:tmpl w:val="5CEE7498"/>
+    <w:lvl w:ilvl="0">
+      <w:start w:val="1"/>
+      <w:numFmt w:val="bullet"/>
+      <w:lvlText w:val=""/>
+      <w:lvlJc w:val="left"/>
+      <w:pPr>
+        <w:tabs>
+          <w:tab w:val="num" w:pos="720"/>
+        </w:tabs>
+        <w:ind w:left="720" w:hanging="360"/>
+      </w:pPr>
+      <w:rPr>
+        <w:rFonts w:ascii="Symbol" w:hAnsi="Symbol" w:hint="default"/>
+        <w:sz w:val="20"/>
+      </w:rPr>
+    </w:lvl>
+    <w:lvl w:ilvl="1">
+      <w:start w:val="1"/>
+      <w:numFmt w:val="bullet"/>
+      <w:lvlText w:val="o"/>
+      <w:lvlJc w:val="left"/>
+      <w:pPr>
+        <w:tabs>
+          <w:tab w:val="num" w:pos="1440"/>
+        </w:tabs>
+        <w:ind w:left="1440" w:hanging="360"/>
+      </w:pPr>
+      <w:rPr>
+        <w:rFonts w:ascii="Courier New" w:hAnsi="Courier New" w:hint="default"/>
+        <w:sz w:val="20"/>
+      </w:rPr>
+    </w:lvl>
+    <w:lvl w:ilvl="2" w:tentative="1">
+      <w:start w:val="1"/>
+      <w:numFmt w:val="bullet"/>
+      <w:lvlText w:val=""/>
+      <w:lvlJc w:val="left"/>
+      <w:pPr>
+        <w:tabs>
+          <w:tab w:val="num" w:pos="2160"/>
+        </w:tabs>
+        <w:ind w:left="2160" w:hanging="360"/>
+      </w:pPr>
+      <w:rPr>
+        <w:rFonts w:ascii="Wingdings" w:hAnsi="Wingdings" w:hint="default"/>
+        <w:sz w:val="20"/>
+      </w:rPr>
+    </w:lvl>
+    <w:lvl w:ilvl="3" w:tentative="1">
+      <w:start w:val="1"/>
+      <w:numFmt w:val="bullet"/>
+      <w:lvlText w:val=""/>
+      <w:lvlJc w:val="left"/>
+      <w:pPr>
+        <w:tabs>
+          <w:tab w:val="num" w:pos="2880"/>
+        </w:tabs>
+        <w:ind w:left="2880" w:hanging="360"/>
+      </w:pPr>
+      <w:rPr>
+        <w:rFonts w:ascii="Wingdings" w:hAnsi="Wingdings" w:hint="default"/>
+        <w:sz w:val="20"/>
+      </w:rPr>
+    </w:lvl>
+    <w:lvl w:ilvl="4" w:tentative="1">
+      <w:start w:val="1"/>
+      <w:numFmt w:val="bullet"/>
+      <w:lvlText w:val=""/>
+      <w:lvlJc w:val="left"/>
+      <w:pPr>
+        <w:tabs>
+          <w:tab w:val="num" w:pos="3600"/>
+        </w:tabs>
+        <w:ind w:left="3600" w:hanging="360"/>
+      </w:pPr>
+      <w:rPr>
+        <w:rFonts w:ascii="Wingdings" w:hAnsi="Wingdings" w:hint="default"/>
+        <w:sz w:val="20"/>
+      </w:rPr>
+    </w:lvl>
+    <w:lvl w:ilvl="5" w:tentative="1">
+      <w:start w:val="1"/>
+      <w:numFmt w:val="bullet"/>
+      <w:lvlText w:val=""/>
+      <w:lvlJc w:val="left"/>
+      <w:pPr>
+        <w:tabs>
+          <w:tab w:val="num" w:pos="4320"/>
+        </w:tabs>
+        <w:ind w:left="4320" w:hanging="360"/>
+      </w:pPr>
+      <w:rPr>
+        <w:rFonts w:ascii="Wingdings" w:hAnsi="Wingdings" w:hint="default"/>
+        <w:sz w:val="20"/>
+      </w:rPr>
+    </w:lvl>
+    <w:lvl w:ilvl="6" w:tentative="1">
+      <w:start w:val="1"/>
+      <w:numFmt w:val="bullet"/>
+      <w:lvlText w:val=""/>
+      <w:lvlJc w:val="left"/>
+      <w:pPr>
+        <w:tabs>
+          <w:tab w:val="num" w:pos="5040"/>
+        </w:tabs>
+        <w:ind w:left="5040" w:hanging="360"/>
+      </w:pPr>
+      <w:rPr>
+        <w:rFonts w:ascii="Wingdings" w:hAnsi="Wingdings" w:hint="default"/>
+        <w:sz w:val="20"/>
+      </w:rPr>
+    </w:lvl>
+    <w:lvl w:ilvl="7" w:tentative="1">
+      <w:start w:val="1"/>
+      <w:numFmt w:val="bullet"/>
+      <w:lvlText w:val=""/>
+      <w:lvlJc w:val="left"/>
+      <w:pPr>
+        <w:tabs>
+          <w:tab w:val="num" w:pos="5760"/>
+        </w:tabs>
+        <w:ind w:left="5760" w:hanging="360"/>
+      </w:pPr>
+      <w:rPr>
+        <w:rFonts w:ascii="Wingdings" w:hAnsi="Wingdings" w:hint="default"/>
+        <w:sz w:val="20"/>
+      </w:rPr>
+    </w:lvl>
+    <w:lvl w:ilvl="8" w:tentative="1">
+      <w:start w:val="1"/>
+      <w:numFmt w:val="bullet"/>
+      <w:lvlText w:val=""/>
+      <w:lvlJc w:val="left"/>
+      <w:pPr>
+        <w:tabs>
+          <w:tab w:val="num" w:pos="6480"/>
+        </w:tabs>
+        <w:ind w:left="6480" w:hanging="360"/>
+      </w:pPr>
+      <w:rPr>
+        <w:rFonts w:ascii="Wingdings" w:hAnsi="Wingdings" w:hint="default"/>
+        <w:sz w:val="20"/>
+      </w:rPr>
+    </w:lvl>
+  </w:abstractNum>
+  <w:abstractNum w:abstractNumId="7" w15:restartNumberingAfterBreak="0">
+    <w:nsid w:val="16480CCE"/>
+    <w:multiLevelType w:val="multilevel"/>
+    <w:tmpl w:val="EED4FF70"/>
+    <w:lvl w:ilvl="0">
+      <w:start w:val="1"/>
+      <w:numFmt w:val="bullet"/>
+      <w:lvlText w:val=""/>
+      <w:lvlJc w:val="left"/>
+      <w:pPr>
+        <w:tabs>
+          <w:tab w:val="num" w:pos="720"/>
+        </w:tabs>
+        <w:ind w:left="720" w:hanging="360"/>
+      </w:pPr>
+      <w:rPr>
+        <w:rFonts w:ascii="Symbol" w:hAnsi="Symbol" w:hint="default"/>
+        <w:sz w:val="20"/>
+      </w:rPr>
+    </w:lvl>
+    <w:lvl w:ilvl="1" w:tentative="1">
+      <w:start w:val="1"/>
+      <w:numFmt w:val="bullet"/>
+      <w:lvlText w:val="o"/>
+      <w:lvlJc w:val="left"/>
+      <w:pPr>
+        <w:tabs>
+          <w:tab w:val="num" w:pos="1440"/>
+        </w:tabs>
+        <w:ind w:left="1440" w:hanging="360"/>
+      </w:pPr>
+      <w:rPr>
+        <w:rFonts w:ascii="Courier New" w:hAnsi="Courier New" w:hint="default"/>
+        <w:sz w:val="20"/>
+      </w:rPr>
+    </w:lvl>
+    <w:lvl w:ilvl="2" w:tentative="1">
+      <w:start w:val="1"/>
+      <w:numFmt w:val="bullet"/>
+      <w:lvlText w:val=""/>
+      <w:lvlJc w:val="left"/>
+      <w:pPr>
+        <w:tabs>
+          <w:tab w:val="num" w:pos="2160"/>
+        </w:tabs>
+        <w:ind w:left="2160" w:hanging="360"/>
+      </w:pPr>
+      <w:rPr>
+        <w:rFonts w:ascii="Wingdings" w:hAnsi="Wingdings" w:hint="default"/>
+        <w:sz w:val="20"/>
+      </w:rPr>
+    </w:lvl>
+    <w:lvl w:ilvl="3" w:tentative="1">
+      <w:start w:val="1"/>
+      <w:numFmt w:val="bullet"/>
+      <w:lvlText w:val=""/>
+      <w:lvlJc w:val="left"/>
+      <w:pPr>
+        <w:tabs>
+          <w:tab w:val="num" w:pos="2880"/>
+        </w:tabs>
+        <w:ind w:left="2880" w:hanging="360"/>
+      </w:pPr>
+      <w:rPr>
+        <w:rFonts w:ascii="Wingdings" w:hAnsi="Wingdings" w:hint="default"/>
+        <w:sz w:val="20"/>
+      </w:rPr>
+    </w:lvl>
+    <w:lvl w:ilvl="4" w:tentative="1">
+      <w:start w:val="1"/>
+      <w:numFmt w:val="bullet"/>
+      <w:lvlText w:val=""/>
+      <w:lvlJc w:val="left"/>
+      <w:pPr>
+        <w:tabs>
+          <w:tab w:val="num" w:pos="3600"/>
+        </w:tabs>
+        <w:ind w:left="3600" w:hanging="360"/>
+      </w:pPr>
+      <w:rPr>
+        <w:rFonts w:ascii="Wingdings" w:hAnsi="Wingdings" w:hint="default"/>
+        <w:sz w:val="20"/>
+      </w:rPr>
+    </w:lvl>
+    <w:lvl w:ilvl="5" w:tentative="1">
+      <w:start w:val="1"/>
+      <w:numFmt w:val="bullet"/>
+      <w:lvlText w:val=""/>
+      <w:lvlJc w:val="left"/>
+      <w:pPr>
+        <w:tabs>
+          <w:tab w:val="num" w:pos="4320"/>
+        </w:tabs>
+        <w:ind w:left="4320" w:hanging="360"/>
+      </w:pPr>
+      <w:rPr>
+        <w:rFonts w:ascii="Wingdings" w:hAnsi="Wingdings" w:hint="default"/>
+        <w:sz w:val="20"/>
+      </w:rPr>
+    </w:lvl>
+    <w:lvl w:ilvl="6" w:tentative="1">
+      <w:start w:val="1"/>
+      <w:numFmt w:val="bullet"/>
+      <w:lvlText w:val=""/>
+      <w:lvlJc w:val="left"/>
+      <w:pPr>
+        <w:tabs>
+          <w:tab w:val="num" w:pos="5040"/>
+        </w:tabs>
+        <w:ind w:left="5040" w:hanging="360"/>
+      </w:pPr>
+      <w:rPr>
+        <w:rFonts w:ascii="Wingdings" w:hAnsi="Wingdings" w:hint="default"/>
+        <w:sz w:val="20"/>
+      </w:rPr>
+    </w:lvl>
+    <w:lvl w:ilvl="7" w:tentative="1">
+      <w:start w:val="1"/>
+      <w:numFmt w:val="bullet"/>
+      <w:lvlText w:val=""/>
+      <w:lvlJc w:val="left"/>
+      <w:pPr>
+        <w:tabs>
+          <w:tab w:val="num" w:pos="5760"/>
+        </w:tabs>
+        <w:ind w:left="5760" w:hanging="360"/>
+      </w:pPr>
+      <w:rPr>
+        <w:rFonts w:ascii="Wingdings" w:hAnsi="Wingdings" w:hint="default"/>
+        <w:sz w:val="20"/>
+      </w:rPr>
+    </w:lvl>
+    <w:lvl w:ilvl="8" w:tentative="1">
+      <w:start w:val="1"/>
+      <w:numFmt w:val="bullet"/>
+      <w:lvlText w:val=""/>
+      <w:lvlJc w:val="left"/>
+      <w:pPr>
+        <w:tabs>
+          <w:tab w:val="num" w:pos="6480"/>
+        </w:tabs>
+        <w:ind w:left="6480" w:hanging="360"/>
+      </w:pPr>
+      <w:rPr>
+        <w:rFonts w:ascii="Wingdings" w:hAnsi="Wingdings" w:hint="default"/>
+        <w:sz w:val="20"/>
+      </w:rPr>
+    </w:lvl>
+  </w:abstractNum>
+  <w:abstractNum w:abstractNumId="8" w15:restartNumberingAfterBreak="0">
     <w:nsid w:val="1A8A6920"/>
     <w:multiLevelType w:val="multilevel"/>
     <w:tmpl w:val="9252BCF4"/>
@@ -4383,7 +5821,7 @@
       </w:rPr>
     </w:lvl>
   </w:abstractNum>
-  <w:abstractNum w:abstractNumId="5" w15:restartNumberingAfterBreak="0">
+  <w:abstractNum w:abstractNumId="9" w15:restartNumberingAfterBreak="0">
     <w:nsid w:val="1E1715EB"/>
     <w:multiLevelType w:val="multilevel"/>
     <w:tmpl w:val="3C3C280C"/>
@@ -4532,7 +5970,7 @@
       </w:rPr>
     </w:lvl>
   </w:abstractNum>
-  <w:abstractNum w:abstractNumId="6" w15:restartNumberingAfterBreak="0">
+  <w:abstractNum w:abstractNumId="10" w15:restartNumberingAfterBreak="0">
     <w:nsid w:val="1FFF263B"/>
     <w:multiLevelType w:val="multilevel"/>
     <w:tmpl w:val="AA40C80E"/>
@@ -4681,7 +6119,7 @@
       </w:rPr>
     </w:lvl>
   </w:abstractNum>
-  <w:abstractNum w:abstractNumId="7" w15:restartNumberingAfterBreak="0">
+  <w:abstractNum w:abstractNumId="11" w15:restartNumberingAfterBreak="0">
     <w:nsid w:val="20B3245C"/>
     <w:multiLevelType w:val="multilevel"/>
     <w:tmpl w:val="471C9108"/>
@@ -4794,7 +6232,7 @@
       </w:pPr>
     </w:lvl>
   </w:abstractNum>
-  <w:abstractNum w:abstractNumId="8" w15:restartNumberingAfterBreak="0">
+  <w:abstractNum w:abstractNumId="12" w15:restartNumberingAfterBreak="0">
     <w:nsid w:val="23C1574C"/>
     <w:multiLevelType w:val="multilevel"/>
     <w:tmpl w:val="A4E6A1DA"/>
@@ -4943,7 +6381,7 @@
       </w:rPr>
     </w:lvl>
   </w:abstractNum>
-  <w:abstractNum w:abstractNumId="9" w15:restartNumberingAfterBreak="0">
+  <w:abstractNum w:abstractNumId="13" w15:restartNumberingAfterBreak="0">
     <w:nsid w:val="24A1763B"/>
     <w:multiLevelType w:val="multilevel"/>
     <w:tmpl w:val="F2704C40"/>
@@ -5092,7 +6530,7 @@
       </w:rPr>
     </w:lvl>
   </w:abstractNum>
-  <w:abstractNum w:abstractNumId="10" w15:restartNumberingAfterBreak="0">
+  <w:abstractNum w:abstractNumId="14" w15:restartNumberingAfterBreak="0">
     <w:nsid w:val="27F75BE0"/>
     <w:multiLevelType w:val="multilevel"/>
     <w:tmpl w:val="C5CCBB24"/>
@@ -5241,7 +6679,7 @@
       </w:rPr>
     </w:lvl>
   </w:abstractNum>
-  <w:abstractNum w:abstractNumId="11" w15:restartNumberingAfterBreak="0">
+  <w:abstractNum w:abstractNumId="15" w15:restartNumberingAfterBreak="0">
     <w:nsid w:val="28CF5260"/>
     <w:multiLevelType w:val="multilevel"/>
     <w:tmpl w:val="C496216E"/>
@@ -5390,7 +6828,7 @@
       </w:rPr>
     </w:lvl>
   </w:abstractNum>
-  <w:abstractNum w:abstractNumId="12" w15:restartNumberingAfterBreak="0">
+  <w:abstractNum w:abstractNumId="16" w15:restartNumberingAfterBreak="0">
     <w:nsid w:val="2E5F29C9"/>
     <w:multiLevelType w:val="multilevel"/>
     <w:tmpl w:val="82B27D00"/>
@@ -5410,7 +6848,7 @@
         <w:sz w:val="20"/>
       </w:rPr>
     </w:lvl>
-    <w:lvl w:ilvl="1" w:tentative="1">
+    <w:lvl w:ilvl="1">
       <w:start w:val="1"/>
       <w:numFmt w:val="bullet"/>
       <w:lvlText w:val="o"/>
@@ -5539,7 +6977,7 @@
       </w:rPr>
     </w:lvl>
   </w:abstractNum>
-  <w:abstractNum w:abstractNumId="13" w15:restartNumberingAfterBreak="0">
+  <w:abstractNum w:abstractNumId="17" w15:restartNumberingAfterBreak="0">
     <w:nsid w:val="31AB2A61"/>
     <w:multiLevelType w:val="multilevel"/>
     <w:tmpl w:val="EC04FDD2"/>
@@ -5688,7 +7126,7 @@
       </w:rPr>
     </w:lvl>
   </w:abstractNum>
-  <w:abstractNum w:abstractNumId="14" w15:restartNumberingAfterBreak="0">
+  <w:abstractNum w:abstractNumId="18" w15:restartNumberingAfterBreak="0">
     <w:nsid w:val="337838BD"/>
     <w:multiLevelType w:val="multilevel"/>
     <w:tmpl w:val="BF70BD04"/>
@@ -5837,7 +7275,7 @@
       </w:rPr>
     </w:lvl>
   </w:abstractNum>
-  <w:abstractNum w:abstractNumId="15" w15:restartNumberingAfterBreak="0">
+  <w:abstractNum w:abstractNumId="19" w15:restartNumberingAfterBreak="0">
     <w:nsid w:val="37CD03F6"/>
     <w:multiLevelType w:val="multilevel"/>
     <w:tmpl w:val="48429D5E"/>
@@ -5986,7 +7424,124 @@
       </w:rPr>
     </w:lvl>
   </w:abstractNum>
-  <w:abstractNum w:abstractNumId="16" w15:restartNumberingAfterBreak="0">
+  <w:abstractNum w:abstractNumId="20" w15:restartNumberingAfterBreak="0">
+    <w:nsid w:val="3D3C5B53"/>
+    <w:multiLevelType w:val="multilevel"/>
+    <w:tmpl w:val="91608F3C"/>
+    <w:lvl w:ilvl="0">
+      <w:start w:val="1"/>
+      <w:numFmt w:val="decimal"/>
+      <w:lvlText w:val="%1."/>
+      <w:lvlJc w:val="left"/>
+      <w:pPr>
+        <w:tabs>
+          <w:tab w:val="num" w:pos="720"/>
+        </w:tabs>
+        <w:ind w:left="720" w:hanging="360"/>
+      </w:pPr>
+    </w:lvl>
+    <w:lvl w:ilvl="1">
+      <w:start w:val="1"/>
+      <w:numFmt w:val="bullet"/>
+      <w:lvlText w:val="o"/>
+      <w:lvlJc w:val="left"/>
+      <w:pPr>
+        <w:tabs>
+          <w:tab w:val="num" w:pos="1440"/>
+        </w:tabs>
+        <w:ind w:left="1440" w:hanging="360"/>
+      </w:pPr>
+      <w:rPr>
+        <w:rFonts w:ascii="Courier New" w:hAnsi="Courier New" w:hint="default"/>
+        <w:sz w:val="20"/>
+      </w:rPr>
+    </w:lvl>
+    <w:lvl w:ilvl="2" w:tentative="1">
+      <w:start w:val="1"/>
+      <w:numFmt w:val="decimal"/>
+      <w:lvlText w:val="%3."/>
+      <w:lvlJc w:val="left"/>
+      <w:pPr>
+        <w:tabs>
+          <w:tab w:val="num" w:pos="2160"/>
+        </w:tabs>
+        <w:ind w:left="2160" w:hanging="360"/>
+      </w:pPr>
+    </w:lvl>
+    <w:lvl w:ilvl="3" w:tentative="1">
+      <w:start w:val="1"/>
+      <w:numFmt w:val="decimal"/>
+      <w:lvlText w:val="%4."/>
+      <w:lvlJc w:val="left"/>
+      <w:pPr>
+        <w:tabs>
+          <w:tab w:val="num" w:pos="2880"/>
+        </w:tabs>
+        <w:ind w:left="2880" w:hanging="360"/>
+      </w:pPr>
+    </w:lvl>
+    <w:lvl w:ilvl="4" w:tentative="1">
+      <w:start w:val="1"/>
+      <w:numFmt w:val="decimal"/>
+      <w:lvlText w:val="%5."/>
+      <w:lvlJc w:val="left"/>
+      <w:pPr>
+        <w:tabs>
+          <w:tab w:val="num" w:pos="3600"/>
+        </w:tabs>
+        <w:ind w:left="3600" w:hanging="360"/>
+      </w:pPr>
+    </w:lvl>
+    <w:lvl w:ilvl="5" w:tentative="1">
+      <w:start w:val="1"/>
+      <w:numFmt w:val="decimal"/>
+      <w:lvlText w:val="%6."/>
+      <w:lvlJc w:val="left"/>
+      <w:pPr>
+        <w:tabs>
+          <w:tab w:val="num" w:pos="4320"/>
+        </w:tabs>
+        <w:ind w:left="4320" w:hanging="360"/>
+      </w:pPr>
+    </w:lvl>
+    <w:lvl w:ilvl="6" w:tentative="1">
+      <w:start w:val="1"/>
+      <w:numFmt w:val="decimal"/>
+      <w:lvlText w:val="%7."/>
+      <w:lvlJc w:val="left"/>
+      <w:pPr>
+        <w:tabs>
+          <w:tab w:val="num" w:pos="5040"/>
+        </w:tabs>
+        <w:ind w:left="5040" w:hanging="360"/>
+      </w:pPr>
+    </w:lvl>
+    <w:lvl w:ilvl="7" w:tentative="1">
+      <w:start w:val="1"/>
+      <w:numFmt w:val="decimal"/>
+      <w:lvlText w:val="%8."/>
+      <w:lvlJc w:val="left"/>
+      <w:pPr>
+        <w:tabs>
+          <w:tab w:val="num" w:pos="5760"/>
+        </w:tabs>
+        <w:ind w:left="5760" w:hanging="360"/>
+      </w:pPr>
+    </w:lvl>
+    <w:lvl w:ilvl="8" w:tentative="1">
+      <w:start w:val="1"/>
+      <w:numFmt w:val="decimal"/>
+      <w:lvlText w:val="%9."/>
+      <w:lvlJc w:val="left"/>
+      <w:pPr>
+        <w:tabs>
+          <w:tab w:val="num" w:pos="6480"/>
+        </w:tabs>
+        <w:ind w:left="6480" w:hanging="360"/>
+      </w:pPr>
+    </w:lvl>
+  </w:abstractNum>
+  <w:abstractNum w:abstractNumId="21" w15:restartNumberingAfterBreak="0">
     <w:nsid w:val="432E04CD"/>
     <w:multiLevelType w:val="hybridMultilevel"/>
     <w:tmpl w:val="E0E44FEC"/>
@@ -6099,7 +7654,7 @@
       </w:rPr>
     </w:lvl>
   </w:abstractNum>
-  <w:abstractNum w:abstractNumId="17" w15:restartNumberingAfterBreak="0">
+  <w:abstractNum w:abstractNumId="22" w15:restartNumberingAfterBreak="0">
     <w:nsid w:val="4F2E53E9"/>
     <w:multiLevelType w:val="multilevel"/>
     <w:tmpl w:val="D7705B76"/>
@@ -6248,7 +7803,7 @@
       </w:rPr>
     </w:lvl>
   </w:abstractNum>
-  <w:abstractNum w:abstractNumId="18" w15:restartNumberingAfterBreak="0">
+  <w:abstractNum w:abstractNumId="23" w15:restartNumberingAfterBreak="0">
     <w:nsid w:val="4FE13C68"/>
     <w:multiLevelType w:val="multilevel"/>
     <w:tmpl w:val="521C5924"/>
@@ -6397,7 +7952,7 @@
       </w:rPr>
     </w:lvl>
   </w:abstractNum>
-  <w:abstractNum w:abstractNumId="19" w15:restartNumberingAfterBreak="0">
+  <w:abstractNum w:abstractNumId="24" w15:restartNumberingAfterBreak="0">
     <w:nsid w:val="57576D36"/>
     <w:multiLevelType w:val="multilevel"/>
     <w:tmpl w:val="1690D740"/>
@@ -6546,7 +8101,7 @@
       </w:rPr>
     </w:lvl>
   </w:abstractNum>
-  <w:abstractNum w:abstractNumId="20" w15:restartNumberingAfterBreak="0">
+  <w:abstractNum w:abstractNumId="25" w15:restartNumberingAfterBreak="0">
     <w:nsid w:val="577560E1"/>
     <w:multiLevelType w:val="multilevel"/>
     <w:tmpl w:val="B68A3986"/>
@@ -6695,7 +8250,7 @@
       </w:rPr>
     </w:lvl>
   </w:abstractNum>
-  <w:abstractNum w:abstractNumId="21" w15:restartNumberingAfterBreak="0">
+  <w:abstractNum w:abstractNumId="26" w15:restartNumberingAfterBreak="0">
     <w:nsid w:val="59EF6201"/>
     <w:multiLevelType w:val="multilevel"/>
     <w:tmpl w:val="1450B7E0"/>
@@ -6840,7 +8395,7 @@
       </w:rPr>
     </w:lvl>
   </w:abstractNum>
-  <w:abstractNum w:abstractNumId="22" w15:restartNumberingAfterBreak="0">
+  <w:abstractNum w:abstractNumId="27" w15:restartNumberingAfterBreak="0">
     <w:nsid w:val="5CB30398"/>
     <w:multiLevelType w:val="multilevel"/>
     <w:tmpl w:val="1F80B8B8"/>
@@ -6953,7 +8508,7 @@
       </w:pPr>
     </w:lvl>
   </w:abstractNum>
-  <w:abstractNum w:abstractNumId="23" w15:restartNumberingAfterBreak="0">
+  <w:abstractNum w:abstractNumId="28" w15:restartNumberingAfterBreak="0">
     <w:nsid w:val="63A0356A"/>
     <w:multiLevelType w:val="multilevel"/>
     <w:tmpl w:val="AD122768"/>
@@ -7102,7 +8657,7 @@
       </w:rPr>
     </w:lvl>
   </w:abstractNum>
-  <w:abstractNum w:abstractNumId="24" w15:restartNumberingAfterBreak="0">
+  <w:abstractNum w:abstractNumId="29" w15:restartNumberingAfterBreak="0">
     <w:nsid w:val="6B8D4D62"/>
     <w:multiLevelType w:val="multilevel"/>
     <w:tmpl w:val="DD6C3CDE"/>
@@ -7251,7 +8806,7 @@
       </w:rPr>
     </w:lvl>
   </w:abstractNum>
-  <w:abstractNum w:abstractNumId="25" w15:restartNumberingAfterBreak="0">
+  <w:abstractNum w:abstractNumId="30" w15:restartNumberingAfterBreak="0">
     <w:nsid w:val="6C7930D0"/>
     <w:multiLevelType w:val="hybridMultilevel"/>
     <w:tmpl w:val="E8F6B262"/>
@@ -7363,7 +8918,7 @@
       </w:rPr>
     </w:lvl>
   </w:abstractNum>
-  <w:abstractNum w:abstractNumId="26" w15:restartNumberingAfterBreak="0">
+  <w:abstractNum w:abstractNumId="31" w15:restartNumberingAfterBreak="0">
     <w:nsid w:val="72DC2139"/>
     <w:multiLevelType w:val="multilevel"/>
     <w:tmpl w:val="9998FAA4"/>
@@ -7512,86 +9067,235 @@
       </w:rPr>
     </w:lvl>
   </w:abstractNum>
+  <w:abstractNum w:abstractNumId="32" w15:restartNumberingAfterBreak="0">
+    <w:nsid w:val="74AF28DC"/>
+    <w:multiLevelType w:val="multilevel"/>
+    <w:tmpl w:val="66926C6A"/>
+    <w:lvl w:ilvl="0">
+      <w:start w:val="1"/>
+      <w:numFmt w:val="decimal"/>
+      <w:lvlText w:val="%1."/>
+      <w:lvlJc w:val="left"/>
+      <w:pPr>
+        <w:tabs>
+          <w:tab w:val="num" w:pos="720"/>
+        </w:tabs>
+        <w:ind w:left="720" w:hanging="360"/>
+      </w:pPr>
+    </w:lvl>
+    <w:lvl w:ilvl="1">
+      <w:start w:val="1"/>
+      <w:numFmt w:val="bullet"/>
+      <w:lvlText w:val="o"/>
+      <w:lvlJc w:val="left"/>
+      <w:pPr>
+        <w:tabs>
+          <w:tab w:val="num" w:pos="1440"/>
+        </w:tabs>
+        <w:ind w:left="1440" w:hanging="360"/>
+      </w:pPr>
+      <w:rPr>
+        <w:rFonts w:ascii="Courier New" w:hAnsi="Courier New" w:hint="default"/>
+        <w:sz w:val="20"/>
+      </w:rPr>
+    </w:lvl>
+    <w:lvl w:ilvl="2">
+      <w:start w:val="1"/>
+      <w:numFmt w:val="bullet"/>
+      <w:lvlText w:val=""/>
+      <w:lvlJc w:val="left"/>
+      <w:pPr>
+        <w:tabs>
+          <w:tab w:val="num" w:pos="2160"/>
+        </w:tabs>
+        <w:ind w:left="2160" w:hanging="360"/>
+      </w:pPr>
+      <w:rPr>
+        <w:rFonts w:ascii="Wingdings" w:hAnsi="Wingdings" w:hint="default"/>
+        <w:sz w:val="20"/>
+      </w:rPr>
+    </w:lvl>
+    <w:lvl w:ilvl="3" w:tentative="1">
+      <w:start w:val="1"/>
+      <w:numFmt w:val="decimal"/>
+      <w:lvlText w:val="%4."/>
+      <w:lvlJc w:val="left"/>
+      <w:pPr>
+        <w:tabs>
+          <w:tab w:val="num" w:pos="2880"/>
+        </w:tabs>
+        <w:ind w:left="2880" w:hanging="360"/>
+      </w:pPr>
+    </w:lvl>
+    <w:lvl w:ilvl="4" w:tentative="1">
+      <w:start w:val="1"/>
+      <w:numFmt w:val="decimal"/>
+      <w:lvlText w:val="%5."/>
+      <w:lvlJc w:val="left"/>
+      <w:pPr>
+        <w:tabs>
+          <w:tab w:val="num" w:pos="3600"/>
+        </w:tabs>
+        <w:ind w:left="3600" w:hanging="360"/>
+      </w:pPr>
+    </w:lvl>
+    <w:lvl w:ilvl="5" w:tentative="1">
+      <w:start w:val="1"/>
+      <w:numFmt w:val="decimal"/>
+      <w:lvlText w:val="%6."/>
+      <w:lvlJc w:val="left"/>
+      <w:pPr>
+        <w:tabs>
+          <w:tab w:val="num" w:pos="4320"/>
+        </w:tabs>
+        <w:ind w:left="4320" w:hanging="360"/>
+      </w:pPr>
+    </w:lvl>
+    <w:lvl w:ilvl="6" w:tentative="1">
+      <w:start w:val="1"/>
+      <w:numFmt w:val="decimal"/>
+      <w:lvlText w:val="%7."/>
+      <w:lvlJc w:val="left"/>
+      <w:pPr>
+        <w:tabs>
+          <w:tab w:val="num" w:pos="5040"/>
+        </w:tabs>
+        <w:ind w:left="5040" w:hanging="360"/>
+      </w:pPr>
+    </w:lvl>
+    <w:lvl w:ilvl="7" w:tentative="1">
+      <w:start w:val="1"/>
+      <w:numFmt w:val="decimal"/>
+      <w:lvlText w:val="%8."/>
+      <w:lvlJc w:val="left"/>
+      <w:pPr>
+        <w:tabs>
+          <w:tab w:val="num" w:pos="5760"/>
+        </w:tabs>
+        <w:ind w:left="5760" w:hanging="360"/>
+      </w:pPr>
+    </w:lvl>
+    <w:lvl w:ilvl="8" w:tentative="1">
+      <w:start w:val="1"/>
+      <w:numFmt w:val="decimal"/>
+      <w:lvlText w:val="%9."/>
+      <w:lvlJc w:val="left"/>
+      <w:pPr>
+        <w:tabs>
+          <w:tab w:val="num" w:pos="6480"/>
+        </w:tabs>
+        <w:ind w:left="6480" w:hanging="360"/>
+      </w:pPr>
+    </w:lvl>
+  </w:abstractNum>
   <w:num w:numId="1" w16cid:durableId="2048286395">
+    <w:abstractNumId w:val="15"/>
+  </w:num>
+  <w:num w:numId="2" w16cid:durableId="1499611260">
+    <w:abstractNumId w:val="18"/>
+  </w:num>
+  <w:num w:numId="3" w16cid:durableId="1412585629">
+    <w:abstractNumId w:val="13"/>
+  </w:num>
+  <w:num w:numId="4" w16cid:durableId="495655913">
+    <w:abstractNumId w:val="22"/>
+  </w:num>
+  <w:num w:numId="5" w16cid:durableId="2016684227">
+    <w:abstractNumId w:val="31"/>
+  </w:num>
+  <w:num w:numId="6" w16cid:durableId="663699987">
+    <w:abstractNumId w:val="1"/>
+  </w:num>
+  <w:num w:numId="7" w16cid:durableId="921796309">
+    <w:abstractNumId w:val="29"/>
+  </w:num>
+  <w:num w:numId="8" w16cid:durableId="587495402">
+    <w:abstractNumId w:val="5"/>
+  </w:num>
+  <w:num w:numId="9" w16cid:durableId="1293945484">
+    <w:abstractNumId w:val="9"/>
+  </w:num>
+  <w:num w:numId="10" w16cid:durableId="483813820">
+    <w:abstractNumId w:val="25"/>
+  </w:num>
+  <w:num w:numId="11" w16cid:durableId="1229077197">
+    <w:abstractNumId w:val="4"/>
+  </w:num>
+  <w:num w:numId="12" w16cid:durableId="2108890998">
+    <w:abstractNumId w:val="2"/>
+  </w:num>
+  <w:num w:numId="13" w16cid:durableId="336929861">
+    <w:abstractNumId w:val="17"/>
+  </w:num>
+  <w:num w:numId="14" w16cid:durableId="1308393391">
+    <w:abstractNumId w:val="12"/>
+  </w:num>
+  <w:num w:numId="15" w16cid:durableId="1955016542">
+    <w:abstractNumId w:val="16"/>
+  </w:num>
+  <w:num w:numId="16" w16cid:durableId="190151595">
+    <w:abstractNumId w:val="28"/>
+  </w:num>
+  <w:num w:numId="17" w16cid:durableId="1868370429">
+    <w:abstractNumId w:val="14"/>
+  </w:num>
+  <w:num w:numId="18" w16cid:durableId="802429575">
+    <w:abstractNumId w:val="30"/>
+  </w:num>
+  <w:num w:numId="19" w16cid:durableId="1134181427">
+    <w:abstractNumId w:val="21"/>
+  </w:num>
+  <w:num w:numId="20" w16cid:durableId="989869694">
     <w:abstractNumId w:val="11"/>
   </w:num>
-  <w:num w:numId="2" w16cid:durableId="1499611260">
-    <w:abstractNumId w:val="14"/>
+  <w:num w:numId="21" w16cid:durableId="6904096">
+    <w:abstractNumId w:val="27"/>
   </w:num>
-  <w:num w:numId="3" w16cid:durableId="1412585629">
-    <w:abstractNumId w:val="9"/>
+  <w:num w:numId="22" w16cid:durableId="1733193732">
+    <w:abstractNumId w:val="19"/>
   </w:num>
-  <w:num w:numId="4" w16cid:durableId="495655913">
-    <w:abstractNumId w:val="17"/>
+  <w:num w:numId="23" w16cid:durableId="912004355">
+    <w:abstractNumId w:val="8"/>
   </w:num>
-  <w:num w:numId="5" w16cid:durableId="2016684227">
+  <w:num w:numId="24" w16cid:durableId="1215459976">
     <w:abstractNumId w:val="26"/>
   </w:num>
-  <w:num w:numId="6" w16cid:durableId="663699987">
-    <w:abstractNumId w:val="0"/>
+  <w:num w:numId="25" w16cid:durableId="764545152">
+    <w:abstractNumId w:val="10"/>
   </w:num>
-  <w:num w:numId="7" w16cid:durableId="921796309">
+  <w:num w:numId="26" w16cid:durableId="588386843">
+    <w:abstractNumId w:val="23"/>
+  </w:num>
+  <w:num w:numId="27" w16cid:durableId="490829993">
     <w:abstractNumId w:val="24"/>
   </w:num>
-  <w:num w:numId="8" w16cid:durableId="587495402">
+  <w:num w:numId="28" w16cid:durableId="1298336947">
+    <w:abstractNumId w:val="32"/>
+  </w:num>
+  <w:num w:numId="29" w16cid:durableId="1442726046">
+    <w:abstractNumId w:val="32"/>
+    <w:lvlOverride w:ilvl="2">
+      <w:lvl w:ilvl="2">
+        <w:numFmt w:val="decimal"/>
+        <w:lvlText w:val="%3."/>
+        <w:lvlJc w:val="left"/>
+      </w:lvl>
+    </w:lvlOverride>
+  </w:num>
+  <w:num w:numId="30" w16cid:durableId="2125153084">
+    <w:abstractNumId w:val="7"/>
+  </w:num>
+  <w:num w:numId="31" w16cid:durableId="1047922345">
+    <w:abstractNumId w:val="6"/>
+  </w:num>
+  <w:num w:numId="32" w16cid:durableId="1047415032">
+    <w:abstractNumId w:val="20"/>
+  </w:num>
+  <w:num w:numId="33" w16cid:durableId="1911890345">
     <w:abstractNumId w:val="3"/>
   </w:num>
-  <w:num w:numId="9" w16cid:durableId="1293945484">
-    <w:abstractNumId w:val="5"/>
-  </w:num>
-  <w:num w:numId="10" w16cid:durableId="483813820">
-    <w:abstractNumId w:val="20"/>
-  </w:num>
-  <w:num w:numId="11" w16cid:durableId="1229077197">
-    <w:abstractNumId w:val="2"/>
-  </w:num>
-  <w:num w:numId="12" w16cid:durableId="2108890998">
-    <w:abstractNumId w:val="1"/>
-  </w:num>
-  <w:num w:numId="13" w16cid:durableId="336929861">
-    <w:abstractNumId w:val="13"/>
-  </w:num>
-  <w:num w:numId="14" w16cid:durableId="1308393391">
-    <w:abstractNumId w:val="8"/>
-  </w:num>
-  <w:num w:numId="15" w16cid:durableId="1955016542">
-    <w:abstractNumId w:val="12"/>
-  </w:num>
-  <w:num w:numId="16" w16cid:durableId="190151595">
-    <w:abstractNumId w:val="23"/>
-  </w:num>
-  <w:num w:numId="17" w16cid:durableId="1868370429">
-    <w:abstractNumId w:val="10"/>
-  </w:num>
-  <w:num w:numId="18" w16cid:durableId="802429575">
-    <w:abstractNumId w:val="25"/>
-  </w:num>
-  <w:num w:numId="19" w16cid:durableId="1134181427">
-    <w:abstractNumId w:val="16"/>
-  </w:num>
-  <w:num w:numId="20" w16cid:durableId="989869694">
-    <w:abstractNumId w:val="7"/>
-  </w:num>
-  <w:num w:numId="21" w16cid:durableId="6904096">
-    <w:abstractNumId w:val="22"/>
-  </w:num>
-  <w:num w:numId="22" w16cid:durableId="1733193732">
-    <w:abstractNumId w:val="15"/>
-  </w:num>
-  <w:num w:numId="23" w16cid:durableId="912004355">
-    <w:abstractNumId w:val="4"/>
-  </w:num>
-  <w:num w:numId="24" w16cid:durableId="1215459976">
-    <w:abstractNumId w:val="21"/>
-  </w:num>
-  <w:num w:numId="25" w16cid:durableId="764545152">
-    <w:abstractNumId w:val="6"/>
-  </w:num>
-  <w:num w:numId="26" w16cid:durableId="588386843">
-    <w:abstractNumId w:val="18"/>
-  </w:num>
-  <w:num w:numId="27" w16cid:durableId="490829993">
-    <w:abstractNumId w:val="19"/>
+  <w:num w:numId="34" w16cid:durableId="52848716">
+    <w:abstractNumId w:val="0"/>
   </w:num>
 </w:numbering>
 </file>
@@ -8199,7 +9903,6 @@
   <w:style w:type="character" w:default="1" w:styleId="Carpredefinitoparagrafo">
     <w:name w:val="Default Paragraph Font"/>
     <w:uiPriority w:val="1"/>
-    <w:semiHidden/>
     <w:unhideWhenUsed/>
   </w:style>
   <w:style w:type="table" w:default="1" w:styleId="Tabellanormale">

--- a/DocumentazioneProgettoCalendar.docx
+++ b/DocumentazioneProgettoCalendar.docx
@@ -2015,6 +2015,7 @@
           <w:ilvl w:val="0"/>
           <w:numId w:val="22"/>
         </w:numPr>
+        <w:jc w:val="both"/>
       </w:pPr>
       <w:proofErr w:type="spellStart"/>
       <w:r>
@@ -2787,18 +2788,10 @@
       </w:pPr>
       <w:r>
         <w:rPr>
-          <w:rFonts w:ascii="Segoe UI Emoji" w:hAnsi="Segoe UI Emoji" w:cs="Segoe UI Emoji"/>
-          <w:b/>
-          <w:bCs/>
-        </w:rPr>
-        <w:t>🔁</w:t>
-      </w:r>
-      <w:r>
-        <w:rPr>
-          <w:b/>
-          <w:bCs/>
-        </w:rPr>
-        <w:t xml:space="preserve"> Sincronizzazione automatica tramite GitHub Actions e Google Apps Script</w:t>
+          <w:b/>
+          <w:bCs/>
+        </w:rPr>
+        <w:t>Sincronizzazione automatica tramite GitHub Actions e Google Apps Script</w:t>
       </w:r>
     </w:p>
     <w:p>
@@ -3560,7 +3553,7 @@
           <w:bCs/>
         </w:rPr>
         <w:pict w14:anchorId="0D735E32">
-          <v:rect id="_x0000_i1048" style="width:0;height:1.5pt" o:hralign="center" o:hrstd="t" o:hr="t" fillcolor="#a0a0a0" stroked="f"/>
+          <v:rect id="_x0000_i1039" style="width:0;height:1.5pt" o:hralign="center" o:hrstd="t" o:hr="t" fillcolor="#a0a0a0" stroked="f"/>
         </w:pict>
       </w:r>
     </w:p>
@@ -3573,14 +3566,6 @@
       </w:pPr>
       <w:r>
         <w:rPr>
-          <w:rFonts w:ascii="Segoe UI Emoji" w:hAnsi="Segoe UI Emoji" w:cs="Segoe UI Emoji"/>
-          <w:b/>
-          <w:bCs/>
-        </w:rPr>
-        <w:t>📆</w:t>
-      </w:r>
-      <w:r>
-        <w:rPr>
           <w:b/>
           <w:bCs/>
         </w:rPr>
@@ -3600,7 +3585,7 @@
           <w:b/>
           <w:bCs/>
         </w:rPr>
-        <w:t xml:space="preserve"> (per Studenti e Docenti)</w:t>
+        <w:t xml:space="preserve"> (per Studenti)</w:t>
       </w:r>
     </w:p>
     <w:p>
@@ -4096,16 +4081,26 @@
     </w:p>
     <w:p>
       <w:pPr>
-        <w:rPr>
-          <w:b/>
-          <w:bCs/>
-        </w:rPr>
-      </w:pPr>
-      <w:r>
-        <w:rPr>
-          <w:b/>
-          <w:bCs/>
-        </w:rPr>
+        <w:ind w:left="720"/>
+        <w:rPr>
+          <w:b/>
+          <w:bCs/>
+        </w:rPr>
+      </w:pPr>
+    </w:p>
+    <w:p>
+      <w:pPr>
+        <w:rPr>
+          <w:b/>
+          <w:bCs/>
+        </w:rPr>
+      </w:pPr>
+      <w:r>
+        <w:rPr>
+          <w:b/>
+          <w:bCs/>
+        </w:rPr>
+        <w:lastRenderedPageBreak/>
         <w:t>Calendari separati</w:t>
       </w:r>
     </w:p>
@@ -4125,62 +4120,7 @@
           <w:b/>
           <w:bCs/>
         </w:rPr>
-        <w:lastRenderedPageBreak/>
         <w:t>Studenti: un calendario per ogni corso (es. FUST2, CYSE2…).</w:t>
-      </w:r>
-    </w:p>
-    <w:p>
-      <w:pPr>
-        <w:numPr>
-          <w:ilvl w:val="0"/>
-          <w:numId w:val="33"/>
-        </w:numPr>
-        <w:rPr>
-          <w:b/>
-          <w:bCs/>
-        </w:rPr>
-      </w:pPr>
-      <w:r>
-        <w:rPr>
-          <w:b/>
-          <w:bCs/>
-        </w:rPr>
-        <w:t>Docenti: calendari individuali o condivisi per gruppo.</w:t>
-      </w:r>
-    </w:p>
-    <w:p>
-      <w:pPr>
-        <w:numPr>
-          <w:ilvl w:val="0"/>
-          <w:numId w:val="33"/>
-        </w:numPr>
-        <w:rPr>
-          <w:b/>
-          <w:bCs/>
-        </w:rPr>
-      </w:pPr>
-      <w:r>
-        <w:rPr>
-          <w:b/>
-          <w:bCs/>
-        </w:rPr>
-        <w:t xml:space="preserve">Ogni sito (Docenti e Studenti) gestisce in autonomia i propri ID </w:t>
-      </w:r>
-      <w:proofErr w:type="spellStart"/>
-      <w:r>
-        <w:rPr>
-          <w:b/>
-          <w:bCs/>
-        </w:rPr>
-        <w:t>Calendar</w:t>
-      </w:r>
-      <w:proofErr w:type="spellEnd"/>
-      <w:r>
-        <w:rPr>
-          <w:b/>
-          <w:bCs/>
-        </w:rPr>
-        <w:t>.</w:t>
       </w:r>
     </w:p>
     <w:p>
@@ -4242,7 +4182,7 @@
       </w:pPr>
       <w:r>
         <w:pict w14:anchorId="6B7ED776">
-          <v:rect id="_x0000_i1039" style="width:0;height:1.5pt" o:hralign="center" o:hrstd="t" o:hr="t" fillcolor="#a0a0a0" stroked="f"/>
+          <v:rect id="_x0000_i1040" style="width:0;height:1.5pt" o:hralign="center" o:hrstd="t" o:hr="t" fillcolor="#a0a0a0" stroked="f"/>
         </w:pict>
       </w:r>
     </w:p>
@@ -4303,7 +4243,7 @@
     <w:p>
       <w:r>
         <w:pict w14:anchorId="7C1CB7B6">
-          <v:rect id="_x0000_i1040" style="width:0;height:1.5pt" o:hralign="center" o:hrstd="t" o:hr="t" fillcolor="#a0a0a0" stroked="f"/>
+          <v:rect id="_x0000_i1041" style="width:0;height:1.5pt" o:hralign="center" o:hrstd="t" o:hr="t" fillcolor="#a0a0a0" stroked="f"/>
         </w:pict>
       </w:r>
     </w:p>
@@ -4347,7 +4287,7 @@
     <w:p>
       <w:r>
         <w:pict w14:anchorId="1FD10F0A">
-          <v:rect id="_x0000_i1041" style="width:0;height:1.5pt" o:hralign="center" o:hrstd="t" o:hr="t" fillcolor="#a0a0a0" stroked="f"/>
+          <v:rect id="_x0000_i1042" style="width:0;height:1.5pt" o:hralign="center" o:hrstd="t" o:hr="t" fillcolor="#a0a0a0" stroked="f"/>
         </w:pict>
       </w:r>
     </w:p>
@@ -4384,51 +4324,6 @@
       <w:r>
         <w:t xml:space="preserve"> GitHub</w:t>
       </w:r>
-    </w:p>
-    <w:p>
-      <w:pPr>
-        <w:numPr>
-          <w:ilvl w:val="0"/>
-          <w:numId w:val="16"/>
-        </w:numPr>
-      </w:pPr>
-      <w:proofErr w:type="spellStart"/>
-      <w:r>
-        <w:t>Branch</w:t>
-      </w:r>
-      <w:proofErr w:type="spellEnd"/>
-      <w:r>
-        <w:t xml:space="preserve"> usati: </w:t>
-      </w:r>
-      <w:proofErr w:type="spellStart"/>
-      <w:r>
-        <w:t>Main</w:t>
-      </w:r>
-      <w:proofErr w:type="spellEnd"/>
-      <w:r>
-        <w:t xml:space="preserve">, </w:t>
-      </w:r>
-      <w:proofErr w:type="spellStart"/>
-      <w:r>
-        <w:t>Obitettivo</w:t>
-      </w:r>
-      <w:proofErr w:type="spellEnd"/>
-      <w:r>
-        <w:t xml:space="preserve"> 2, New-Style-</w:t>
-      </w:r>
-      <w:proofErr w:type="spellStart"/>
-      <w:r>
-        <w:t>Css</w:t>
-      </w:r>
-      <w:proofErr w:type="spellEnd"/>
-      <w:r>
-        <w:t xml:space="preserve">, </w:t>
-      </w:r>
-      <w:proofErr w:type="spellStart"/>
-      <w:r>
-        <w:t>Sync</w:t>
-      </w:r>
-      <w:proofErr w:type="spellEnd"/>
     </w:p>
     <w:p>
       <w:pPr>
@@ -9903,6 +9798,7 @@
   <w:style w:type="character" w:default="1" w:styleId="Carpredefinitoparagrafo">
     <w:name w:val="Default Paragraph Font"/>
     <w:uiPriority w:val="1"/>
+    <w:semiHidden/>
     <w:unhideWhenUsed/>
   </w:style>
   <w:style w:type="table" w:default="1" w:styleId="Tabellanormale">
